--- a/courts/eleventh-circuit/georgia/state/court-of-appeals/motion-brief/usage/OUTPUT-motion-brief.docx
+++ b/courts/eleventh-circuit/georgia/state/court-of-appeals/motion-brief/usage/OUTPUT-motion-brief.docx
@@ -4,7 +4,7 @@
   <w:body>
     <w:p>
       <w:pPr>
-        <w:spacing w:before="0" w:after="0" w:line="240" w:lineRule="auto"/>
+        <w:spacing w:before="0" w:after="0" w:line="400" w:lineRule="exact"/>
         <w:ind w:left="0" w:right="0" w:firstLine="0"/>
         <w:jc w:val="center"/>
       </w:pPr>
@@ -18,7 +18,7 @@
     </w:p>
     <w:p>
       <w:pPr>
-        <w:spacing w:before="0" w:after="240" w:line="240" w:lineRule="auto"/>
+        <w:spacing w:before="0" w:after="240" w:line="400" w:lineRule="exact"/>
         <w:ind w:left="0" w:right="0" w:firstLine="0"/>
       </w:pPr>
     </w:p>
@@ -57,25 +57,25 @@
           </w:tcPr>
           <w:p>
             <w:pPr>
-              <w:spacing w:before="0" w:after="0" w:line="240" w:lineRule="auto"/>
+              <w:spacing w:before="0" w:after="0" w:line="400" w:lineRule="exact"/>
               <w:ind w:left="0" w:right="0" w:firstLine="0"/>
             </w:pPr>
             <w:r>
-              <w:t xml:space="preserve">JANE DOE,</w:t>
+              <w:t xml:space="preserve">STATE OF GEORGIA,</w:t>
             </w:r>
           </w:p>
           <w:p>
             <w:pPr>
-              <w:spacing w:before="0" w:after="0" w:line="240" w:lineRule="auto"/>
+              <w:spacing w:before="0" w:after="0" w:line="400" w:lineRule="exact"/>
               <w:ind w:left="420" w:right="0" w:firstLine="0"/>
             </w:pPr>
             <w:r>
-              <w:t xml:space="preserve">Plaintiff-Appellant,</w:t>
+              <w:t xml:space="preserve">Defendant-Appellant,</w:t>
             </w:r>
           </w:p>
           <w:p>
             <w:pPr>
-              <w:spacing w:before="0" w:after="0" w:line="240" w:lineRule="auto"/>
+              <w:spacing w:before="0" w:after="0" w:line="400" w:lineRule="exact"/>
               <w:ind w:left="0" w:right="0" w:firstLine="0"/>
             </w:pPr>
             <w:r>
@@ -84,7 +84,7 @@
           </w:p>
           <w:p>
             <w:pPr>
-              <w:spacing w:before="0" w:after="0" w:line="240" w:lineRule="auto"/>
+              <w:spacing w:before="0" w:after="0" w:line="400" w:lineRule="exact"/>
               <w:ind w:left="420" w:right="0" w:firstLine="0"/>
             </w:pPr>
             <w:r>
@@ -93,20 +93,20 @@
           </w:p>
           <w:p>
             <w:pPr>
-              <w:spacing w:before="0" w:after="0" w:line="240" w:lineRule="auto"/>
+              <w:spacing w:before="0" w:after="0" w:line="400" w:lineRule="exact"/>
               <w:ind w:left="0" w:right="0" w:firstLine="0"/>
             </w:pPr>
             <w:r>
-              <w:t xml:space="preserve">ACME HOLDINGS, LLC,</w:t>
+              <w:t xml:space="preserve">DEMOCRATIC PARTY OF GEORGIA, INC., DSCC, AND WARNOCK FOR GEORGIA,</w:t>
             </w:r>
           </w:p>
           <w:p>
             <w:pPr>
-              <w:spacing w:before="0" w:after="0" w:line="240" w:lineRule="auto"/>
+              <w:spacing w:before="0" w:after="0" w:line="400" w:lineRule="exact"/>
               <w:ind w:left="420" w:right="0" w:firstLine="0"/>
             </w:pPr>
             <w:r>
-              <w:t xml:space="preserve">Defendant-Appellee.</w:t>
+              <w:t xml:space="preserve">Plaintiffs-Appellees.</w:t>
             </w:r>
           </w:p>
         </w:tc>
@@ -116,7 +116,7 @@
           </w:tcPr>
           <w:p>
             <w:pPr>
-              <w:spacing w:before="0" w:after="0" w:line="240" w:lineRule="auto"/>
+              <w:spacing w:before="0" w:after="0" w:line="400" w:lineRule="exact"/>
               <w:ind w:left="0" w:right="0" w:firstLine="0"/>
             </w:pPr>
           </w:p>
@@ -127,20 +127,20 @@
           </w:tcPr>
           <w:p>
             <w:pPr>
-              <w:spacing w:before="0" w:after="0" w:line="240" w:lineRule="auto"/>
+              <w:spacing w:before="0" w:after="0" w:line="400" w:lineRule="exact"/>
               <w:ind w:left="0" w:right="0" w:firstLine="0"/>
             </w:pPr>
             <w:r>
-              <w:t xml:space="preserve">Case No. A26A0123</w:t>
+              <w:t xml:space="preserve">Case No. ____________</w:t>
             </w:r>
           </w:p>
           <w:p>
             <w:pPr>
-              <w:spacing w:before="240" w:after="0" w:line="240" w:lineRule="auto"/>
+              <w:spacing w:before="240" w:after="0" w:line="400" w:lineRule="exact"/>
               <w:ind w:left="0" w:right="0" w:firstLine="0"/>
             </w:pPr>
             <w:r>
-              <w:t xml:space="preserve">Trial Court Civil Action No. 2025-CV-004417</w:t>
+              <w:t xml:space="preserve">On Appeal from the Superior Court of Fulton County, Case No. 2022-CV-372734</w:t>
             </w:r>
           </w:p>
         </w:tc>
@@ -148,19 +148,19 @@
     </w:tbl>
     <w:p>
       <w:pPr>
-        <w:spacing w:before="0" w:after="0" w:line="240" w:lineRule="auto"/>
+        <w:spacing w:before="0" w:after="0" w:line="400" w:lineRule="exact"/>
         <w:ind w:left="0" w:right="0" w:firstLine="0"/>
       </w:pPr>
     </w:p>
     <w:p>
       <w:pPr>
-        <w:spacing w:before="480" w:after="0" w:line="240" w:lineRule="auto"/>
+        <w:spacing w:before="480" w:after="0" w:line="400" w:lineRule="exact"/>
         <w:ind w:left="0" w:right="0" w:firstLine="0"/>
       </w:pPr>
     </w:p>
     <w:p>
       <w:pPr>
-        <w:spacing w:before="0" w:after="0" w:line="240" w:lineRule="auto"/>
+        <w:spacing w:before="0" w:after="0" w:line="400" w:lineRule="exact"/>
         <w:ind w:left="702" w:right="702" w:firstLine="0"/>
         <w:jc w:val="center"/>
       </w:pPr>
@@ -169,38 +169,243 @@
           <w:b/>
           <w:bCs/>
         </w:rPr>
-        <w:t xml:space="preserve">Appellee’s Motion to Dismiss Appeal as Untimely</w:t>
-      </w:r>
-    </w:p>
-    <w:p>
-      <w:pPr>
-        <w:spacing w:before="480" w:after="0" w:line="240" w:lineRule="auto"/>
+        <w:t xml:space="preserve">Emergency Motion for Supersedeas</w:t>
+      </w:r>
+    </w:p>
+    <w:p>
+      <w:pPr>
+        <w:spacing w:before="480" w:after="0" w:line="400" w:lineRule="exact"/>
         <w:ind w:left="0" w:right="0" w:firstLine="0"/>
       </w:pPr>
     </w:p>
     <w:p>
       <w:pPr>
+        <w:pStyle w:val="Heading1"/>
+      </w:pPr>
+      <w:bookmarkStart w:id="9" w:name="_introduction"/>
+      <w:r>
+        <w:t xml:space="preserve">Introduction</w:t>
+      </w:r>
+      <w:bookmarkEnd w:id="9"/>
+    </w:p>
+    <w:p>
+      <w:pPr>
         <w:pStyle w:val="FirstParagraph"/>
       </w:pPr>
       <w:r>
-        <w:t xml:space="preserve">Appellee Acme Holdings, LLC moves the Court to dismiss this appeal as untimely. The notice of appeal was filed 33 days after the trial court entered its final judgment, and the 30-day period for filing a notice of appeal under O.C.G.A. § 5-6-38(a) expired on the 30th day. The Court lacks jurisdiction over an untimely appeal, and the appeal must be dismissed. This motion is supported by the record and the argument below.</w:t>
-      </w:r>
-    </w:p>
-    <w:bookmarkStart w:id="20" w:name="statement-of-the-case"/>
+        <w:t xml:space="preserve">This appeal and emergency motion arise out of the Superior Court of Fulton County’s erroneous November 18, 2022 order (the “Order,” attached as Exhibit A) enjoining the State and its agencies from enforcing the rules for advance voting—specifically, the prohibition on advance voting the Saturday after a State Holiday in O.C.G.A. § 21-2-385(d)(1)</w:t>
+      </w:r>
+      <w:r>
+        <w:rPr>
+          <w:rStyle w:val="FootnoteReference"/>
+        </w:rPr>
+        <w:footnoteReference w:id="10"/>
+      </w:r>
+      <w:r>
+        <w:t xml:space="preserve">—for the United States Senate runoff election. Given the fast-approaching election and the threat that the State’s appeal will imminently become moot, the State requests that the Court issue an emergency stay pending appeal. Each of the factors this Court examines before issuing a stay supports the State’s request.</w:t>
+      </w:r>
+      <w:r>
+        <w:t xml:space="preserve"> </w:t>
+      </w:r>
+      <w:r>
+        <w:rPr>
+          <w:i/>
+          <w:iCs/>
+        </w:rPr>
+        <w:t xml:space="preserve">See Green Bull Georgia Partners, LLC v. Register</w:t>
+      </w:r>
+      <w:r>
+        <w:t xml:space="preserve">, 301 Ga. 472, 474 (2017).</w:t>
+      </w:r>
+    </w:p>
+    <w:p>
+      <w:pPr>
+        <w:pStyle w:val="BodyText"/>
+      </w:pPr>
+      <w:r>
+        <w:rPr>
+          <w:i/>
+          <w:iCs/>
+        </w:rPr>
+        <w:t xml:space="preserve">First</w:t>
+      </w:r>
+      <w:r>
+        <w:t xml:space="preserve">, the State is likely to succeed on the merits because the Superior Court committed two legal errors which are subject to this Court’s</w:t>
+      </w:r>
+      <w:r>
+        <w:t xml:space="preserve"> </w:t>
+      </w:r>
+      <w:r>
+        <w:rPr>
+          <w:i/>
+          <w:iCs/>
+        </w:rPr>
+        <w:t xml:space="preserve">de novo</w:t>
+      </w:r>
+      <w:r>
+        <w:t xml:space="preserve"> </w:t>
+      </w:r>
+      <w:r>
+        <w:t xml:space="preserve">review. As a threshold matter, the Order is barred by sovereign immunity or represents a misapplication of the Declaratory Judgment Act. Ga. Const. art. I, § II, par. V(b); O.C.G.A. § 9-4-5. The Constitution waives sovereign immunity for injunctive relief only</w:t>
+      </w:r>
+      <w:r>
+        <w:t xml:space="preserve"> </w:t>
+      </w:r>
+      <w:r>
+        <w:rPr>
+          <w:i/>
+          <w:iCs/>
+        </w:rPr>
+        <w:t xml:space="preserve">after</w:t>
+      </w:r>
+      <w:r>
+        <w:t xml:space="preserve"> </w:t>
+      </w:r>
+      <w:r>
+        <w:t xml:space="preserve">the entry of a final declaratory judgment on the merits. But here, the Superior Court could not enter a final order because (1) the State had not been served; and (2) the Declaratory Judgment Act was not satisfied. Sovereign immunity, therefore, still applies and deprives the Superior Court of jurisdiction to order relief.</w:t>
+      </w:r>
+    </w:p>
+    <w:p>
+      <w:pPr>
+        <w:pStyle w:val="BodyText"/>
+      </w:pPr>
+      <w:r>
+        <w:t xml:space="preserve">Notwithstanding this threshold lack of jurisdiction, the plain language of O.C.G.A. § 21-2-385(d)(1) also precludes advance voting in runoff elections on the Saturday after Thanksgiving. Specifically, the Legislature authorized advance voting on some Saturdays, but not when the Saturday “follows a public and legal holiday occurring on the Thursday or Friday immediately preceding.”</w:t>
+      </w:r>
+      <w:r>
+        <w:t xml:space="preserve"> </w:t>
+      </w:r>
+      <w:r>
+        <w:rPr>
+          <w:i/>
+          <w:iCs/>
+        </w:rPr>
+        <w:t xml:space="preserve">Id.</w:t>
+      </w:r>
+      <w:r>
+        <w:t xml:space="preserve"> </w:t>
+      </w:r>
+      <w:r>
+        <w:t xml:space="preserve">(the “Holiday-Weekend Clause”).</w:t>
+      </w:r>
+    </w:p>
+    <w:p>
+      <w:pPr>
+        <w:pStyle w:val="BodyText"/>
+      </w:pPr>
+      <w:r>
+        <w:t xml:space="preserve">The Order recognizes this prohibition, but it erroneously concluded that the Holiday-Weekend Clause applies only to a “primary” or an “election,” and not a “runoff,” which cannot exist outside of a primary or election. Thus, the Superior Court’s interpretation fundamentally misses the mark by ignoring that the Senate runoff election</w:t>
+      </w:r>
+      <w:r>
+        <w:t xml:space="preserve"> </w:t>
+      </w:r>
+      <w:r>
+        <w:rPr>
+          <w:i/>
+          <w:iCs/>
+        </w:rPr>
+        <w:t xml:space="preserve">is</w:t>
+      </w:r>
+      <w:r>
+        <w:t xml:space="preserve"> </w:t>
+      </w:r>
+      <w:r>
+        <w:t xml:space="preserve">an “election” as that term is defined and used in the Election Code and the Georgia Constitution.</w:t>
+      </w:r>
+      <w:r>
+        <w:t xml:space="preserve"> </w:t>
+      </w:r>
+      <w:r>
+        <w:rPr>
+          <w:i/>
+          <w:iCs/>
+        </w:rPr>
+        <w:t xml:space="preserve">See</w:t>
+      </w:r>
+      <w:r>
+        <w:t xml:space="preserve"> </w:t>
+      </w:r>
+      <w:r>
+        <w:t xml:space="preserve">Ga. Const. art. I, § II, par. II; O.C.G.A. § 21-2-501(a). Specifically, the Election Code creates primaries and elections.</w:t>
+      </w:r>
+      <w:r>
+        <w:rPr>
+          <w:rStyle w:val="FootnoteReference"/>
+        </w:rPr>
+        <w:footnoteReference w:id="11"/>
+      </w:r>
+      <w:r>
+        <w:t xml:space="preserve"> </w:t>
+      </w:r>
+      <w:r>
+        <w:t xml:space="preserve">Runoff elections are merely extensions of those two categories and, contrary to the Order’s reasoning, not a third type of election altogether. The rules that govern voting in primaries and elections—including the Holiday-Weekend Clause—therefore apply as equally to any runoff election as they do to those same primaries and elections. Any other conclusion not only betrays the plain statutory text, but also risks barring weekend voting in runoff elections altogether.</w:t>
+      </w:r>
+    </w:p>
+    <w:p>
+      <w:pPr>
+        <w:pStyle w:val="BodyText"/>
+      </w:pPr>
+      <w:r>
+        <w:rPr>
+          <w:i/>
+          <w:iCs/>
+        </w:rPr>
+        <w:t xml:space="preserve">Second</w:t>
+      </w:r>
+      <w:r>
+        <w:t xml:space="preserve">, the equities weigh in favor of granting a stay. The Superior Court’s erroneous ruling barely a week before the beginning of advance voting not only undermines Georgia’s election laws, but it also risks causing significant confusion among voters, creating a lack of uniformity among counties in the run-up to the election, and imposing significant burdens on election workers on a holiday weekend.</w:t>
+      </w:r>
+    </w:p>
+    <w:p>
+      <w:pPr>
+        <w:pStyle w:val="BodyText"/>
+      </w:pPr>
+      <w:r>
+        <w:t xml:space="preserve">Given the fast-approaching election which would moot the appeal and the State’s likelihood of success on the merits of its appeal, a stay of the Superior Court’s order (the “Order”) is warranted and review is needed on an emergency basis.</w:t>
+      </w:r>
+    </w:p>
+    <w:p>
+      <w:pPr>
+        <w:pStyle w:val="BodyText"/>
+      </w:pPr>
+      <w:r>
+        <w:t xml:space="preserve">Likewise, the Court should issue an administrative stay while it considers this motion.</w:t>
+      </w:r>
+    </w:p>
     <w:p>
       <w:pPr>
         <w:pStyle w:val="Heading1"/>
       </w:pPr>
-      <w:r>
-        <w:t xml:space="preserve">Statement of the Case</w:t>
-      </w:r>
+      <w:bookmarkStart w:id="12" w:name="_jurisdiction"/>
+      <w:r>
+        <w:t xml:space="preserve">Jurisdiction</w:t>
+      </w:r>
+      <w:bookmarkEnd w:id="12"/>
     </w:p>
     <w:p>
       <w:pPr>
         <w:pStyle w:val="FirstParagraph"/>
       </w:pPr>
       <w:r>
-        <w:t xml:space="preserve">Plaintiff Jane Doe sued Acme Holdings for breach of a commercial lease. After a bench trial, the trial court entered a final judgment in favor of Acme on March 3, 2026. Ms. Doe did not file a motion for new trial, and she did not request an extension of time to appeal.</w:t>
+        <w:t xml:space="preserve">On November 18, 2022, the Superior Court issued an interlocutory injunction and declaratory judgment against the State. That decision was immediately appealable under O.C.G.A. § 5-6-34(a)(4), and appellate jurisdiction lies in this Court. Ga. Const. art. VI, § 5, par. III; O.C.G.A. § 15-3-3.1(a)(2). Further, while a creature of the Superior Court’s Order alone, a grant of a “declaratory injunction” is, in effect, a declaratory judgment that is immediately appealable. O.C.G.A. § 9-4-2.</w:t>
+      </w:r>
+    </w:p>
+    <w:p>
+      <w:pPr>
+        <w:pStyle w:val="Heading1"/>
+      </w:pPr>
+      <w:bookmarkStart w:id="13" w:name="_background"/>
+      <w:r>
+        <w:t xml:space="preserve">Background</w:t>
+      </w:r>
+      <w:bookmarkEnd w:id="13"/>
+    </w:p>
+    <w:p>
+      <w:pPr>
+        <w:pStyle w:val="FirstParagraph"/>
+      </w:pPr>
+      <w:r>
+        <w:t xml:space="preserve">After several lengthy runoff elections, in 2021, the General Assembly chose to return to a 28-day runoff period for primaries and elections for federal office and amend the provisions governing advanced voting in such primaries and elections. O.C.G.A. §§ 21-2-501(a)(1); Ga. L. 2021 p. 14 §§ 42, 28; O.C.G.A. §§ 21-2-501(a)(1) (shortening the runoff time); 21-2-385(d)(1) (providing for advance voting in runoff elections). Several elections since have been governed by these new rules, including 2021’s municipal runoff elections.</w:t>
       </w:r>
     </w:p>
     <w:p>
@@ -208,34 +413,272 @@
         <w:pStyle w:val="BodyText"/>
       </w:pPr>
       <w:r>
-        <w:t xml:space="preserve">On April 6, 2026, thirty-four days after the judgment, Ms. Doe filed a notice of appeal. The notice is stamped with the clerk’s receipt date. Acme has not waived the defect, and it raises it here at the first opportunity.</w:t>
-      </w:r>
-    </w:p>
-    <w:bookmarkEnd w:id="20"/>
-    <w:bookmarkStart w:id="26" w:name="argument-and-citation-of-authority"/>
+        <w:t xml:space="preserve">The 2022 statewide general election in Georgia was held on November 8th. No candidate for the office of United States Senate received a majority of votes. Consequently, the general election is continuing to a runoff election between the top two candidates. O.C.G.A. § 21-2-501(a)(1).</w:t>
+      </w:r>
+    </w:p>
+    <w:p>
+      <w:pPr>
+        <w:pStyle w:val="BodyText"/>
+      </w:pPr>
+      <w:r>
+        <w:t xml:space="preserve">On November 12, 2022, the Secretary of State’s office issued guidance to county elections officials regarding certification of the general election results and preparation for the Senate runoff election. Exhibit C, November 12, 2022 Official Election Bulletin. The guidance advised that advance voting for the December 6th general election runoff,</w:t>
+      </w:r>
+    </w:p>
+    <w:p>
+      <w:pPr>
+        <w:pStyle w:val="Compact"/>
+        <w:numPr>
+          <w:ilvl w:val="0"/>
+          <w:numId w:val="1001"/>
+        </w:numPr>
+      </w:pPr>
+      <w:r>
+        <w:t xml:space="preserve">Must begin as soon as possible prior to the runoff election and no later than Monday, November 28;</w:t>
+      </w:r>
+    </w:p>
+    <w:p>
+      <w:pPr>
+        <w:pStyle w:val="Compact"/>
+        <w:numPr>
+          <w:ilvl w:val="0"/>
+          <w:numId w:val="1001"/>
+        </w:numPr>
+      </w:pPr>
+      <w:r>
+        <w:t xml:space="preserve">Must take place between November 28 and December 2; and</w:t>
+      </w:r>
+    </w:p>
+    <w:p>
+      <w:pPr>
+        <w:pStyle w:val="Compact"/>
+        <w:numPr>
+          <w:ilvl w:val="0"/>
+          <w:numId w:val="1001"/>
+        </w:numPr>
+      </w:pPr>
+      <w:r>
+        <w:t xml:space="preserve">May take place on Sunday November 27, and even prior to Thanksgiving if counties are able to complete the required preparations and notifications by then.</w:t>
+      </w:r>
+    </w:p>
+    <w:p>
+      <w:pPr>
+        <w:pStyle w:val="FirstParagraph"/>
+      </w:pPr>
+      <w:r>
+        <w:rPr>
+          <w:i/>
+          <w:iCs/>
+        </w:rPr>
+        <w:t xml:space="preserve">Id.</w:t>
+      </w:r>
+      <w:r>
+        <w:t xml:space="preserve"> </w:t>
+      </w:r>
+      <w:r>
+        <w:t xml:space="preserve">The guidance further advised that advance voting “cannot occur on … Saturday, November 26th” because it “is prohibited by O.C.G.A. 21-2-385(d)(1), which states that if the second Saturday before the runoff election follows a Thursday or Friday that is a state holiday,”—in this case Thanksgiving and State Holiday 1—“voting on that Saturday is not allowed.”</w:t>
+      </w:r>
+      <w:r>
+        <w:t xml:space="preserve"> </w:t>
+      </w:r>
+      <w:r>
+        <w:rPr>
+          <w:i/>
+          <w:iCs/>
+        </w:rPr>
+        <w:t xml:space="preserve">Id.</w:t>
+      </w:r>
+      <w:r>
+        <w:t xml:space="preserve"> </w:t>
+      </w:r>
+      <w:r>
+        <w:t xml:space="preserve">This represents the same public and written guidance from the Secretary in 2021. Yet, those elections did not result in a lawsuit.</w:t>
+      </w:r>
+    </w:p>
+    <w:p>
+      <w:pPr>
+        <w:pStyle w:val="BodyText"/>
+      </w:pPr>
+      <w:r>
+        <w:t xml:space="preserve">Two days after the Secretary’s staff issued the guidance this year, Plaintiffs filed this lawsuit. Brought expressly pursuant to the Declaratory Judgement Act (O.C.G.A. §§ 9-4-2, -4, -5), the lawsuit seeks a declaration that counties may hold advance voting on November 26, 2022, and an injunction prohibiting the State from interfering with counties who choose to do so. Plaintiffs also filed separate motions for (1) Temporary Restraining Order and/or Interlocutory Injunction and (2) Expedited Hearing on the TRO Motion. Despite not being served, the State agreed to appear at a hearing on the TRO Motion, but it did not waive service, nor did it waive sovereign immunity.</w:t>
+      </w:r>
+      <w:r>
+        <w:rPr>
+          <w:rStyle w:val="FootnoteReference"/>
+        </w:rPr>
+        <w:footnoteReference w:id="14"/>
+      </w:r>
+    </w:p>
+    <w:p>
+      <w:pPr>
+        <w:pStyle w:val="BodyText"/>
+      </w:pPr>
+      <w:r>
+        <w:t xml:space="preserve">The Superior Court granted the motion for expedited hearing and held a hearing on the TRO motion on November 18, 2022, at which it heard argument from the State and Plaintiffs. Later that day, the Superior Court issued an “injunction declaring that O.C.G.A. § 21-2-385(d)(1) does not explicitly prohibit counties from conducting advance voting on Saturday, November 26, 2022,” and enjoining the State from (1) “interfering in counties’ efforts to do so or preventing any votes cast on that day from being counted or included in the certified election results,” and (2) “interfering in any effort by Georgia counties to provide advance voting on Saturday, November, 26, 2022, due to [their failure] to comply with the [seven-day notice] requirement in O.C.G.A. § 21-2-385(d)(3)[.]” The Order makes no mention of sovereign immunity or service of process.</w:t>
+      </w:r>
+    </w:p>
+    <w:p>
+      <w:pPr>
+        <w:pStyle w:val="BodyText"/>
+      </w:pPr>
+      <w:r>
+        <w:t xml:space="preserve">The State filed a notice of appeal with the Superior Court, which was docketed by the Superior Court Clerk on November 21, 2022 and served upon all parties.</w:t>
+      </w:r>
+      <w:r>
+        <w:t xml:space="preserve"> </w:t>
+      </w:r>
+      <w:r>
+        <w:rPr>
+          <w:i/>
+          <w:iCs/>
+        </w:rPr>
+        <w:t xml:space="preserve">See</w:t>
+      </w:r>
+      <w:r>
+        <w:t xml:space="preserve"> </w:t>
+      </w:r>
+      <w:r>
+        <w:t xml:space="preserve">Exhibit D.</w:t>
+      </w:r>
+    </w:p>
     <w:p>
       <w:pPr>
         <w:pStyle w:val="Heading1"/>
       </w:pPr>
-      <w:r>
-        <w:t xml:space="preserve">Argument and Citation of Authority</w:t>
-      </w:r>
-    </w:p>
-    <w:bookmarkStart w:id="23" w:name="X85c37f9fc8bdab19e016611b6bc0c4c08b4f67f"/>
+      <w:bookmarkStart w:id="15" w:name="_argument"/>
+      <w:r>
+        <w:t xml:space="preserve">Argument</w:t>
+      </w:r>
+      <w:bookmarkEnd w:id="15"/>
+    </w:p>
+    <w:p>
+      <w:pPr>
+        <w:pStyle w:val="FirstParagraph"/>
+      </w:pPr>
+      <w:r>
+        <w:t xml:space="preserve">The “most important” consideration in deciding whether to stay an injunction pending appeal is the “likelihood that the appellant will prevail.”</w:t>
+      </w:r>
+      <w:r>
+        <w:t xml:space="preserve"> </w:t>
+      </w:r>
+      <w:r>
+        <w:rPr>
+          <w:i/>
+          <w:iCs/>
+        </w:rPr>
+        <w:t xml:space="preserve">Green Bull Georgia Partners</w:t>
+      </w:r>
+      <w:r>
+        <w:t xml:space="preserve">, 301 Ga. at 473. A stay is plainly warranted in this case because the State is likely to prevail on the merits of this appeal and because the equities weigh in favor of a stay. Setting aside the Superior Court’s erroneous statutory interpretation, it lacked jurisdiction to enter the injunction order in the first place.</w:t>
+      </w:r>
+    </w:p>
+    <w:p>
+      <w:pPr>
+        <w:pStyle w:val="BodyText"/>
+      </w:pPr>
+      <w:r>
+        <w:t xml:space="preserve">The State is likely to succeed on appeal because (1) sovereign immunity deprived the Superior Court of jurisdiction; and (2) Georgia law does not recognize runoff elections as altogether distinct from primary or general elections. These legal issues are reviewed</w:t>
+      </w:r>
+      <w:r>
+        <w:t xml:space="preserve"> </w:t>
+      </w:r>
+      <w:r>
+        <w:rPr>
+          <w:i/>
+          <w:iCs/>
+        </w:rPr>
+        <w:t xml:space="preserve">de novo</w:t>
+      </w:r>
+      <w:r>
+        <w:t xml:space="preserve">.</w:t>
+      </w:r>
+      <w:r>
+        <w:t xml:space="preserve"> </w:t>
+      </w:r>
+      <w:r>
+        <w:rPr>
+          <w:i/>
+          <w:iCs/>
+        </w:rPr>
+        <w:t xml:space="preserve">Hill v. First Atlantic Bank</w:t>
+      </w:r>
+      <w:r>
+        <w:t xml:space="preserve">, 323 Ga. App. 731, 732 (2013) (involving statutory construction). The harm to the State is likewise irreparable: without a stay, the State’s appeal will become moot on Saturday, well before it can correct the Order’s flaws. Public interest supports applying laws as written and rejects the idea of changing those laws right before an election.</w:t>
+      </w:r>
+    </w:p>
     <w:p>
       <w:pPr>
         <w:pStyle w:val="Heading2"/>
       </w:pPr>
-      <w:r>
-        <w:t xml:space="preserve">I. The notice of appeal was filed out of time.</w:t>
-      </w:r>
+      <w:bookmarkStart w:id="16" w:name="_98005274640d419e5ac39384dbea4414674f170"/>
+      <w:r>
+        <w:t xml:space="preserve">I. The State is likely to succeed on the merits of its appeal.</w:t>
+      </w:r>
+      <w:bookmarkEnd w:id="16"/>
+    </w:p>
+    <w:p>
+      <w:pPr>
+        <w:pStyle w:val="Heading3"/>
+      </w:pPr>
+      <w:bookmarkStart w:id="17" w:name="_1b4a18b3916c95844172e71130dffd945a98e2a"/>
+      <w:r>
+        <w:t xml:space="preserve">A. The State’s sovereign immunity barred the trial court from granting an interlocutory injunction.</w:t>
+      </w:r>
+      <w:bookmarkEnd w:id="17"/>
     </w:p>
     <w:p>
       <w:pPr>
         <w:pStyle w:val="FirstParagraph"/>
       </w:pPr>
       <w:r>
-        <w:t xml:space="preserve">A notice of appeal in a civil case must be filed within 30 days after entry of the judgment. O.C.G.A. § 5-6-38(a). The time runs from the date the judgment is entered, not from the date a party receives notice of it. A motion for new trial, if timely filed, tolls the period; no such motion was filed here.</w:t>
+        <w:t xml:space="preserve">Georgians waived sovereign immunity for injunctions against the State “only</w:t>
+      </w:r>
+      <w:r>
+        <w:t xml:space="preserve"> </w:t>
+      </w:r>
+      <w:r>
+        <w:rPr>
+          <w:i/>
+          <w:iCs/>
+        </w:rPr>
+        <w:t xml:space="preserve">after</w:t>
+      </w:r>
+      <w:r>
+        <w:t xml:space="preserve"> </w:t>
+      </w:r>
+      <w:r>
+        <w:t xml:space="preserve">awarding declaratory relief.” Ga. Const. art. I, § 2, par. V (emphasis added). Thus, trial courts must</w:t>
+      </w:r>
+      <w:r>
+        <w:t xml:space="preserve"> </w:t>
+      </w:r>
+      <w:r>
+        <w:rPr>
+          <w:i/>
+          <w:iCs/>
+        </w:rPr>
+        <w:t xml:space="preserve">first</w:t>
+      </w:r>
+      <w:r>
+        <w:t xml:space="preserve"> </w:t>
+      </w:r>
+      <w:r>
+        <w:t xml:space="preserve">award declaratory relief pursuant to the Declaratory Judgment Act, and only</w:t>
+      </w:r>
+      <w:r>
+        <w:t xml:space="preserve"> </w:t>
+      </w:r>
+      <w:r>
+        <w:rPr>
+          <w:i/>
+          <w:iCs/>
+        </w:rPr>
+        <w:t xml:space="preserve">then</w:t>
+      </w:r>
+      <w:r>
+        <w:t xml:space="preserve"> </w:t>
+      </w:r>
+      <w:r>
+        <w:t xml:space="preserve">may they issue an injunction. The Superior Court skipped this critical step, as the Order cannot be reconciled with the Declaratory Judgment Act. This is fatal to the resulting injunction.</w:t>
       </w:r>
     </w:p>
     <w:p>
@@ -243,112 +686,341 @@
         <w:pStyle w:val="BodyText"/>
       </w:pPr>
       <w:r>
-        <w:t xml:space="preserve">The judgment was entered on March 3, 2026. Counting the days as the statute directs, the thirtieth day was April 2, 2026. The notice was filed on April 6, 2026, four days late. The record contains no order extending the time to appeal, and none could have been entered after the period expired.</w:t>
-      </w:r>
-    </w:p>
-    <w:bookmarkStart w:id="21" w:name="Xf0f08195039871a66a2f46a79812199eaba1c71"/>
-    <w:p>
-      <w:pPr>
-        <w:pStyle w:val="Heading3"/>
-      </w:pPr>
-      <w:r>
-        <w:t xml:space="preserve">A. A late notice of appeal deprives the Court of jurisdiction.</w:t>
-      </w:r>
+        <w:t xml:space="preserve">When applied, the constitutional defense of sovereign immunity deprives courts of jurisdiction to issue relief, including declaratory judgments, and temporary and permanent injunctions.</w:t>
+      </w:r>
+      <w:r>
+        <w:t xml:space="preserve"> </w:t>
+      </w:r>
+      <w:r>
+        <w:rPr>
+          <w:i/>
+          <w:iCs/>
+        </w:rPr>
+        <w:t xml:space="preserve">Lathrop v. Deal</w:t>
+      </w:r>
+      <w:r>
+        <w:t xml:space="preserve">, 301 Ga. 408, 424 (2017);</w:t>
+      </w:r>
+      <w:r>
+        <w:t xml:space="preserve"> </w:t>
+      </w:r>
+      <w:r>
+        <w:rPr>
+          <w:i/>
+          <w:iCs/>
+        </w:rPr>
+        <w:t xml:space="preserve">Olvera v. Univ. Sys. of Georgia’s Bd. of Regents</w:t>
+      </w:r>
+      <w:r>
+        <w:t xml:space="preserve">, 298 Ga. 425, 427 (2016);</w:t>
+      </w:r>
+      <w:r>
+        <w:t xml:space="preserve"> </w:t>
+      </w:r>
+      <w:r>
+        <w:rPr>
+          <w:i/>
+          <w:iCs/>
+        </w:rPr>
+        <w:t xml:space="preserve">Georgia Dep’t of Nat. Res. v. Ctr. for a Sustainable Coast, Inc.</w:t>
+      </w:r>
+      <w:r>
+        <w:t xml:space="preserve">, 294 Ga. 593, 603 (2014). The defense applies absent an</w:t>
+      </w:r>
+      <w:r>
+        <w:t xml:space="preserve"> </w:t>
+      </w:r>
+      <w:r>
+        <w:rPr>
+          <w:i/>
+          <w:iCs/>
+        </w:rPr>
+        <w:t xml:space="preserve">explicit</w:t>
+      </w:r>
+      <w:r>
+        <w:t xml:space="preserve"> </w:t>
+      </w:r>
+      <w:r>
+        <w:t xml:space="preserve">constitutional or statutory waiver. Ga. Const. art. I, § II, par. IX(e).</w:t>
+      </w:r>
+    </w:p>
+    <w:p>
+      <w:pPr>
+        <w:pStyle w:val="BodyText"/>
+      </w:pPr>
+      <w:r>
+        <w:t xml:space="preserve">A constitutional waiver is found in art. I, § II, par. V(b), which provides a</w:t>
+      </w:r>
+      <w:r>
+        <w:t xml:space="preserve"> </w:t>
+      </w:r>
+      <w:r>
+        <w:rPr>
+          <w:i/>
+          <w:iCs/>
+        </w:rPr>
+        <w:t xml:space="preserve">limited</w:t>
+      </w:r>
+      <w:r>
+        <w:t xml:space="preserve"> </w:t>
+      </w:r>
+      <w:r>
+        <w:t xml:space="preserve">waiver of sovereign immunity for certain declaratory-judgment actions in superior court, and further allows a court—“only</w:t>
+      </w:r>
+      <w:r>
+        <w:t xml:space="preserve"> </w:t>
+      </w:r>
+      <w:r>
+        <w:rPr>
+          <w:i/>
+          <w:iCs/>
+        </w:rPr>
+        <w:t xml:space="preserve">after</w:t>
+      </w:r>
+      <w:r>
+        <w:t xml:space="preserve"> </w:t>
+      </w:r>
+      <w:r>
+        <w:t xml:space="preserve">awarding declaratory relief”—to issue injunctions against the state “to enforce its judgment.”</w:t>
+      </w:r>
+      <w:r>
+        <w:t xml:space="preserve"> </w:t>
+      </w:r>
+      <w:r>
+        <w:rPr>
+          <w:i/>
+          <w:iCs/>
+        </w:rPr>
+        <w:t xml:space="preserve">Id.</w:t>
+      </w:r>
+      <w:r>
+        <w:t xml:space="preserve"> </w:t>
+      </w:r>
+      <w:r>
+        <w:t xml:space="preserve">(emphasis added). Thus, to issue any injunctive relief against the State pursuant to this provision, a superior court must first issue a final declaratory judgment. In other words, parties seeking to enjoin the State must first obtain a final declaratory judgment.</w:t>
+      </w:r>
+    </w:p>
+    <w:p>
+      <w:pPr>
+        <w:pStyle w:val="BodyText"/>
+      </w:pPr>
+      <w:r>
+        <w:t xml:space="preserve">Declaratory judgments are statutory in nature, and courts’ applications of them are necessarily governed by statute.</w:t>
+      </w:r>
+      <w:r>
+        <w:t xml:space="preserve"> </w:t>
+      </w:r>
+      <w:r>
+        <w:rPr>
+          <w:i/>
+          <w:iCs/>
+        </w:rPr>
+        <w:t xml:space="preserve">See Clein v. Kaplan</w:t>
+      </w:r>
+      <w:r>
+        <w:t xml:space="preserve">, 201 Ga. 396, 403 (1946). The Declaratory Judgment Act does not authorize preliminary or interlocutory relief: judgments “have the force and effect of a</w:t>
+      </w:r>
+      <w:r>
+        <w:t xml:space="preserve"> </w:t>
+      </w:r>
+      <w:r>
+        <w:rPr>
+          <w:i/>
+          <w:iCs/>
+        </w:rPr>
+        <w:t xml:space="preserve">final</w:t>
+      </w:r>
+      <w:r>
+        <w:t xml:space="preserve"> </w:t>
+      </w:r>
+      <w:r>
+        <w:t xml:space="preserve">judgment[.]” O.C.G.A. § 9-4-5 (emphasis added). Long ago, the Legislature also imposed temporal prerequisites that the Superior Court did not satisfy. A declaratory-judgment action “may be tried at any time designated by the court</w:t>
+      </w:r>
+      <w:r>
+        <w:t xml:space="preserve"> </w:t>
+      </w:r>
+      <w:r>
+        <w:rPr>
+          <w:i/>
+          <w:iCs/>
+        </w:rPr>
+        <w:t xml:space="preserve">not earlier than 20 days after the service therefore</w:t>
+      </w:r>
+      <w:r>
+        <w:t xml:space="preserve">, unless the parties consent in writing to an earlier trial.”</w:t>
+      </w:r>
+      <w:r>
+        <w:t xml:space="preserve"> </w:t>
+      </w:r>
+      <w:r>
+        <w:rPr>
+          <w:i/>
+          <w:iCs/>
+        </w:rPr>
+        <w:t xml:space="preserve">Id.</w:t>
+      </w:r>
+      <w:r>
+        <w:t xml:space="preserve"> </w:t>
+      </w:r>
+      <w:r>
+        <w:t xml:space="preserve">(emphasis added). This timeline is not advisory; indeed, courts have been reversed for ignoring them as the Superior Court did here.</w:t>
+      </w:r>
+      <w:r>
+        <w:t xml:space="preserve"> </w:t>
+      </w:r>
+      <w:r>
+        <w:rPr>
+          <w:i/>
+          <w:iCs/>
+        </w:rPr>
+        <w:t xml:space="preserve">Taylor Inv. Partners II, LLC v. Moe’s Franchisor, LLC</w:t>
+      </w:r>
+      <w:r>
+        <w:t xml:space="preserve">, 344 Ga. App. 552, 554 (2018).</w:t>
+      </w:r>
+    </w:p>
+    <w:p>
+      <w:pPr>
+        <w:pStyle w:val="Heading2"/>
+      </w:pPr>
+      <w:bookmarkStart w:id="18" w:name="_79429725cb3e261c18d7e69e8a77ed809dbf416"/>
+      <w:r>
+        <w:t xml:space="preserve">II. The remaining equities weigh strongly in favor of granting a stay.</w:t>
+      </w:r>
+      <w:bookmarkEnd w:id="18"/>
     </w:p>
     <w:p>
       <w:pPr>
         <w:pStyle w:val="FirstParagraph"/>
       </w:pPr>
       <w:r>
-        <w:t xml:space="preserve">The timely filing of a notice of appeal is jurisdictional in Georgia. A notice filed after the period expires does not confer jurisdiction on this Court, and the Court has no power to hear the merits of an appeal that was not timely taken. The Court must dismiss the appeal on its own motion if the defect appears from the record, and it may do so on a party’s motion. Acme asks the Court to act on this motion without waiting for the merits briefing.</w:t>
-      </w:r>
-    </w:p>
-    <w:bookmarkEnd w:id="21"/>
-    <w:bookmarkStart w:id="22" w:name="Xd4477fe50e0c3636cac576fcbe9d878714b5929"/>
-    <w:p>
-      <w:pPr>
-        <w:pStyle w:val="Heading3"/>
-      </w:pPr>
-      <w:r>
-        <w:t xml:space="preserve">B. The appellant cannot cure the defect by a later filing.</w:t>
-      </w:r>
+        <w:t xml:space="preserve">The remaining factors also weigh in favor of a stay pending appeal. The Superior Court below enjoined the State’s officials from fulfilling their duty to faithfully enforce duly enacted state law despite a complete lack of jurisdiction to do so. And without a stay, the State’s ability to rectify that harm will be essentially mooted within just a few days.</w:t>
+      </w:r>
+      <w:r>
+        <w:t xml:space="preserve"> </w:t>
+      </w:r>
+      <w:r>
+        <w:rPr>
+          <w:i/>
+          <w:iCs/>
+        </w:rPr>
+        <w:t xml:space="preserve">Green Bull</w:t>
+      </w:r>
+      <w:r>
+        <w:t xml:space="preserve">, 301 Ga. at 475 (“the prospect of the appeal becoming moot and the right of appellate review being lost as a result” constitute “an additional sort of irreparable harm[.]”).</w:t>
+      </w:r>
+    </w:p>
+    <w:p>
+      <w:pPr>
+        <w:pStyle w:val="BodyText"/>
+      </w:pPr>
+      <w:r>
+        <w:t xml:space="preserve">Moreover, the erroneous, last-minute changes to the election process—like the Superior Court’s Order—not only implicate the public’s strong interest in ensuring the State can enforce its election-law requirements but can also lead to voter confusion and incentivize voters to stay away from the polls.</w:t>
+      </w:r>
+      <w:r>
+        <w:t xml:space="preserve"> </w:t>
+      </w:r>
+      <w:r>
+        <w:rPr>
+          <w:i/>
+          <w:iCs/>
+        </w:rPr>
+        <w:t xml:space="preserve">Purcell v. Gonzalez</w:t>
+      </w:r>
+      <w:r>
+        <w:t xml:space="preserve">, 549 U.S. 1, 4–5 (2006). Changing the schedule at this late hour only serves to disrupt the ability of county elections workers to staff polling locations and do the necessary preparations for the election, disadvantaging voters in those counties which have less resources and ability to find staff at the last minute over a holiday weekend. For this reason, the Supreme Court of the United States has repeatedly emphasized that federal courts “should ordinarily not alter the election rules on the eve of an election.”</w:t>
+      </w:r>
+      <w:r>
+        <w:t xml:space="preserve"> </w:t>
+      </w:r>
+      <w:r>
+        <w:rPr>
+          <w:i/>
+          <w:iCs/>
+        </w:rPr>
+        <w:t xml:space="preserve">Republican Nat’l Comm. v. Democratic Nat’l Comm.</w:t>
+      </w:r>
+      <w:r>
+        <w:t xml:space="preserve">, 140 S. Ct. 1205, 1207 (April 6, 2020) (per curiam) (citing</w:t>
+      </w:r>
+      <w:r>
+        <w:t xml:space="preserve"> </w:t>
+      </w:r>
+      <w:r>
+        <w:rPr>
+          <w:i/>
+          <w:iCs/>
+        </w:rPr>
+        <w:t xml:space="preserve">Purcell</w:t>
+      </w:r>
+      <w:r>
+        <w:t xml:space="preserve">, 549 U.S. at 1);</w:t>
+      </w:r>
+      <w:r>
+        <w:t xml:space="preserve"> </w:t>
+      </w:r>
+      <w:r>
+        <w:rPr>
+          <w:i/>
+          <w:iCs/>
+        </w:rPr>
+        <w:t xml:space="preserve">see also New Ga. Project v. Raffensperger</w:t>
+      </w:r>
+      <w:r>
+        <w:t xml:space="preserve">, 976 F.3d 1278, 1283 (11th Cir. 2020).</w:t>
+      </w:r>
+    </w:p>
+    <w:p>
+      <w:pPr>
+        <w:pStyle w:val="BodyText"/>
+      </w:pPr>
+      <w:r>
+        <w:t xml:space="preserve">Similar considerations apply to state courts. If this Order altering the rules of the election on its eve is allowed to stand, then one can expect to see numerous other lawsuits across Georgia seeking to do the same. The public interest weighs in favor of conducting elections subject to existing rules, not changing the rules on the eve of the election at the request of one of the participants. To do otherwise does not engender confidence in elections.</w:t>
+      </w:r>
+    </w:p>
+    <w:p>
+      <w:pPr>
+        <w:pStyle w:val="BodyText"/>
+      </w:pPr>
+      <w:r>
+        <w:t xml:space="preserve">By contrast, a stay would not cause significant irreparable harm to Plaintiffs. As an initial matter, the Superior Court did not make any findings of fact nor conduct any analysis demonstrating irreparable harm to Plaintiffs absent one conclusory statement at the end of the Order. And that is because there is no irreparable harm to Plaintiffs here. Beyond the fact that the Election Code does not permit early voting on the Saturday after Thanksgiving, there are at least five days available for counties to hold advance voting pursuant to the Secretary’s guidance, including a possible sixth day on Sunday, November 27. Voters may also vote absentee-by-mail or in person on December 6, 2022. When viewed in the context of all options available to Georgia voters, there is simply no serious burden placed on Plaintiffs nor on voters by issuing a stay pending appeal.</w:t>
+      </w:r>
+      <w:r>
+        <w:t xml:space="preserve"> </w:t>
+      </w:r>
+      <w:r>
+        <w:rPr>
+          <w:i/>
+          <w:iCs/>
+        </w:rPr>
+        <w:t xml:space="preserve">See New Ga. Project</w:t>
+      </w:r>
+      <w:r>
+        <w:t xml:space="preserve">, 976 F.3d at 1281 (holding that Georgia’s absentee ballot receipt deadline was not burdensome on voters because of the “numerous avenues to mitigate chances that voters will be unable to cast their ballots”).</w:t>
+      </w:r>
+    </w:p>
+    <w:p>
+      <w:pPr>
+        <w:pStyle w:val="Heading1"/>
+      </w:pPr>
+      <w:bookmarkStart w:id="19" w:name="_conclusion"/>
+      <w:r>
+        <w:t xml:space="preserve">Conclusion</w:t>
+      </w:r>
+      <w:bookmarkEnd w:id="19"/>
     </w:p>
     <w:p>
       <w:pPr>
         <w:pStyle w:val="FirstParagraph"/>
       </w:pPr>
       <w:r>
-        <w:t xml:space="preserve">Ms. Doe may argue that her counsel’s assistant mailed the notice on time. The statute looks to the filing, not the mailing, and the clerk’s receipt stamp controls. An appellant who relies on a third party’s clerical error does not extend the statutory period. Nothing in the record shows that the notice was tendered for filing before April 3, 2026.</w:t>
-      </w:r>
-    </w:p>
-    <w:bookmarkEnd w:id="22"/>
-    <w:bookmarkEnd w:id="23"/>
-    <w:bookmarkStart w:id="24" w:name="X4b66fb4a8846e2b8353a9e3590c84148989ef61"/>
-    <w:p>
-      <w:pPr>
-        <w:pStyle w:val="Heading2"/>
-      </w:pPr>
-      <w:r>
-        <w:t xml:space="preserve">II. No exception to the deadline applies.</w:t>
-      </w:r>
-    </w:p>
-    <w:p>
-      <w:pPr>
-        <w:pStyle w:val="FirstParagraph"/>
-      </w:pPr>
-      <w:r>
-        <w:t xml:space="preserve">Georgia recognizes few exceptions to the appeal deadline. The Court may consider a late notice only where the appellant shows that the delay was caused by the clerk, by a court order, or by some other circumstance outside the appellant’s control. None of those circumstances is present. The judgment was served on counsel by the electronic filing system on March 3, 2026, and the e-filing receipt is in the record.</w:t>
-      </w:r>
-    </w:p>
-    <w:p>
-      <w:pPr>
-        <w:pStyle w:val="BodyText"/>
-      </w:pPr>
-      <w:r>
-        <w:t xml:space="preserve">Acme recognizes that a party may move to file a late notice of appeal in narrow circumstances. No such motion was filed in the trial court, and the time to seek one has passed. Acme does not ask the Court to consider the merits of the trial court’s ruling in deciding this motion.</w:t>
-      </w:r>
-    </w:p>
-    <w:bookmarkEnd w:id="24"/>
-    <w:bookmarkStart w:id="25" w:name="X2049b0f2774bf8cc840e5ecc05ebe2ae2bbd390"/>
-    <w:p>
-      <w:pPr>
-        <w:pStyle w:val="Heading2"/>
-      </w:pPr>
-      <w:r>
-        <w:t xml:space="preserve">III. The Court should dismiss the appeal and award costs.</w:t>
-      </w:r>
-    </w:p>
-    <w:p>
-      <w:pPr>
-        <w:pStyle w:val="FirstParagraph"/>
-      </w:pPr>
-      <w:r>
-        <w:t xml:space="preserve">For these reasons, Acme requests that the Court dismiss the appeal. Acme also requests that the Court direct the clerk to return the record to the trial court. Acme does not ask for fees under O.C.G.A. § 9-15-14 in this motion, and it reserves that request.</w:t>
-      </w:r>
-    </w:p>
-    <w:bookmarkEnd w:id="25"/>
-    <w:bookmarkEnd w:id="26"/>
-    <w:bookmarkStart w:id="27" w:name="conclusion"/>
-    <w:p>
-      <w:pPr>
-        <w:pStyle w:val="Heading1"/>
-      </w:pPr>
-      <w:r>
-        <w:t xml:space="preserve">Conclusion</w:t>
-      </w:r>
-    </w:p>
-    <w:p>
-      <w:pPr>
-        <w:pStyle w:val="FirstParagraph"/>
-      </w:pPr>
-      <w:r>
-        <w:t xml:space="preserve">The notice of appeal was filed four days after the deadline set by O.C.G.A. § 5-6-38(a). No exception applies. Acme respectfully asks the Court to grant this motion and dismiss the appeal.</w:t>
+        <w:t xml:space="preserve">For the reasons stated above, the Court should grant the State’s emergency motion for supersedeas and stay the trial court’s injunction until such time as this Court can have a full hearing on the merits.</w:t>
       </w:r>
     </w:p>
     <w:p>
       <w:pPr>
         <w:keepNext/>
-        <w:spacing w:before="240" w:after="0" w:line="240" w:lineRule="auto"/>
+        <w:spacing w:before="240" w:after="0" w:line="400" w:lineRule="exact"/>
         <w:ind w:firstLine="0"/>
         <w:jc w:val="center"/>
       </w:pPr>
@@ -362,119 +1034,159 @@
     </w:p>
     <w:p>
       <w:pPr>
-        <w:spacing w:before="240" w:after="0" w:line="480" w:lineRule="auto"/>
+        <w:spacing w:before="240" w:after="0" w:line="646" w:lineRule="exact"/>
         <w:ind w:firstLine="720"/>
       </w:pPr>
       <w:r>
-        <w:t xml:space="preserve">I certify that this motion contains 1,642 words, excluding the caption, the signature block, and this certificate, as counted by the word-processing software used to prepare it.</w:t>
-      </w:r>
-    </w:p>
-    <w:p>
-      <w:pPr>
-        <w:spacing w:before="240" w:after="0" w:line="480" w:lineRule="auto"/>
+        <w:t xml:space="preserve">I certify that this motion contains not stated in the filing words, excluding the caption, the signature block, and this certificate, as counted by the word-processing software used to prepare it.</w:t>
+      </w:r>
+    </w:p>
+    <w:p>
+      <w:pPr>
+        <w:spacing w:before="240" w:after="0" w:line="646" w:lineRule="exact"/>
         <w:ind w:firstLine="720"/>
       </w:pPr>
       <w:r>
-        <w:t xml:space="preserve">Respectfully submitted this 15th day of October, 2026.</w:t>
-      </w:r>
-    </w:p>
-    <w:p>
-      <w:pPr>
-        <w:spacing w:before="240" w:after="0" w:line="240" w:lineRule="auto"/>
+        <w:t xml:space="preserve">Respectfully submitted this 21st day of November, 2022.</w:t>
+      </w:r>
+    </w:p>
+    <w:p>
+      <w:pPr>
+        <w:spacing w:before="240" w:after="0" w:line="400" w:lineRule="exact"/>
         <w:ind w:left="0" w:right="0" w:firstLine="0"/>
       </w:pPr>
     </w:p>
     <w:p>
       <w:pPr>
         <w:keepNext/>
-        <w:spacing w:before="0" w:after="0" w:line="240" w:lineRule="auto"/>
+        <w:spacing w:before="0" w:after="0" w:line="400" w:lineRule="exact"/>
         <w:ind w:left="4680" w:firstLine="0"/>
       </w:pPr>
-      <w:r>
-        <w:t xml:space="preserve">BAKER &amp; COLE, LLP</w:t>
-      </w:r>
     </w:p>
     <w:p>
       <w:pPr>
         <w:keepNext/>
-        <w:spacing w:before="0" w:after="0" w:line="240" w:lineRule="auto"/>
+        <w:spacing w:before="0" w:after="0" w:line="400" w:lineRule="exact"/>
         <w:ind w:left="4680" w:firstLine="0"/>
       </w:pPr>
       <w:r>
-        <w:t xml:space="preserve">Attorneys for Appellee</w:t>
+        <w:t xml:space="preserve">/s/ Vincent Russo</w:t>
       </w:r>
     </w:p>
     <w:p>
       <w:pPr>
         <w:keepNext/>
-        <w:spacing w:before="0" w:after="0" w:line="240" w:lineRule="auto"/>
+        <w:spacing w:before="0" w:after="0" w:line="400" w:lineRule="exact"/>
         <w:ind w:left="4680" w:firstLine="0"/>
       </w:pPr>
+      <w:r>
+        <w:t xml:space="preserve">Georgia Bar No. 242628</w:t>
+      </w:r>
     </w:p>
     <w:p>
       <w:pPr>
         <w:keepNext/>
-        <w:spacing w:before="0" w:after="0" w:line="240" w:lineRule="auto"/>
+        <w:spacing w:before="0" w:after="0" w:line="400" w:lineRule="exact"/>
         <w:ind w:left="4680" w:firstLine="0"/>
       </w:pPr>
       <w:r>
-        <w:t xml:space="preserve">/s/ Morgan A. Reyes</w:t>
+        <w:t xml:space="preserve">Josh Belinfante, Georgia Bar No. 047399</w:t>
       </w:r>
     </w:p>
     <w:p>
       <w:pPr>
         <w:keepNext/>
-        <w:spacing w:before="0" w:after="0" w:line="240" w:lineRule="auto"/>
+        <w:spacing w:before="0" w:after="0" w:line="400" w:lineRule="exact"/>
         <w:ind w:left="4680" w:firstLine="0"/>
       </w:pPr>
       <w:r>
-        <w:t xml:space="preserve">Georgia Bar No. 000000</w:t>
+        <w:t xml:space="preserve">Edward A. Bedard, Georgia Bar No. 926148</w:t>
       </w:r>
     </w:p>
     <w:p>
       <w:pPr>
         <w:keepNext/>
-        <w:spacing w:before="0" w:after="0" w:line="240" w:lineRule="auto"/>
+        <w:spacing w:before="0" w:after="0" w:line="400" w:lineRule="exact"/>
         <w:ind w:left="4680" w:firstLine="0"/>
       </w:pPr>
       <w:r>
-        <w:t xml:space="preserve">1100 Peachtree Street NE, Suite 2000</w:t>
+        <w:t xml:space="preserve">ROBBINS ALLOY BELINFANTE LITTLEFIELD, LLC</w:t>
       </w:r>
     </w:p>
     <w:p>
       <w:pPr>
         <w:keepNext/>
-        <w:spacing w:before="0" w:after="0" w:line="240" w:lineRule="auto"/>
+        <w:spacing w:before="0" w:after="0" w:line="400" w:lineRule="exact"/>
         <w:ind w:left="4680" w:firstLine="0"/>
       </w:pPr>
       <w:r>
-        <w:t xml:space="preserve">Atlanta, Georgia 30309</w:t>
+        <w:t xml:space="preserve">500 14th St. NW</w:t>
       </w:r>
     </w:p>
     <w:p>
       <w:pPr>
         <w:keepNext/>
-        <w:spacing w:before="0" w:after="0" w:line="240" w:lineRule="auto"/>
+        <w:spacing w:before="0" w:after="0" w:line="400" w:lineRule="exact"/>
         <w:ind w:left="4680" w:firstLine="0"/>
       </w:pPr>
       <w:r>
-        <w:t xml:space="preserve">Telephone: (404) 555-0100</w:t>
+        <w:t xml:space="preserve">Atlanta, GA 30318</w:t>
       </w:r>
     </w:p>
     <w:p>
       <w:pPr>
         <w:keepNext/>
-        <w:spacing w:before="0" w:after="0" w:line="240" w:lineRule="auto"/>
+        <w:spacing w:before="0" w:after="0" w:line="400" w:lineRule="exact"/>
         <w:ind w:left="4680" w:firstLine="0"/>
       </w:pPr>
       <w:r>
-        <w:t xml:space="preserve">mreyes@example.com</w:t>
+        <w:t xml:space="preserve">T: (678) 701-9381</w:t>
       </w:r>
     </w:p>
     <w:p>
       <w:pPr>
         <w:keepNext/>
-        <w:spacing w:before="240" w:after="0" w:line="240" w:lineRule="auto"/>
+        <w:spacing w:before="0" w:after="0" w:line="400" w:lineRule="exact"/>
+        <w:ind w:left="4680" w:firstLine="0"/>
+      </w:pPr>
+      <w:r>
+        <w:t xml:space="preserve">jbelinfante@robbinsfirm.com</w:t>
+      </w:r>
+    </w:p>
+    <w:p>
+      <w:pPr>
+        <w:keepNext/>
+        <w:spacing w:before="0" w:after="0" w:line="400" w:lineRule="exact"/>
+        <w:ind w:left="4680" w:firstLine="0"/>
+      </w:pPr>
+      <w:r>
+        <w:t xml:space="preserve">vrusso@robbinsfirm.com</w:t>
+      </w:r>
+    </w:p>
+    <w:p>
+      <w:pPr>
+        <w:keepNext/>
+        <w:spacing w:before="0" w:after="0" w:line="400" w:lineRule="exact"/>
+        <w:ind w:left="4680" w:firstLine="0"/>
+      </w:pPr>
+      <w:r>
+        <w:t xml:space="preserve">ebedard@robbinsfirm.com</w:t>
+      </w:r>
+    </w:p>
+    <w:p>
+      <w:pPr>
+        <w:keepNext/>
+        <w:spacing w:before="0" w:after="0" w:line="400" w:lineRule="exact"/>
+        <w:ind w:left="4680" w:firstLine="0"/>
+      </w:pPr>
+      <w:r>
+        <w:t xml:space="preserve">Counsel for State of Georgia</w:t>
+      </w:r>
+    </w:p>
+    <w:p>
+      <w:pPr>
+        <w:keepNext/>
+        <w:spacing w:before="240" w:after="0" w:line="400" w:lineRule="exact"/>
         <w:ind w:firstLine="0"/>
         <w:jc w:val="center"/>
       </w:pPr>
@@ -488,82 +1200,36 @@
     </w:p>
     <w:p>
       <w:pPr>
-        <w:spacing w:before="240" w:after="0" w:line="480" w:lineRule="auto"/>
+        <w:spacing w:before="240" w:after="0" w:line="646" w:lineRule="exact"/>
         <w:ind w:firstLine="720"/>
       </w:pPr>
       <w:r>
-        <w:t xml:space="preserve">I certify that on October 15, 2026, I served a copy of this motion on counsel for Appellant by the Court’s electronic filing system and electronic mail, addressed as follows:</w:t>
-      </w:r>
-    </w:p>
-    <w:p>
-      <w:pPr>
-        <w:spacing w:before="0" w:after="0" w:line="240" w:lineRule="auto"/>
-        <w:ind w:left="0" w:right="0" w:firstLine="0"/>
-      </w:pPr>
-      <w:r>
-        <w:t xml:space="preserve">Taylor Brooks, Esq.</w:t>
-      </w:r>
-    </w:p>
-    <w:p>
-      <w:pPr>
-        <w:spacing w:before="0" w:after="0" w:line="240" w:lineRule="auto"/>
-        <w:ind w:left="0" w:right="0" w:firstLine="0"/>
-      </w:pPr>
-      <w:r>
-        <w:t xml:space="preserve">Brooks Law Group</w:t>
-      </w:r>
-    </w:p>
-    <w:p>
-      <w:pPr>
-        <w:spacing w:before="0" w:after="0" w:line="240" w:lineRule="auto"/>
-        <w:ind w:left="0" w:right="0" w:firstLine="0"/>
-      </w:pPr>
-      <w:r>
-        <w:t xml:space="preserve">200 Marietta Street, Suite 300</w:t>
-      </w:r>
-    </w:p>
-    <w:p>
-      <w:pPr>
-        <w:spacing w:before="0" w:after="0" w:line="240" w:lineRule="auto"/>
-        <w:ind w:left="0" w:right="0" w:firstLine="0"/>
-      </w:pPr>
-      <w:r>
-        <w:t xml:space="preserve">Atlanta, Georgia 30303</w:t>
-      </w:r>
-    </w:p>
-    <w:p>
-      <w:pPr>
-        <w:spacing w:before="0" w:after="0" w:line="240" w:lineRule="auto"/>
-        <w:ind w:left="0" w:right="0" w:firstLine="0"/>
-      </w:pPr>
-      <w:r>
-        <w:t xml:space="preserve">taylor@example.com</w:t>
+        <w:t xml:space="preserve">I certify that on November 21, 2022, I served a copy of this motion on counsel for the parties by email, addressed as follows:</w:t>
       </w:r>
     </w:p>
     <w:p>
       <w:pPr>
         <w:keepNext/>
-        <w:spacing w:before="0" w:after="0" w:line="240" w:lineRule="auto"/>
+        <w:spacing w:before="0" w:after="0" w:line="400" w:lineRule="exact"/>
         <w:ind w:left="4680" w:firstLine="0"/>
       </w:pPr>
     </w:p>
     <w:p>
       <w:pPr>
-        <w:spacing w:before="0" w:after="0" w:line="240" w:lineRule="auto"/>
+        <w:spacing w:before="0" w:after="0" w:line="400" w:lineRule="exact"/>
         <w:ind w:left="4680" w:right="0" w:firstLine="0"/>
       </w:pPr>
       <w:r>
-        <w:t xml:space="preserve">/s/ Morgan A. Reyes</w:t>
-      </w:r>
-    </w:p>
-    <w:bookmarkEnd w:id="27"/>
+        <w:t xml:space="preserve">/s/ Vincent Russo</w:t>
+      </w:r>
+    </w:p>
     <w:sectPr>
-      <w:footerReference r:id="rId9" w:type="default"/>
+      <w:footerReference w:type="default" r:id="rIdFooterPage"/>
       <w:footnotePr>
-        <w:numRestart w:val="eachSect"/>
+        <w:numRestart w:val="continuous"/>
       </w:footnotePr>
-      <w:pgSz w:h="15840" w:w="12240"/>
-      <w:pgMar w:bottom="1440" w:footer="720" w:gutter="0" w:header="720" w:left="1440" w:right="1440" w:top="1440"/>
+      <w:pgSz w:w="12240" w:h="15840"/>
+      <w:pgMar w:top="1440" w:right="1440" w:bottom="1440" w:left="1440" w:header="720" w:footer="720" w:gutter="0"/>
       <w:pgNumType w:fmt="decimal" w:start="1"/>
     </w:sectPr>
   </w:body>
@@ -583,35 +1249,35 @@
     </w:pPr>
     <w:r>
       <w:rPr>
-        <w:rFonts w:ascii="Liberation Serif" w:hAnsi="Liberation Serif"/>
+        <w:rFonts w:ascii="TeX Gyre Schola" w:hAnsi="TeX Gyre Schola"/>
         <w:sz w:val="28"/>
       </w:rPr>
       <w:fldChar w:fldCharType="begin"/>
     </w:r>
     <w:r>
       <w:rPr>
-        <w:rFonts w:ascii="Liberation Serif" w:hAnsi="Liberation Serif"/>
+        <w:rFonts w:ascii="TeX Gyre Schola" w:hAnsi="TeX Gyre Schola"/>
         <w:sz w:val="28"/>
       </w:rPr>
       <w:instrText xml:space="preserve"> PAGE </w:instrText>
     </w:r>
     <w:r>
       <w:rPr>
-        <w:rFonts w:ascii="Liberation Serif" w:hAnsi="Liberation Serif"/>
+        <w:rFonts w:ascii="TeX Gyre Schola" w:hAnsi="TeX Gyre Schola"/>
         <w:sz w:val="28"/>
       </w:rPr>
       <w:fldChar w:fldCharType="separate"/>
     </w:r>
     <w:r>
       <w:rPr>
-        <w:rFonts w:ascii="Liberation Serif" w:hAnsi="Liberation Serif"/>
+        <w:rFonts w:ascii="TeX Gyre Schola" w:hAnsi="TeX Gyre Schola"/>
         <w:sz w:val="28"/>
       </w:rPr>
       <w:t>1</w:t>
     </w:r>
     <w:r>
       <w:rPr>
-        <w:rFonts w:ascii="Liberation Serif" w:hAnsi="Liberation Serif"/>
+        <w:rFonts w:ascii="TeX Gyre Schola" w:hAnsi="TeX Gyre Schola"/>
         <w:sz w:val="28"/>
       </w:rPr>
       <w:fldChar w:fldCharType="end"/>
@@ -633,6 +1299,63 @@
     <w:p>
       <w:r>
         <w:separator/>
+      </w:r>
+    </w:p>
+  </w:footnote>
+  <w:footnote w:id="10">
+    <w:p>
+      <w:pPr>
+        <w:pStyle w:val="FootnoteText"/>
+      </w:pPr>
+      <w:r>
+        <w:rPr>
+          <w:rStyle w:val="FootnoteReference"/>
+        </w:rPr>
+        <w:footnoteRef/>
+      </w:r>
+      <w:r>
+        <w:t xml:space="preserve"> </w:t>
+      </w:r>
+      <w:r>
+        <w:t xml:space="preserve">A copy of this provision, broken down into its parts for ease of reading, is attached as Exhibit B. For purposes of this brief, the State uses the labels set forth in that Exhibit.</w:t>
+      </w:r>
+    </w:p>
+  </w:footnote>
+  <w:footnote w:id="11">
+    <w:p>
+      <w:pPr>
+        <w:pStyle w:val="FootnoteText"/>
+      </w:pPr>
+      <w:r>
+        <w:rPr>
+          <w:rStyle w:val="FootnoteReference"/>
+        </w:rPr>
+        <w:footnoteRef/>
+      </w:r>
+      <w:r>
+        <w:t xml:space="preserve"> </w:t>
+      </w:r>
+      <w:r>
+        <w:t xml:space="preserve">The Code also creates “special elections” and “special primaries,” but they are not at issue in this appeal. O.C.G.A. §§ 21-2-2(33) and (34).</w:t>
+      </w:r>
+    </w:p>
+  </w:footnote>
+  <w:footnote w:id="14">
+    <w:p>
+      <w:pPr>
+        <w:pStyle w:val="FootnoteText"/>
+      </w:pPr>
+      <w:r>
+        <w:rPr>
+          <w:rStyle w:val="FootnoteReference"/>
+        </w:rPr>
+        <w:footnoteRef/>
+      </w:r>
+      <w:r>
+        <w:t xml:space="preserve"> </w:t>
+      </w:r>
+      <w:r>
+        <w:t xml:space="preserve">To date, the State has still not been served with process.</w:t>
       </w:r>
     </w:p>
   </w:footnote>
@@ -717,8 +1440,114 @@
       </w:pPr>
     </w:lvl>
   </w:abstractNum>
+  <w:abstractNum w:abstractNumId="991">
+    <w:nsid w:val="0000A991"/>
+    <w:multiLevelType w:val="multilevel"/>
+    <w:lvl w:ilvl="0">
+      <w:numFmt w:val="bullet"/>
+      <w:lvlText w:val="•"/>
+      <w:lvlJc w:val="left"/>
+      <w:pPr>
+        <w:ind w:left="720" w:hanging="360"/>
+      </w:pPr>
+      <w:rPr>
+        <w:rFonts w:ascii="TeX Gyre Schola" w:hAnsi="TeX Gyre Schola" w:cs="TeX Gyre Schola" w:hint="default"/>
+      </w:rPr>
+    </w:lvl>
+    <w:lvl w:ilvl="1">
+      <w:numFmt w:val="bullet"/>
+      <w:lvlText w:val="o"/>
+      <w:lvlJc w:val="left"/>
+      <w:pPr>
+        <w:ind w:left="1440" w:hanging="360"/>
+      </w:pPr>
+      <w:rPr>
+        <w:rFonts w:ascii="Courier New" w:hAnsi="Courier New" w:cs="Courier New" w:hint="default"/>
+      </w:rPr>
+    </w:lvl>
+    <w:lvl w:ilvl="2">
+      <w:numFmt w:val="bullet"/>
+      <w:lvlText w:val=""/>
+      <w:lvlJc w:val="left"/>
+      <w:pPr>
+        <w:ind w:left="2160" w:hanging="360"/>
+      </w:pPr>
+      <w:rPr>
+        <w:rFonts w:ascii="Wingdings" w:hAnsi="Wingdings" w:cs="Wingdings" w:hint="default"/>
+      </w:rPr>
+    </w:lvl>
+    <w:lvl w:ilvl="3">
+      <w:numFmt w:val="bullet"/>
+      <w:lvlText w:val="•"/>
+      <w:lvlJc w:val="left"/>
+      <w:pPr>
+        <w:ind w:left="2880" w:hanging="360"/>
+      </w:pPr>
+      <w:rPr>
+        <w:rFonts w:ascii="TeX Gyre Schola" w:hAnsi="TeX Gyre Schola" w:cs="TeX Gyre Schola" w:hint="default"/>
+      </w:rPr>
+    </w:lvl>
+    <w:lvl w:ilvl="4">
+      <w:numFmt w:val="bullet"/>
+      <w:lvlText w:val="o"/>
+      <w:lvlJc w:val="left"/>
+      <w:pPr>
+        <w:ind w:left="3600" w:hanging="360"/>
+      </w:pPr>
+      <w:rPr>
+        <w:rFonts w:ascii="Courier New" w:hAnsi="Courier New" w:cs="Courier New" w:hint="default"/>
+      </w:rPr>
+    </w:lvl>
+    <w:lvl w:ilvl="5">
+      <w:numFmt w:val="bullet"/>
+      <w:lvlText w:val=""/>
+      <w:lvlJc w:val="left"/>
+      <w:pPr>
+        <w:ind w:left="4320" w:hanging="360"/>
+      </w:pPr>
+      <w:rPr>
+        <w:rFonts w:ascii="Wingdings" w:hAnsi="Wingdings" w:cs="Wingdings" w:hint="default"/>
+      </w:rPr>
+    </w:lvl>
+    <w:lvl w:ilvl="6">
+      <w:numFmt w:val="bullet"/>
+      <w:lvlText w:val="•"/>
+      <w:lvlJc w:val="left"/>
+      <w:pPr>
+        <w:ind w:left="5040" w:hanging="360"/>
+      </w:pPr>
+      <w:rPr>
+        <w:rFonts w:ascii="TeX Gyre Schola" w:hAnsi="TeX Gyre Schola" w:cs="TeX Gyre Schola" w:hint="default"/>
+      </w:rPr>
+    </w:lvl>
+    <w:lvl w:ilvl="7">
+      <w:numFmt w:val="bullet"/>
+      <w:lvlText w:val="o"/>
+      <w:lvlJc w:val="left"/>
+      <w:pPr>
+        <w:ind w:left="5760" w:hanging="360"/>
+      </w:pPr>
+      <w:rPr>
+        <w:rFonts w:ascii="Courier New" w:hAnsi="Courier New" w:cs="Courier New" w:hint="default"/>
+      </w:rPr>
+    </w:lvl>
+    <w:lvl w:ilvl="8">
+      <w:numFmt w:val="bullet"/>
+      <w:lvlText w:val=""/>
+      <w:lvlJc w:val="left"/>
+      <w:pPr>
+        <w:ind w:left="6480" w:hanging="360"/>
+      </w:pPr>
+      <w:rPr>
+        <w:rFonts w:ascii="Wingdings" w:hAnsi="Wingdings" w:cs="Wingdings" w:hint="default"/>
+      </w:rPr>
+    </w:lvl>
+  </w:abstractNum>
   <w:num w:numId="1000">
     <w:abstractNumId w:val="990"/>
+  </w:num>
+  <w:num w:numId="1001">
+    <w:abstractNumId w:val="991"/>
   </w:num>
 </w:numbering>
 </file>
@@ -728,10 +1557,10 @@
   <w:docDefaults>
     <w:rPrDefault>
       <w:rPr>
-        <w:rFonts w:ascii="Liberation Serif" w:cs="Liberation Serif" w:eastAsia="Liberation Serif" w:hAnsi="Liberation Serif"/>
+        <w:rFonts w:ascii="TeX Gyre Schola" w:hAnsi="TeX Gyre Schola" w:eastAsia="TeX Gyre Schola" w:cs="TeX Gyre Schola"/>
         <w:sz w:val="28"/>
         <w:szCs w:val="28"/>
-        <w:lang w:bidi="ar-SA" w:eastAsia="en-US" w:val="en-US"/>
+        <w:lang w:val="en-US" w:eastAsia="en-US" w:bidi="ar-SA"/>
       </w:rPr>
     </w:rPrDefault>
     <w:pPrDefault>
@@ -740,30 +1569,30 @@
       </w:pPr>
     </w:pPrDefault>
   </w:docDefaults>
-  <w:latentStyles w:count="276" w:defLockedState="0" w:defQFormat="0" w:defSemiHidden="0" w:defUIPriority="0" w:defUnhideWhenUsed="0"/>
-  <w:style w:default="1" w:styleId="Normal" w:type="paragraph">
+  <w:latentStyles w:defLockedState="0" w:defUIPriority="0" w:defSemiHidden="0" w:defUnhideWhenUsed="0" w:defQFormat="0" w:count="276"/>
+  <w:style w:type="paragraph" w:default="1" w:styleId="Normal">
     <w:name w:val="Normal"/>
     <w:qFormat/>
     <w:pPr>
-      <w:spacing w:after="0" w:before="0" w:line="480" w:lineRule="auto"/>
+      <w:spacing w:before="0" w:after="0" w:line="646" w:lineRule="exact"/>
       <w:ind w:firstLine="720"/>
     </w:pPr>
     <w:rPr>
-      <w:rFonts w:ascii="Liberation Serif" w:cs="Liberation Serif" w:eastAsia="Liberation Serif" w:hAnsi="Liberation Serif"/>
+      <w:rFonts w:ascii="TeX Gyre Schola" w:hAnsi="TeX Gyre Schola" w:eastAsia="TeX Gyre Schola" w:cs="TeX Gyre Schola"/>
       <w:sz w:val="28"/>
       <w:szCs w:val="28"/>
     </w:rPr>
   </w:style>
-  <w:style w:styleId="BodyText" w:type="paragraph">
+  <w:style w:type="paragraph" w:styleId="BodyText">
     <w:name w:val="Body Text"/>
     <w:basedOn w:val="Normal"/>
     <w:qFormat/>
     <w:pPr>
-      <w:spacing w:after="0" w:before="0" w:line="480" w:lineRule="auto"/>
+      <w:spacing w:before="0" w:after="0" w:line="646" w:lineRule="exact"/>
       <w:ind w:firstLine="720"/>
     </w:pPr>
   </w:style>
-  <w:style w:customStyle="1" w:styleId="FirstParagraph" w:type="paragraph">
+  <w:style w:type="paragraph" w:customStyle="1" w:styleId="FirstParagraph">
     <w:name w:val="First Paragraph"/>
     <w:basedOn w:val="BodyText"/>
     <w:next w:val="BodyText"/>
@@ -772,15 +1601,15 @@
       <w:ind w:firstLine="0"/>
     </w:pPr>
   </w:style>
-  <w:style w:customStyle="1" w:styleId="Compact" w:type="paragraph">
+  <w:style w:type="paragraph" w:customStyle="1" w:styleId="Compact">
     <w:name w:val="Compact"/>
     <w:basedOn w:val="BodyText"/>
     <w:qFormat/>
     <w:pPr>
-      <w:spacing w:after="0" w:before="0" w:line="240" w:lineRule="auto"/>
-    </w:pPr>
-  </w:style>
-  <w:style w:styleId="Title" w:type="paragraph">
+      <w:spacing w:before="0" w:after="0" w:line="400" w:lineRule="exact"/>
+    </w:pPr>
+  </w:style>
+  <w:style w:type="paragraph" w:styleId="Title">
     <w:name w:val="Title"/>
     <w:basedOn w:val="Normal"/>
     <w:next w:val="BodyText"/>
@@ -794,24 +1623,24 @@
       <w:jc w:val="center"/>
     </w:pPr>
     <w:rPr>
-      <w:rFonts w:asciiTheme="majorHAnsi" w:cstheme="majorBidi" w:eastAsiaTheme="majorEastAsia" w:hAnsiTheme="majorHAnsi"/>
+      <w:rFonts w:asciiTheme="majorHAnsi" w:eastAsiaTheme="majorEastAsia" w:hAnsiTheme="majorHAnsi" w:cstheme="majorBidi"/>
       <w:sz w:val="56"/>
       <w:szCs w:val="56"/>
     </w:rPr>
   </w:style>
-  <w:style w:customStyle="1" w:styleId="TitleChar" w:type="character">
+  <w:style w:type="character" w:customStyle="1" w:styleId="TitleChar">
     <w:name w:val="Title Char"/>
     <w:basedOn w:val="DefaultParagraphFont"/>
     <w:link w:val="Title"/>
     <w:uiPriority w:val="10"/>
     <w:rsid w:val="00A10FD9"/>
     <w:rPr>
-      <w:rFonts w:asciiTheme="majorHAnsi" w:cstheme="majorBidi" w:eastAsiaTheme="majorEastAsia" w:hAnsiTheme="majorHAnsi"/>
+      <w:rFonts w:asciiTheme="majorHAnsi" w:eastAsiaTheme="majorEastAsia" w:hAnsiTheme="majorHAnsi" w:cstheme="majorBidi"/>
       <w:sz w:val="56"/>
       <w:szCs w:val="56"/>
     </w:rPr>
   </w:style>
-  <w:style w:styleId="Subtitle" w:type="paragraph">
+  <w:style w:type="paragraph" w:styleId="Subtitle">
     <w:name w:val="Subtitle"/>
     <w:basedOn w:val="Title"/>
     <w:next w:val="BodyText"/>
@@ -825,27 +1654,27 @@
       </w:numPr>
     </w:pPr>
     <w:rPr>
-      <w:rFonts w:cstheme="majorBidi" w:eastAsiaTheme="majorEastAsia"/>
+      <w:rFonts w:eastAsiaTheme="majorEastAsia" w:cstheme="majorBidi"/>
       <w:spacing w:val="15"/>
       <w:sz w:val="28"/>
       <w:szCs w:val="28"/>
     </w:rPr>
   </w:style>
-  <w:style w:customStyle="1" w:styleId="SubtitleChar" w:type="character">
+  <w:style w:type="character" w:customStyle="1" w:styleId="SubtitleChar">
     <w:name w:val="Subtitle Char"/>
     <w:basedOn w:val="DefaultParagraphFont"/>
     <w:link w:val="Subtitle"/>
     <w:uiPriority w:val="11"/>
     <w:rsid w:val="00A10FD9"/>
     <w:rPr>
-      <w:rFonts w:cstheme="majorBidi" w:eastAsiaTheme="majorEastAsia"/>
-      <w:color w:themeColor="text1" w:themeTint="A6" w:val="595959"/>
+      <w:rFonts w:eastAsiaTheme="majorEastAsia" w:cstheme="majorBidi"/>
+      <w:color w:val="595959" w:themeColor="text1" w:themeTint="A6"/>
       <w:spacing w:val="15"/>
       <w:sz w:val="28"/>
       <w:szCs w:val="28"/>
     </w:rPr>
   </w:style>
-  <w:style w:customStyle="1" w:styleId="Author" w:type="paragraph">
+  <w:style w:type="paragraph" w:customStyle="1" w:styleId="Author">
     <w:name w:val="Author"/>
     <w:basedOn w:val="Title"/>
     <w:next w:val="BodyText"/>
@@ -859,7 +1688,7 @@
       <w:szCs w:val="24"/>
     </w:rPr>
   </w:style>
-  <w:style w:styleId="Date" w:type="paragraph">
+  <w:style w:type="paragraph" w:styleId="Date">
     <w:name w:val="Date"/>
     <w:basedOn w:val="Title"/>
     <w:next w:val="BodyText"/>
@@ -873,7 +1702,7 @@
       <w:szCs w:val="24"/>
     </w:rPr>
   </w:style>
-  <w:style w:customStyle="1" w:styleId="AbstractTitle" w:type="paragraph">
+  <w:style w:type="paragraph" w:customStyle="1" w:styleId="AbstractTitle">
     <w:name w:val="Abstract Title"/>
     <w:basedOn w:val="Normal"/>
     <w:next w:val="Abstract"/>
@@ -881,7 +1710,7 @@
     <w:pPr>
       <w:keepNext/>
       <w:keepLines/>
-      <w:spacing w:after="0" w:before="300"/>
+      <w:spacing w:before="300" w:after="0"/>
       <w:jc w:val="center"/>
     </w:pPr>
     <w:rPr>
@@ -890,7 +1719,7 @@
       <w:szCs w:val="20"/>
     </w:rPr>
   </w:style>
-  <w:style w:customStyle="1" w:styleId="Abstract" w:type="paragraph">
+  <w:style w:type="paragraph" w:customStyle="1" w:styleId="Abstract">
     <w:name w:val="Abstract"/>
     <w:basedOn w:val="Normal"/>
     <w:next w:val="BodyText"/>
@@ -898,14 +1727,14 @@
     <w:pPr>
       <w:keepNext/>
       <w:keepLines/>
-      <w:spacing w:after="300" w:before="100"/>
+      <w:spacing w:before="100" w:after="300"/>
     </w:pPr>
     <w:rPr>
       <w:sz w:val="20"/>
       <w:szCs w:val="20"/>
     </w:rPr>
   </w:style>
-  <w:style w:styleId="Bibliography" w:type="paragraph">
+  <w:style w:type="paragraph" w:styleId="Bibliography">
     <w:name w:val="Bibliography"/>
     <w:basedOn w:val="Normal"/>
     <w:next w:val="Bibliography"/>
@@ -913,7 +1742,7 @@
     <w:pPr/>
     <w:rPr/>
   </w:style>
-  <w:style w:styleId="Heading1" w:type="paragraph">
+  <w:style w:type="paragraph" w:styleId="Heading1">
     <w:name w:val="heading 1"/>
     <w:basedOn w:val="Normal"/>
     <w:next w:val="BodyText"/>
@@ -922,13 +1751,13 @@
     <w:pPr>
       <w:keepNext/>
       <w:keepLines/>
-      <w:spacing w:after="240" w:before="240" w:line="240" w:lineRule="auto"/>
+      <w:spacing w:before="240" w:after="240" w:line="400" w:lineRule="exact"/>
       <w:ind w:firstLine="0"/>
       <w:jc w:val="center"/>
       <w:outlineLvl w:val="0"/>
     </w:pPr>
     <w:rPr>
-      <w:rFonts w:ascii="Liberation Serif" w:cs="Liberation Serif" w:eastAsia="Liberation Serif" w:hAnsi="Liberation Serif"/>
+      <w:rFonts w:ascii="TeX Gyre Schola" w:hAnsi="TeX Gyre Schola" w:eastAsia="TeX Gyre Schola" w:cs="TeX Gyre Schola"/>
       <w:b/>
       <w:bCs/>
       <w:caps/>
@@ -937,7 +1766,7 @@
       <w:szCs w:val="28"/>
     </w:rPr>
   </w:style>
-  <w:style w:styleId="Heading2" w:type="paragraph">
+  <w:style w:type="paragraph" w:styleId="Heading2">
     <w:name w:val="heading 2"/>
     <w:basedOn w:val="Normal"/>
     <w:next w:val="BodyText"/>
@@ -946,12 +1775,12 @@
     <w:pPr>
       <w:keepNext/>
       <w:keepLines/>
-      <w:spacing w:after="160" w:before="240" w:line="240" w:lineRule="auto"/>
+      <w:spacing w:before="240" w:after="160" w:line="400" w:lineRule="exact"/>
       <w:ind w:firstLine="0"/>
       <w:outlineLvl w:val="1"/>
     </w:pPr>
     <w:rPr>
-      <w:rFonts w:ascii="Liberation Serif" w:cs="Liberation Serif" w:eastAsia="Liberation Serif" w:hAnsi="Liberation Serif"/>
+      <w:rFonts w:ascii="TeX Gyre Schola" w:hAnsi="TeX Gyre Schola" w:eastAsia="TeX Gyre Schola" w:cs="TeX Gyre Schola"/>
       <w:b/>
       <w:bCs/>
       <w:color w:val="000000"/>
@@ -959,7 +1788,7 @@
       <w:szCs w:val="28"/>
     </w:rPr>
   </w:style>
-  <w:style w:styleId="Heading3" w:type="paragraph">
+  <w:style w:type="paragraph" w:styleId="Heading3">
     <w:name w:val="heading 3"/>
     <w:basedOn w:val="Normal"/>
     <w:next w:val="BodyText"/>
@@ -968,12 +1797,12 @@
     <w:pPr>
       <w:keepNext/>
       <w:keepLines/>
-      <w:spacing w:after="160" w:before="200" w:line="240" w:lineRule="auto"/>
+      <w:spacing w:before="200" w:after="160" w:line="400" w:lineRule="exact"/>
       <w:ind w:firstLine="0"/>
       <w:outlineLvl w:val="2"/>
     </w:pPr>
     <w:rPr>
-      <w:rFonts w:ascii="Liberation Serif" w:cs="Liberation Serif" w:eastAsia="Liberation Serif" w:hAnsi="Liberation Serif"/>
+      <w:rFonts w:ascii="TeX Gyre Schola" w:hAnsi="TeX Gyre Schola" w:eastAsia="TeX Gyre Schola" w:cs="TeX Gyre Schola"/>
       <w:b/>
       <w:bCs/>
       <w:i/>
@@ -983,7 +1812,7 @@
       <w:szCs w:val="28"/>
     </w:rPr>
   </w:style>
-  <w:style w:styleId="Heading4" w:type="paragraph">
+  <w:style w:type="paragraph" w:styleId="Heading4">
     <w:name w:val="heading 4"/>
     <w:basedOn w:val="Normal"/>
     <w:next w:val="BodyText"/>
@@ -996,17 +1825,17 @@
     <w:pPr>
       <w:keepNext/>
       <w:keepLines/>
-      <w:spacing w:after="40" w:before="80"/>
+      <w:spacing w:before="80" w:after="40"/>
       <w:outlineLvl w:val="3"/>
     </w:pPr>
     <w:rPr>
-      <w:rFonts w:cstheme="majorBidi" w:eastAsiaTheme="majorEastAsia"/>
+      <w:rFonts w:eastAsiaTheme="majorEastAsia" w:cstheme="majorBidi"/>
       <w:i/>
       <w:iCs/>
-      <w:color w:themeColor="accent1" w:themeShade="BF" w:val="0F4761"/>
-    </w:rPr>
-  </w:style>
-  <w:style w:styleId="Heading5" w:type="paragraph">
+      <w:color w:val="0F4761" w:themeColor="accent1" w:themeShade="BF"/>
+    </w:rPr>
+  </w:style>
+  <w:style w:type="paragraph" w:styleId="Heading5">
     <w:name w:val="heading 5"/>
     <w:basedOn w:val="Normal"/>
     <w:next w:val="BodyText"/>
@@ -1019,15 +1848,15 @@
     <w:pPr>
       <w:keepNext/>
       <w:keepLines/>
-      <w:spacing w:after="40" w:before="80"/>
+      <w:spacing w:before="80" w:after="40"/>
       <w:outlineLvl w:val="4"/>
     </w:pPr>
     <w:rPr>
-      <w:rFonts w:cstheme="majorBidi" w:eastAsiaTheme="majorEastAsia"/>
-      <w:color w:themeColor="accent1" w:themeShade="BF" w:val="0F4761"/>
-    </w:rPr>
-  </w:style>
-  <w:style w:styleId="Heading6" w:type="paragraph">
+      <w:rFonts w:eastAsiaTheme="majorEastAsia" w:cstheme="majorBidi"/>
+      <w:color w:val="0F4761" w:themeColor="accent1" w:themeShade="BF"/>
+    </w:rPr>
+  </w:style>
+  <w:style w:type="paragraph" w:styleId="Heading6">
     <w:name w:val="heading 6"/>
     <w:basedOn w:val="Normal"/>
     <w:next w:val="BodyText"/>
@@ -1040,17 +1869,17 @@
     <w:pPr>
       <w:keepNext/>
       <w:keepLines/>
-      <w:spacing w:after="0" w:before="40"/>
+      <w:spacing w:before="40" w:after="0"/>
       <w:outlineLvl w:val="5"/>
     </w:pPr>
     <w:rPr>
-      <w:rFonts w:cstheme="majorBidi" w:eastAsiaTheme="majorEastAsia"/>
+      <w:rFonts w:eastAsiaTheme="majorEastAsia" w:cstheme="majorBidi"/>
       <w:i/>
       <w:iCs/>
-      <w:color w:themeColor="text1" w:themeTint="A6" w:val="595959"/>
-    </w:rPr>
-  </w:style>
-  <w:style w:styleId="Heading7" w:type="paragraph">
+      <w:color w:val="595959" w:themeColor="text1" w:themeTint="A6"/>
+    </w:rPr>
+  </w:style>
+  <w:style w:type="paragraph" w:styleId="Heading7">
     <w:name w:val="heading 7"/>
     <w:basedOn w:val="Normal"/>
     <w:next w:val="BodyText"/>
@@ -1063,15 +1892,15 @@
     <w:pPr>
       <w:keepNext/>
       <w:keepLines/>
-      <w:spacing w:after="0" w:before="40"/>
+      <w:spacing w:before="40" w:after="0"/>
       <w:outlineLvl w:val="6"/>
     </w:pPr>
     <w:rPr>
-      <w:rFonts w:cstheme="majorBidi" w:eastAsiaTheme="majorEastAsia"/>
-      <w:color w:themeColor="text1" w:themeTint="A6" w:val="595959"/>
-    </w:rPr>
-  </w:style>
-  <w:style w:styleId="Heading8" w:type="paragraph">
+      <w:rFonts w:eastAsiaTheme="majorEastAsia" w:cstheme="majorBidi"/>
+      <w:color w:val="595959" w:themeColor="text1" w:themeTint="A6"/>
+    </w:rPr>
+  </w:style>
+  <w:style w:type="paragraph" w:styleId="Heading8">
     <w:name w:val="heading 8"/>
     <w:basedOn w:val="Normal"/>
     <w:next w:val="BodyText"/>
@@ -1088,13 +1917,13 @@
       <w:outlineLvl w:val="7"/>
     </w:pPr>
     <w:rPr>
-      <w:rFonts w:cstheme="majorBidi" w:eastAsiaTheme="majorEastAsia"/>
+      <w:rFonts w:eastAsiaTheme="majorEastAsia" w:cstheme="majorBidi"/>
       <w:i/>
       <w:iCs/>
-      <w:color w:themeColor="text1" w:themeTint="D8" w:val="272727"/>
-    </w:rPr>
-  </w:style>
-  <w:style w:styleId="Heading9" w:type="paragraph">
+      <w:color w:val="272727" w:themeColor="text1" w:themeTint="D8"/>
+    </w:rPr>
+  </w:style>
+  <w:style w:type="paragraph" w:styleId="Heading9">
     <w:name w:val="heading 9"/>
     <w:basedOn w:val="Normal"/>
     <w:next w:val="BodyText"/>
@@ -1111,24 +1940,24 @@
       <w:outlineLvl w:val="8"/>
     </w:pPr>
     <w:rPr>
-      <w:rFonts w:cstheme="majorBidi" w:eastAsiaTheme="majorEastAsia"/>
-      <w:color w:themeColor="text1" w:themeTint="D8" w:val="272727"/>
-    </w:rPr>
-  </w:style>
-  <w:style w:customStyle="1" w:styleId="Heading1Char" w:type="character">
+      <w:rFonts w:eastAsiaTheme="majorEastAsia" w:cstheme="majorBidi"/>
+      <w:color w:val="272727" w:themeColor="text1" w:themeTint="D8"/>
+    </w:rPr>
+  </w:style>
+  <w:style w:type="character" w:customStyle="1" w:styleId="Heading1Char">
     <w:name w:val="Heading 1 Char"/>
     <w:basedOn w:val="DefaultParagraphFont"/>
     <w:link w:val="Heading1"/>
     <w:uiPriority w:val="9"/>
     <w:rsid w:val="00A10FD9"/>
     <w:rPr>
-      <w:rFonts w:asciiTheme="majorHAnsi" w:cstheme="majorBidi" w:eastAsiaTheme="majorEastAsia" w:hAnsiTheme="majorHAnsi"/>
-      <w:color w:themeColor="accent1" w:themeShade="BF" w:val="0F4761"/>
+      <w:rFonts w:asciiTheme="majorHAnsi" w:eastAsiaTheme="majorEastAsia" w:hAnsiTheme="majorHAnsi" w:cstheme="majorBidi"/>
+      <w:color w:val="0F4761" w:themeColor="accent1" w:themeShade="BF"/>
       <w:sz w:val="40"/>
       <w:szCs w:val="40"/>
     </w:rPr>
   </w:style>
-  <w:style w:customStyle="1" w:styleId="Heading2Char" w:type="character">
+  <w:style w:type="character" w:customStyle="1" w:styleId="Heading2Char">
     <w:name w:val="Heading 2 Char"/>
     <w:basedOn w:val="DefaultParagraphFont"/>
     <w:link w:val="Heading2"/>
@@ -1136,13 +1965,13 @@
     <w:semiHidden/>
     <w:rsid w:val="00A10FD9"/>
     <w:rPr>
-      <w:rFonts w:asciiTheme="majorHAnsi" w:cstheme="majorBidi" w:eastAsiaTheme="majorEastAsia" w:hAnsiTheme="majorHAnsi"/>
-      <w:color w:themeColor="accent1" w:themeShade="BF" w:val="0F4761"/>
+      <w:rFonts w:asciiTheme="majorHAnsi" w:eastAsiaTheme="majorEastAsia" w:hAnsiTheme="majorHAnsi" w:cstheme="majorBidi"/>
+      <w:color w:val="0F4761" w:themeColor="accent1" w:themeShade="BF"/>
       <w:sz w:val="32"/>
       <w:szCs w:val="32"/>
     </w:rPr>
   </w:style>
-  <w:style w:customStyle="1" w:styleId="Heading3Char" w:type="character">
+  <w:style w:type="character" w:customStyle="1" w:styleId="Heading3Char">
     <w:name w:val="Heading 3 Char"/>
     <w:basedOn w:val="DefaultParagraphFont"/>
     <w:link w:val="Heading3"/>
@@ -1150,13 +1979,13 @@
     <w:semiHidden/>
     <w:rsid w:val="00A10FD9"/>
     <w:rPr>
-      <w:rFonts w:cstheme="majorBidi" w:eastAsiaTheme="majorEastAsia"/>
-      <w:color w:themeColor="accent1" w:themeShade="BF" w:val="0F4761"/>
+      <w:rFonts w:eastAsiaTheme="majorEastAsia" w:cstheme="majorBidi"/>
+      <w:color w:val="0F4761" w:themeColor="accent1" w:themeShade="BF"/>
       <w:sz w:val="28"/>
       <w:szCs w:val="28"/>
     </w:rPr>
   </w:style>
-  <w:style w:customStyle="1" w:styleId="Heading4Char" w:type="character">
+  <w:style w:type="character" w:customStyle="1" w:styleId="Heading4Char">
     <w:name w:val="Heading 4 Char"/>
     <w:basedOn w:val="DefaultParagraphFont"/>
     <w:link w:val="Heading4"/>
@@ -1164,13 +1993,13 @@
     <w:semiHidden/>
     <w:rsid w:val="00A10FD9"/>
     <w:rPr>
-      <w:rFonts w:cstheme="majorBidi" w:eastAsiaTheme="majorEastAsia"/>
+      <w:rFonts w:eastAsiaTheme="majorEastAsia" w:cstheme="majorBidi"/>
       <w:i/>
       <w:iCs/>
-      <w:color w:themeColor="accent1" w:themeShade="BF" w:val="0F4761"/>
-    </w:rPr>
-  </w:style>
-  <w:style w:customStyle="1" w:styleId="Heading5Char" w:type="character">
+      <w:color w:val="0F4761" w:themeColor="accent1" w:themeShade="BF"/>
+    </w:rPr>
+  </w:style>
+  <w:style w:type="character" w:customStyle="1" w:styleId="Heading5Char">
     <w:name w:val="Heading 5 Char"/>
     <w:basedOn w:val="DefaultParagraphFont"/>
     <w:link w:val="Heading5"/>
@@ -1178,11 +2007,11 @@
     <w:semiHidden/>
     <w:rsid w:val="00A10FD9"/>
     <w:rPr>
-      <w:rFonts w:cstheme="majorBidi" w:eastAsiaTheme="majorEastAsia"/>
-      <w:color w:themeColor="accent1" w:themeShade="BF" w:val="0F4761"/>
-    </w:rPr>
-  </w:style>
-  <w:style w:customStyle="1" w:styleId="Heading6Char" w:type="character">
+      <w:rFonts w:eastAsiaTheme="majorEastAsia" w:cstheme="majorBidi"/>
+      <w:color w:val="0F4761" w:themeColor="accent1" w:themeShade="BF"/>
+    </w:rPr>
+  </w:style>
+  <w:style w:type="character" w:customStyle="1" w:styleId="Heading6Char">
     <w:name w:val="Heading 6 Char"/>
     <w:basedOn w:val="DefaultParagraphFont"/>
     <w:link w:val="Heading6"/>
@@ -1190,13 +2019,13 @@
     <w:semiHidden/>
     <w:rsid w:val="00A10FD9"/>
     <w:rPr>
-      <w:rFonts w:cstheme="majorBidi" w:eastAsiaTheme="majorEastAsia"/>
+      <w:rFonts w:eastAsiaTheme="majorEastAsia" w:cstheme="majorBidi"/>
       <w:i/>
       <w:iCs/>
-      <w:color w:themeColor="text1" w:themeTint="A6" w:val="595959"/>
-    </w:rPr>
-  </w:style>
-  <w:style w:customStyle="1" w:styleId="Heading7Char" w:type="character">
+      <w:color w:val="595959" w:themeColor="text1" w:themeTint="A6"/>
+    </w:rPr>
+  </w:style>
+  <w:style w:type="character" w:customStyle="1" w:styleId="Heading7Char">
     <w:name w:val="Heading 7 Char"/>
     <w:basedOn w:val="DefaultParagraphFont"/>
     <w:link w:val="Heading7"/>
@@ -1204,11 +2033,11 @@
     <w:semiHidden/>
     <w:rsid w:val="00A10FD9"/>
     <w:rPr>
-      <w:rFonts w:cstheme="majorBidi" w:eastAsiaTheme="majorEastAsia"/>
-      <w:color w:themeColor="text1" w:themeTint="A6" w:val="595959"/>
-    </w:rPr>
-  </w:style>
-  <w:style w:customStyle="1" w:styleId="Heading8Char" w:type="character">
+      <w:rFonts w:eastAsiaTheme="majorEastAsia" w:cstheme="majorBidi"/>
+      <w:color w:val="595959" w:themeColor="text1" w:themeTint="A6"/>
+    </w:rPr>
+  </w:style>
+  <w:style w:type="character" w:customStyle="1" w:styleId="Heading8Char">
     <w:name w:val="Heading 8 Char"/>
     <w:basedOn w:val="DefaultParagraphFont"/>
     <w:link w:val="Heading8"/>
@@ -1216,13 +2045,13 @@
     <w:semiHidden/>
     <w:rsid w:val="00A10FD9"/>
     <w:rPr>
-      <w:rFonts w:cstheme="majorBidi" w:eastAsiaTheme="majorEastAsia"/>
+      <w:rFonts w:eastAsiaTheme="majorEastAsia" w:cstheme="majorBidi"/>
       <w:i/>
       <w:iCs/>
-      <w:color w:themeColor="text1" w:themeTint="D8" w:val="272727"/>
-    </w:rPr>
-  </w:style>
-  <w:style w:customStyle="1" w:styleId="Heading9Char" w:type="character">
+      <w:color w:val="272727" w:themeColor="text1" w:themeTint="D8"/>
+    </w:rPr>
+  </w:style>
+  <w:style w:type="character" w:customStyle="1" w:styleId="Heading9Char">
     <w:name w:val="Heading 9 Char"/>
     <w:basedOn w:val="DefaultParagraphFont"/>
     <w:link w:val="Heading9"/>
@@ -1230,36 +2059,36 @@
     <w:semiHidden/>
     <w:rsid w:val="00A10FD9"/>
     <w:rPr>
-      <w:rFonts w:cstheme="majorBidi" w:eastAsiaTheme="majorEastAsia"/>
-      <w:color w:themeColor="text1" w:themeTint="D8" w:val="272727"/>
-    </w:rPr>
-  </w:style>
-  <w:style w:styleId="BlockText" w:type="paragraph">
+      <w:rFonts w:eastAsiaTheme="majorEastAsia" w:cstheme="majorBidi"/>
+      <w:color w:val="272727" w:themeColor="text1" w:themeTint="D8"/>
+    </w:rPr>
+  </w:style>
+  <w:style w:type="paragraph" w:styleId="BlockText">
     <w:name w:val="Block Text"/>
     <w:basedOn w:val="Normal"/>
     <w:next w:val="BodyText"/>
     <w:uiPriority w:val="9"/>
     <w:qFormat/>
     <w:pPr>
-      <w:spacing w:after="240" w:before="0" w:line="240" w:lineRule="auto"/>
+      <w:spacing w:before="0" w:after="240" w:line="400" w:lineRule="exact"/>
       <w:ind w:firstLine="0" w:left="720" w:right="720"/>
     </w:pPr>
   </w:style>
-  <w:style w:styleId="FootnoteText" w:type="paragraph">
+  <w:style w:type="paragraph" w:styleId="FootnoteText">
     <w:name w:val="Footnote Text"/>
     <w:basedOn w:val="Normal"/>
     <w:uiPriority w:val="9"/>
     <w:pPr>
-      <w:spacing w:after="120" w:before="0" w:line="240" w:lineRule="auto"/>
+      <w:spacing w:before="0" w:after="120" w:line="400" w:lineRule="exact"/>
       <w:ind w:firstLine="0"/>
     </w:pPr>
     <w:rPr>
-      <w:rFonts w:ascii="Liberation Serif" w:cs="Liberation Serif" w:eastAsia="Liberation Serif" w:hAnsi="Liberation Serif"/>
+      <w:rFonts w:ascii="TeX Gyre Schola" w:hAnsi="TeX Gyre Schola" w:eastAsia="TeX Gyre Schola" w:cs="TeX Gyre Schola"/>
       <w:sz w:val="28"/>
       <w:szCs w:val="28"/>
     </w:rPr>
   </w:style>
-  <w:style w:styleId="FootnoteBlockText" w:type="paragraph">
+  <w:style w:type="paragraph" w:styleId="FootnoteBlockText">
     <w:name w:val="Footnote Block Text"/>
     <w:basedOn w:val="FootnoteText"/>
     <w:next w:val="FootnoteText"/>
@@ -1267,38 +2096,29 @@
     <w:unhideWhenUsed/>
     <w:qFormat/>
     <w:pPr>
-      <w:spacing w:after="100" w:before="100"/>
+      <w:spacing w:before="100" w:after="100"/>
       <w:ind w:firstLine="0" w:left="480" w:right="480"/>
     </w:pPr>
   </w:style>
-  <w:style w:default="1" w:styleId="DefaultParagraphFont" w:type="character">
+  <w:style w:type="character" w:default="1" w:styleId="DefaultParagraphFont">
     <w:name w:val="Default Paragraph Font"/>
     <w:semiHidden/>
     <w:unhideWhenUsed/>
   </w:style>
-  <w:style w:default="1" w:styleId="Table" w:type="table">
+  <w:style w:type="table" w:default="1" w:styleId="Table">
     <w:name w:val="Table"/>
     <w:basedOn w:val="TableNormal"/>
-    <w:semiHidden/>
-    <w:unhideWhenUsed/>
     <w:qFormat/>
     <w:tblPr>
-      <w:tblInd w:type="dxa" w:w="0"/>
+      <w:tblInd w:w="0" w:type="dxa"/>
       <w:tblCellMar>
-        <w:top w:type="dxa" w:w="0"/>
-        <w:left w:type="dxa" w:w="108"/>
-        <w:bottom w:type="dxa" w:w="0"/>
-        <w:right w:type="dxa" w:w="108"/>
+        <w:top w:w="0" w:type="dxa"/>
+        <w:left w:w="108" w:type="dxa"/>
+        <w:bottom w:w="0" w:type="dxa"/>
+        <w:right w:w="108" w:type="dxa"/>
       </w:tblCellMar>
     </w:tblPr>
     <w:tblStylePr w:type="firstRow">
-      <w:tblPr>
-        <w:jc w:val="left"/>
-        <w:tblInd w:type="dxa" w:w="0"/>
-      </w:tblPr>
-      <w:trPr>
-        <w:jc w:val="left"/>
-      </w:trPr>
       <w:tcPr>
         <w:tcBorders>
           <w:bottom w:val="single"/>
@@ -1307,7 +2127,7 @@
       </w:tcPr>
     </w:tblStylePr>
   </w:style>
-  <w:style w:customStyle="1" w:styleId="DefinitionTerm" w:type="paragraph">
+  <w:style w:type="paragraph" w:customStyle="1" w:styleId="DefinitionTerm">
     <w:name w:val="Definition Term"/>
     <w:basedOn w:val="Normal"/>
     <w:next w:val="Definition"/>
@@ -1320,49 +2140,49 @@
       <w:b/>
     </w:rPr>
   </w:style>
-  <w:style w:customStyle="1" w:styleId="Definition" w:type="paragraph">
+  <w:style w:type="paragraph" w:customStyle="1" w:styleId="Definition">
     <w:name w:val="Definition"/>
     <w:basedOn w:val="Normal"/>
   </w:style>
-  <w:style w:styleId="Caption" w:type="paragraph">
+  <w:style w:type="paragraph" w:styleId="Caption">
     <w:name w:val="Caption"/>
     <w:basedOn w:val="Normal"/>
     <w:link w:val="BodyTextChar"/>
     <w:pPr>
-      <w:spacing w:after="120" w:before="0"/>
+      <w:spacing w:before="0" w:after="120"/>
     </w:pPr>
     <w:rPr>
       <w:i/>
     </w:rPr>
   </w:style>
-  <w:style w:customStyle="1" w:styleId="TableCaption" w:type="paragraph">
+  <w:style w:type="paragraph" w:customStyle="1" w:styleId="TableCaption">
     <w:name w:val="Table Caption"/>
     <w:basedOn w:val="Caption"/>
     <w:pPr>
       <w:keepNext/>
     </w:pPr>
   </w:style>
-  <w:style w:customStyle="1" w:styleId="ImageCaption" w:type="paragraph">
+  <w:style w:type="paragraph" w:customStyle="1" w:styleId="ImageCaption">
     <w:name w:val="Image Caption"/>
     <w:basedOn w:val="Caption"/>
   </w:style>
-  <w:style w:customStyle="1" w:styleId="Figure" w:type="paragraph">
+  <w:style w:type="paragraph" w:customStyle="1" w:styleId="Figure">
     <w:name w:val="Figure"/>
     <w:basedOn w:val="Normal"/>
   </w:style>
-  <w:style w:customStyle="1" w:styleId="CaptionedFigure" w:type="paragraph">
+  <w:style w:type="paragraph" w:customStyle="1" w:styleId="CaptionedFigure">
     <w:name w:val="Captioned Figure"/>
     <w:basedOn w:val="Figure"/>
     <w:pPr>
       <w:keepNext/>
     </w:pPr>
   </w:style>
-  <w:style w:customStyle="1" w:styleId="BodyTextChar" w:type="character">
+  <w:style w:type="character" w:customStyle="1" w:styleId="BodyTextChar">
     <w:name w:val="Body Text Char"/>
     <w:basedOn w:val="DefaultParagraphFont"/>
     <w:link w:val="BodyText"/>
   </w:style>
-  <w:style w:customStyle="1" w:styleId="VerbatimChar" w:type="character">
+  <w:style w:type="character" w:customStyle="1" w:styleId="VerbatimChar">
     <w:name w:val="Verbatim Char"/>
     <w:basedOn w:val="BodyTextChar"/>
     <w:rPr>
@@ -1370,25 +2190,25 @@
       <w:sz w:val="22"/>
     </w:rPr>
   </w:style>
-  <w:style w:customStyle="1" w:styleId="SectionNumber" w:type="character">
+  <w:style w:type="character" w:customStyle="1" w:styleId="SectionNumber">
     <w:name w:val="Section Number"/>
     <w:basedOn w:val="BodyTextChar"/>
   </w:style>
-  <w:style w:styleId="FootnoteReference" w:type="character">
+  <w:style w:type="character" w:styleId="FootnoteReference">
     <w:name w:val="Footnote Reference"/>
     <w:basedOn w:val="BodyTextChar"/>
     <w:rPr>
       <w:vertAlign w:val="superscript"/>
     </w:rPr>
   </w:style>
-  <w:style w:styleId="Hyperlink" w:type="character">
+  <w:style w:type="character" w:styleId="Hyperlink">
     <w:name w:val="Hyperlink"/>
     <w:basedOn w:val="BodyTextChar"/>
     <w:rPr>
-      <w:color w:themeColor="accent1" w:val="4F81BD"/>
-    </w:rPr>
-  </w:style>
-  <w:style w:styleId="TOCHeading" w:type="paragraph">
+      <w:color w:val="4F81BD" w:themeColor="accent1"/>
+    </w:rPr>
+  </w:style>
+  <w:style w:type="paragraph" w:styleId="TOCHeading">
     <w:name w:val="TOC Heading"/>
     <w:basedOn w:val="Heading1"/>
     <w:next w:val="BodyText"/>
@@ -1400,10 +2220,10 @@
       <w:outlineLvl w:val="9"/>
     </w:pPr>
     <w:rPr>
-      <w:rFonts w:asciiTheme="majorHAnsi" w:cstheme="majorBidi" w:eastAsiaTheme="majorEastAsia" w:hAnsiTheme="majorHAnsi"/>
+      <w:rFonts w:asciiTheme="majorHAnsi" w:eastAsiaTheme="majorEastAsia" w:hAnsiTheme="majorHAnsi" w:cstheme="majorBidi"/>
       <w:b w:val="0"/>
       <w:bCs w:val="0"/>
-      <w:color w:themeColor="accent1" w:themeShade="BF" w:val="365F91"/>
+      <w:color w:val="365F91" w:themeColor="accent1" w:themeShade="BF"/>
     </w:rPr>
   </w:style>
   <w:style w:type="paragraph" w:customStyle="1" w:styleId="SourceCode">

--- a/courts/eleventh-circuit/georgia/state/court-of-appeals/motion-brief/usage/OUTPUT-motion-brief.docx
+++ b/courts/eleventh-circuit/georgia/state/court-of-appeals/motion-brief/usage/OUTPUT-motion-brief.docx
@@ -13,7 +13,133 @@
           <w:b/>
           <w:bCs/>
         </w:rPr>
-        <w:t xml:space="preserve">IN THE COURT OF APPEALS OF THE STATE OF GEORGIA</w:t>
+        <w:t xml:space="preserve">IN</w:t>
+      </w:r>
+      <w:r>
+        <w:rPr>
+          <w:b/>
+          <w:bCs/>
+        </w:rPr>
+        <w:t xml:space="preserve"> </w:t>
+      </w:r>
+      <w:r>
+        <w:rPr>
+          <w:b/>
+          <w:bCs/>
+        </w:rPr>
+        <w:t xml:space="preserve">THE</w:t>
+      </w:r>
+      <w:r>
+        <w:rPr>
+          <w:b/>
+          <w:bCs/>
+        </w:rPr>
+        <w:t xml:space="preserve"> </w:t>
+      </w:r>
+      <w:r>
+        <w:rPr>
+          <w:b/>
+          <w:bCs/>
+        </w:rPr>
+        <w:t xml:space="preserve">COURT</w:t>
+      </w:r>
+      <w:r>
+        <w:rPr>
+          <w:b/>
+          <w:bCs/>
+        </w:rPr>
+        <w:t xml:space="preserve"> </w:t>
+      </w:r>
+      <w:r>
+        <w:rPr>
+          <w:b/>
+          <w:bCs/>
+        </w:rPr>
+        <w:t xml:space="preserve">OF</w:t>
+      </w:r>
+      <w:r>
+        <w:rPr>
+          <w:b/>
+          <w:bCs/>
+        </w:rPr>
+        <w:t xml:space="preserve"> </w:t>
+      </w:r>
+      <w:r>
+        <w:rPr>
+          <w:b/>
+          <w:bCs/>
+        </w:rPr>
+        <w:t xml:space="preserve">APPEALS</w:t>
+      </w:r>
+      <w:r>
+        <w:rPr>
+          <w:b/>
+          <w:bCs/>
+        </w:rPr>
+        <w:t xml:space="preserve"> </w:t>
+      </w:r>
+      <w:r>
+        <w:rPr>
+          <w:b/>
+          <w:bCs/>
+        </w:rPr>
+        <w:t xml:space="preserve">OF</w:t>
+      </w:r>
+      <w:r>
+        <w:rPr>
+          <w:b/>
+          <w:bCs/>
+        </w:rPr>
+        <w:t xml:space="preserve"> </w:t>
+      </w:r>
+      <w:r>
+        <w:rPr>
+          <w:b/>
+          <w:bCs/>
+        </w:rPr>
+        <w:t xml:space="preserve">THE</w:t>
+      </w:r>
+      <w:r>
+        <w:rPr>
+          <w:b/>
+          <w:bCs/>
+        </w:rPr>
+        <w:t xml:space="preserve"> </w:t>
+      </w:r>
+      <w:r>
+        <w:rPr>
+          <w:b/>
+          <w:bCs/>
+        </w:rPr>
+        <w:t xml:space="preserve">STATE</w:t>
+      </w:r>
+      <w:r>
+        <w:rPr>
+          <w:b/>
+          <w:bCs/>
+        </w:rPr>
+        <w:t xml:space="preserve"> </w:t>
+      </w:r>
+      <w:r>
+        <w:rPr>
+          <w:b/>
+          <w:bCs/>
+        </w:rPr>
+        <w:t xml:space="preserve">OF</w:t>
+      </w:r>
+      <w:r>
+        <w:rPr>
+          <w:b/>
+          <w:bCs/>
+        </w:rPr>
+        <w:t xml:space="preserve"> </w:t>
+      </w:r>
+      <w:r>
+        <w:rPr>
+          <w:b/>
+          <w:bCs/>
+        </w:rPr>
+        <w:t xml:space="preserve">GEORGIA</w:t>
       </w:r>
     </w:p>
     <w:p>
@@ -27,7 +153,35 @@
           <w:b/>
           <w:bCs/>
         </w:rPr>
-        <w:t xml:space="preserve">Case No. ____________</w:t>
+        <w:t xml:space="preserve">Case</w:t>
+      </w:r>
+      <w:r>
+        <w:rPr>
+          <w:b/>
+          <w:bCs/>
+        </w:rPr>
+        <w:t xml:space="preserve"> </w:t>
+      </w:r>
+      <w:r>
+        <w:rPr>
+          <w:b/>
+          <w:bCs/>
+        </w:rPr>
+        <w:t xml:space="preserve">No.</w:t>
+      </w:r>
+      <w:r>
+        <w:rPr>
+          <w:b/>
+          <w:bCs/>
+        </w:rPr>
+        <w:t xml:space="preserve"> </w:t>
+      </w:r>
+      <w:r>
+        <w:rPr>
+          <w:b/>
+          <w:bCs/>
+        </w:rPr>
+        <w:t xml:space="preserve">____________</w:t>
       </w:r>
     </w:p>
     <w:p>
@@ -291,21 +445,11 @@
     <w:p>
       <w:pPr>
         <w:spacing w:before="0" w:after="0" w:line="644" w:lineRule="exact"/>
-        <w:ind w:left="0" w:firstLine="0"/>
-        <w:jc w:val="left"/>
       </w:pPr>
     </w:p>
     <w:tbl>
       <w:tblPr>
         <w:tblW w:w="9360" w:type="dxa"/>
-        <w:tblBorders>
-          <w:top w:val="nil"/>
-          <w:left w:val="nil"/>
-          <w:bottom w:val="nil"/>
-          <w:right w:val="nil"/>
-          <w:insideH w:val="nil"/>
-          <w:insideV w:val="nil"/>
-        </w:tblBorders>
         <w:tblLayout w:type="fixed"/>
         <w:tblCellMar>
           <w:top w:w="0" w:type="dxa"/>
@@ -317,8 +461,7 @@
       </w:tblPr>
       <w:tblGrid>
         <w:gridCol w:w="4500"/>
-        <w:gridCol w:w="360"/>
-        <w:gridCol w:w="4500"/>
+        <w:gridCol w:w="4860"/>
       </w:tblGrid>
       <w:tr>
         <w:trPr>
@@ -765,15 +908,30 @@
               <w:jc w:val="left"/>
             </w:pPr>
             <w:r>
-              <w:t xml:space="preserve">(404) 458</w:t>
+              <w:t xml:space="preserve">(404)</w:t>
+            </w:r>
+            <w:r>
+              <w:t xml:space="preserve"> </w:t>
+            </w:r>
+            <w:r>
+              <w:t xml:space="preserve">458</w:t>
               <w:noBreakHyphen/>
-              <w:t xml:space="preserve">3658, cmcgowan@law.ga.gov</w:t>
+              <w:t xml:space="preserve">3658,</w:t>
+            </w:r>
+            <w:r>
+              <w:t xml:space="preserve"> </w:t>
+            </w:r>
+            <w:r>
+              <w:t xml:space="preserve">cmcgowan@law.ga.gov</w:t>
             </w:r>
           </w:p>
         </w:tc>
         <w:tc>
           <w:tcPr>
-            <w:tcW w:w="360" w:type="dxa"/>
+            <w:tcW w:w="4860" w:type="dxa"/>
+            <w:tcMar>
+              <w:left w:w="360" w:type="dxa"/>
+            </w:tcMar>
           </w:tcPr>
           <w:p>
             <w:pPr>
@@ -781,18 +939,6 @@
               <w:ind w:left="0" w:firstLine="0"/>
               <w:jc w:val="left"/>
             </w:pPr>
-          </w:p>
-        </w:tc>
-        <w:tc>
-          <w:tcPr>
-            <w:tcW w:w="4500" w:type="dxa"/>
-          </w:tcPr>
-          <w:p>
-            <w:pPr>
-              <w:spacing w:before="0" w:after="0" w:line="322" w:lineRule="exact"/>
-              <w:ind w:left="0" w:firstLine="0"/>
-              <w:jc w:val="left"/>
-            </w:pPr>
             <w:r>
               <w:rPr>
                 <w:b/>
@@ -1115,7 +1261,14 @@
     <w:p>
       <w:pPr>
         <w:pageBreakBefore/>
-        <w:spacing w:before="0" w:after="322" w:line="322" w:lineRule="exact"/>
+        <w:spacing w:before="0" w:after="0" w:line="1" w:lineRule="exact"/>
+      </w:pPr>
+    </w:p>
+    <w:p>
+      <w:pPr>
+        <w:keepNext/>
+        <w:keepLines/>
+        <w:spacing w:before="0" w:after="161" w:line="322" w:lineRule="exact"/>
         <w:ind w:left="0" w:firstLine="0"/>
         <w:jc w:val="center"/>
       </w:pPr>
@@ -1124,46 +1277,35 @@
           <w:b/>
           <w:bCs/>
         </w:rPr>
-        <w:t xml:space="preserve">TABLE OF CONTENTS</w:t>
-      </w:r>
-    </w:p>
-    <w:p>
-      <w:pPr>
-        <w:keepLines/>
-        <w:tabs>
-          <w:tab w:val="right" w:leader="dot" w:pos="9360"/>
-        </w:tabs>
-        <w:spacing w:before="0" w:after="0" w:line="322" w:lineRule="exact"/>
-        <w:ind w:left="720" w:right="720" w:hanging="720"/>
-        <w:jc w:val="left"/>
-      </w:pPr>
-      <w:r>
-        <w:t xml:space="preserve">Table</w:t>
-      </w:r>
-      <w:r>
-        <w:t xml:space="preserve"> </w:t>
-      </w:r>
-      <w:r>
-        <w:t xml:space="preserve">of</w:t>
-      </w:r>
-      <w:r>
-        <w:t xml:space="preserve"> </w:t>
-      </w:r>
-      <w:r>
-        <w:t xml:space="preserve">Authorities</w:t>
-      </w:r>
-      <w:r>
-        <w:rPr>
-          <w:sz w:val="16"/>
-          <w:szCs w:val="16"/>
-        </w:rPr>
-        <w:t xml:space="preserve">   </w:t>
-      </w:r>
-      <w:r>
-        <w:tab/>
-      </w:r>
-      <w:r>
-        <w:t xml:space="preserve">3</w:t>
+        <w:t xml:space="preserve">TABLE</w:t>
+      </w:r>
+      <w:r>
+        <w:rPr>
+          <w:b/>
+          <w:bCs/>
+        </w:rPr>
+        <w:t xml:space="preserve"> </w:t>
+      </w:r>
+      <w:r>
+        <w:rPr>
+          <w:b/>
+          <w:bCs/>
+        </w:rPr>
+        <w:t xml:space="preserve">OF</w:t>
+      </w:r>
+      <w:r>
+        <w:rPr>
+          <w:b/>
+          <w:bCs/>
+        </w:rPr>
+        <w:t xml:space="preserve"> </w:t>
+      </w:r>
+      <w:r>
+        <w:rPr>
+          <w:b/>
+          <w:bCs/>
+        </w:rPr>
+        <w:t xml:space="preserve">CONTENTS</w:t>
       </w:r>
     </w:p>
     <w:p>
@@ -1174,16 +1316,11 @@
         </w:tabs>
         <w:spacing w:before="161" w:after="0" w:line="322" w:lineRule="exact"/>
         <w:ind w:left="720" w:right="720" w:hanging="720"/>
-        <w:jc w:val="left"/>
       </w:pPr>
       <w:r>
         <w:t xml:space="preserve">Introduction</w:t>
       </w:r>
       <w:r>
-        <w:rPr>
-          <w:sz w:val="16"/>
-          <w:szCs w:val="16"/>
-        </w:rPr>
         <w:t xml:space="preserve">   </w:t>
       </w:r>
       <w:r>
@@ -1201,16 +1338,11 @@
         </w:tabs>
         <w:spacing w:before="161" w:after="0" w:line="322" w:lineRule="exact"/>
         <w:ind w:left="720" w:right="720" w:hanging="720"/>
-        <w:jc w:val="left"/>
       </w:pPr>
       <w:r>
         <w:t xml:space="preserve">Jurisdiction</w:t>
       </w:r>
       <w:r>
-        <w:rPr>
-          <w:sz w:val="16"/>
-          <w:szCs w:val="16"/>
-        </w:rPr>
         <w:t xml:space="preserve">   </w:t>
       </w:r>
       <w:r>
@@ -1228,16 +1360,11 @@
         </w:tabs>
         <w:spacing w:before="161" w:after="0" w:line="322" w:lineRule="exact"/>
         <w:ind w:left="720" w:right="720" w:hanging="720"/>
-        <w:jc w:val="left"/>
       </w:pPr>
       <w:r>
         <w:t xml:space="preserve">Background</w:t>
       </w:r>
       <w:r>
-        <w:rPr>
-          <w:sz w:val="16"/>
-          <w:szCs w:val="16"/>
-        </w:rPr>
         <w:t xml:space="preserve">   </w:t>
       </w:r>
       <w:r>
@@ -1255,16 +1382,11 @@
         </w:tabs>
         <w:spacing w:before="161" w:after="0" w:line="322" w:lineRule="exact"/>
         <w:ind w:left="720" w:right="720" w:hanging="720"/>
-        <w:jc w:val="left"/>
       </w:pPr>
       <w:r>
         <w:t xml:space="preserve">Argument</w:t>
       </w:r>
       <w:r>
-        <w:rPr>
-          <w:sz w:val="16"/>
-          <w:szCs w:val="16"/>
-        </w:rPr>
         <w:t xml:space="preserve">   </w:t>
       </w:r>
       <w:r>
@@ -1282,7 +1404,6 @@
         </w:tabs>
         <w:spacing w:before="161" w:after="0" w:line="322" w:lineRule="exact"/>
         <w:ind w:left="1440" w:right="720" w:hanging="720"/>
-        <w:jc w:val="left"/>
       </w:pPr>
       <w:r>
         <w:t xml:space="preserve">I.</w:t>
@@ -1360,10 +1481,6 @@
         <w:t xml:space="preserve">appeal.</w:t>
       </w:r>
       <w:r>
-        <w:rPr>
-          <w:sz w:val="16"/>
-          <w:szCs w:val="16"/>
-        </w:rPr>
         <w:t xml:space="preserve">   </w:t>
       </w:r>
       <w:r>
@@ -1381,7 +1498,6 @@
         </w:tabs>
         <w:spacing w:before="161" w:after="0" w:line="322" w:lineRule="exact"/>
         <w:ind w:left="2160" w:right="720" w:hanging="720"/>
-        <w:jc w:val="left"/>
       </w:pPr>
       <w:r>
         <w:t xml:space="preserve">A.</w:t>
@@ -1465,10 +1581,6 @@
         <w:t xml:space="preserve">injunction.</w:t>
       </w:r>
       <w:r>
-        <w:rPr>
-          <w:sz w:val="16"/>
-          <w:szCs w:val="16"/>
-        </w:rPr>
         <w:t xml:space="preserve">   </w:t>
       </w:r>
       <w:r>
@@ -1486,7 +1598,6 @@
         </w:tabs>
         <w:spacing w:before="161" w:after="0" w:line="322" w:lineRule="exact"/>
         <w:ind w:left="1440" w:right="720" w:hanging="720"/>
-        <w:jc w:val="left"/>
       </w:pPr>
       <w:r>
         <w:t xml:space="preserve">II.</w:t>
@@ -1558,10 +1669,6 @@
         <w:t xml:space="preserve">stay.</w:t>
       </w:r>
       <w:r>
-        <w:rPr>
-          <w:sz w:val="16"/>
-          <w:szCs w:val="16"/>
-        </w:rPr>
         <w:t xml:space="preserve">   </w:t>
       </w:r>
       <w:r>
@@ -1579,16 +1686,11 @@
         </w:tabs>
         <w:spacing w:before="161" w:after="0" w:line="322" w:lineRule="exact"/>
         <w:ind w:left="720" w:right="720" w:hanging="720"/>
-        <w:jc w:val="left"/>
       </w:pPr>
       <w:r>
         <w:t xml:space="preserve">Conclusion</w:t>
       </w:r>
       <w:r>
-        <w:rPr>
-          <w:sz w:val="16"/>
-          <w:szCs w:val="16"/>
-        </w:rPr>
         <w:t xml:space="preserve">   </w:t>
       </w:r>
       <w:r>
@@ -1606,7 +1708,6 @@
         </w:tabs>
         <w:spacing w:before="161" w:after="0" w:line="322" w:lineRule="exact"/>
         <w:ind w:left="720" w:right="720" w:hanging="720"/>
-        <w:jc w:val="left"/>
       </w:pPr>
       <w:r>
         <w:t xml:space="preserve">Certificate</w:t>
@@ -1624,10 +1725,6 @@
         <w:t xml:space="preserve">Service</w:t>
       </w:r>
       <w:r>
-        <w:rPr>
-          <w:sz w:val="16"/>
-          <w:szCs w:val="16"/>
-        </w:rPr>
         <w:t xml:space="preserve">   </w:t>
       </w:r>
       <w:r>
@@ -1639,16 +1736,52 @@
     </w:p>
     <w:p>
       <w:pPr>
-        <w:pStyle w:val="Head1"/>
+        <w:pageBreakBefore/>
+        <w:spacing w:before="0" w:after="0" w:line="1" w:lineRule="exact"/>
+      </w:pPr>
+    </w:p>
+    <w:p>
+      <w:pPr>
         <w:keepNext/>
         <w:keepLines/>
-        <w:pageBreakBefore/>
         <w:spacing w:before="0" w:after="161" w:line="322" w:lineRule="exact"/>
         <w:ind w:left="0" w:firstLine="0"/>
         <w:jc w:val="center"/>
       </w:pPr>
       <w:r>
-        <w:t xml:space="preserve">TABLE OF AUTHORITIES</w:t>
+        <w:rPr>
+          <w:b/>
+          <w:bCs/>
+        </w:rPr>
+        <w:t xml:space="preserve">TABLE</w:t>
+      </w:r>
+      <w:r>
+        <w:rPr>
+          <w:b/>
+          <w:bCs/>
+        </w:rPr>
+        <w:t xml:space="preserve"> </w:t>
+      </w:r>
+      <w:r>
+        <w:rPr>
+          <w:b/>
+          <w:bCs/>
+        </w:rPr>
+        <w:t xml:space="preserve">OF</w:t>
+      </w:r>
+      <w:r>
+        <w:rPr>
+          <w:b/>
+          <w:bCs/>
+        </w:rPr>
+        <w:t xml:space="preserve"> </w:t>
+      </w:r>
+      <w:r>
+        <w:rPr>
+          <w:b/>
+          <w:bCs/>
+        </w:rPr>
+        <w:t xml:space="preserve">AUTHORITIES</w:t>
       </w:r>
     </w:p>
     <w:p>
@@ -1675,7 +1808,6 @@
         </w:tabs>
         <w:spacing w:before="161" w:after="0" w:line="322" w:lineRule="exact"/>
         <w:ind w:left="420" w:right="1120" w:hanging="420"/>
-        <w:jc w:val="left"/>
       </w:pPr>
       <w:r>
         <w:rPr>
@@ -1740,10 +1872,6 @@
         <w:t xml:space="preserve">(1946)</w:t>
       </w:r>
       <w:r>
-        <w:rPr>
-          <w:sz w:val="16"/>
-          <w:szCs w:val="16"/>
-        </w:rPr>
         <w:t xml:space="preserve">   </w:t>
       </w:r>
       <w:r>
@@ -1761,7 +1889,6 @@
         </w:tabs>
         <w:spacing w:before="161" w:after="0" w:line="322" w:lineRule="exact"/>
         <w:ind w:left="420" w:right="1120" w:hanging="420"/>
-        <w:jc w:val="left"/>
       </w:pPr>
       <w:r>
         <w:rPr>
@@ -1952,10 +2079,6 @@
         <w:t xml:space="preserve">(2014)</w:t>
       </w:r>
       <w:r>
-        <w:rPr>
-          <w:sz w:val="16"/>
-          <w:szCs w:val="16"/>
-        </w:rPr>
         <w:t xml:space="preserve">   </w:t>
       </w:r>
       <w:r>
@@ -1973,7 +2096,6 @@
         </w:tabs>
         <w:spacing w:before="161" w:after="0" w:line="322" w:lineRule="exact"/>
         <w:ind w:left="420" w:right="1120" w:hanging="420"/>
-        <w:jc w:val="left"/>
       </w:pPr>
       <w:r>
         <w:rPr>
@@ -2094,10 +2216,6 @@
         <w:t xml:space="preserve">(2017)</w:t>
       </w:r>
       <w:r>
-        <w:rPr>
-          <w:sz w:val="16"/>
-          <w:szCs w:val="16"/>
-        </w:rPr>
         <w:t xml:space="preserve">   </w:t>
       </w:r>
       <w:r>
@@ -2115,7 +2233,6 @@
         </w:tabs>
         <w:spacing w:before="161" w:after="0" w:line="322" w:lineRule="exact"/>
         <w:ind w:left="420" w:right="1120" w:hanging="420"/>
-        <w:jc w:val="left"/>
       </w:pPr>
       <w:r>
         <w:rPr>
@@ -2214,10 +2331,6 @@
         <w:t xml:space="preserve">(2013)</w:t>
       </w:r>
       <w:r>
-        <w:rPr>
-          <w:sz w:val="16"/>
-          <w:szCs w:val="16"/>
-        </w:rPr>
         <w:t xml:space="preserve">   </w:t>
       </w:r>
       <w:r>
@@ -2235,7 +2348,6 @@
         </w:tabs>
         <w:spacing w:before="161" w:after="0" w:line="322" w:lineRule="exact"/>
         <w:ind w:left="420" w:right="1120" w:hanging="420"/>
-        <w:jc w:val="left"/>
       </w:pPr>
       <w:r>
         <w:rPr>
@@ -2300,10 +2412,6 @@
         <w:t xml:space="preserve">(2017)</w:t>
       </w:r>
       <w:r>
-        <w:rPr>
-          <w:sz w:val="16"/>
-          <w:szCs w:val="16"/>
-        </w:rPr>
         <w:t xml:space="preserve">   </w:t>
       </w:r>
       <w:r>
@@ -2321,7 +2429,6 @@
         </w:tabs>
         <w:spacing w:before="161" w:after="0" w:line="322" w:lineRule="exact"/>
         <w:ind w:left="420" w:right="1120" w:hanging="420"/>
-        <w:jc w:val="left"/>
       </w:pPr>
       <w:r>
         <w:rPr>
@@ -2426,10 +2533,6 @@
         <w:t xml:space="preserve">2020)</w:t>
       </w:r>
       <w:r>
-        <w:rPr>
-          <w:sz w:val="16"/>
-          <w:szCs w:val="16"/>
-        </w:rPr>
         <w:t xml:space="preserve">   </w:t>
       </w:r>
       <w:r>
@@ -2447,7 +2550,6 @@
         </w:tabs>
         <w:spacing w:before="161" w:after="0" w:line="322" w:lineRule="exact"/>
         <w:ind w:left="420" w:right="1120" w:hanging="420"/>
-        <w:jc w:val="left"/>
       </w:pPr>
       <w:r>
         <w:rPr>
@@ -2596,10 +2698,6 @@
         <w:t xml:space="preserve">(2016)</w:t>
       </w:r>
       <w:r>
-        <w:rPr>
-          <w:sz w:val="16"/>
-          <w:szCs w:val="16"/>
-        </w:rPr>
         <w:t xml:space="preserve">   </w:t>
       </w:r>
       <w:r>
@@ -2617,7 +2715,6 @@
         </w:tabs>
         <w:spacing w:before="161" w:after="0" w:line="322" w:lineRule="exact"/>
         <w:ind w:left="420" w:right="1120" w:hanging="420"/>
-        <w:jc w:val="left"/>
       </w:pPr>
       <w:r>
         <w:rPr>
@@ -2682,10 +2779,6 @@
         <w:t xml:space="preserve">(2006)</w:t>
       </w:r>
       <w:r>
-        <w:rPr>
-          <w:sz w:val="16"/>
-          <w:szCs w:val="16"/>
-        </w:rPr>
         <w:t xml:space="preserve">   </w:t>
       </w:r>
       <w:r>
@@ -2703,7 +2796,6 @@
         </w:tabs>
         <w:spacing w:before="161" w:after="0" w:line="322" w:lineRule="exact"/>
         <w:ind w:left="420" w:right="1120" w:hanging="420"/>
-        <w:jc w:val="left"/>
       </w:pPr>
       <w:r>
         <w:rPr>
@@ -2842,10 +2934,6 @@
         <w:t xml:space="preserve">2020)</w:t>
       </w:r>
       <w:r>
-        <w:rPr>
-          <w:sz w:val="16"/>
-          <w:szCs w:val="16"/>
-        </w:rPr>
         <w:t xml:space="preserve">   </w:t>
       </w:r>
       <w:r>
@@ -2863,7 +2951,6 @@
         </w:tabs>
         <w:spacing w:before="161" w:after="0" w:line="322" w:lineRule="exact"/>
         <w:ind w:left="420" w:right="1120" w:hanging="420"/>
-        <w:jc w:val="left"/>
       </w:pPr>
       <w:r>
         <w:rPr>
@@ -3018,10 +3105,6 @@
         <w:t xml:space="preserve">(2018)</w:t>
       </w:r>
       <w:r>
-        <w:rPr>
-          <w:sz w:val="16"/>
-          <w:szCs w:val="16"/>
-        </w:rPr>
         <w:t xml:space="preserve">   </w:t>
       </w:r>
       <w:r>
@@ -3055,7 +3138,6 @@
         </w:tabs>
         <w:spacing w:before="161" w:after="0" w:line="322" w:lineRule="exact"/>
         <w:ind w:left="420" w:right="1120" w:hanging="420"/>
-        <w:jc w:val="left"/>
       </w:pPr>
       <w:r>
         <w:t xml:space="preserve">Ga.</w:t>
@@ -3103,10 +3185,6 @@
         <w:t xml:space="preserve">42</w:t>
       </w:r>
       <w:r>
-        <w:rPr>
-          <w:sz w:val="16"/>
-          <w:szCs w:val="16"/>
-        </w:rPr>
         <w:t xml:space="preserve">   </w:t>
       </w:r>
       <w:r>
@@ -3124,7 +3202,6 @@
         </w:tabs>
         <w:spacing w:before="161" w:after="0" w:line="322" w:lineRule="exact"/>
         <w:ind w:left="420" w:right="1400" w:hanging="420"/>
-        <w:jc w:val="left"/>
       </w:pPr>
       <w:r>
         <w:t xml:space="preserve">O.C.G.A.</w:t>
@@ -3146,10 +3223,6 @@
         <w:t xml:space="preserve">385(d)⁠(1)</w:t>
       </w:r>
       <w:r>
-        <w:rPr>
-          <w:sz w:val="16"/>
-          <w:szCs w:val="16"/>
-        </w:rPr>
         <w:t xml:space="preserve">   </w:t>
       </w:r>
       <w:r>
@@ -3167,7 +3240,6 @@
         </w:tabs>
         <w:spacing w:before="161" w:after="0" w:line="322" w:lineRule="exact"/>
         <w:ind w:left="420" w:right="1120" w:hanging="420"/>
-        <w:jc w:val="left"/>
       </w:pPr>
       <w:r>
         <w:t xml:space="preserve">O.C.G.A.</w:t>
@@ -3189,10 +3261,6 @@
         <w:t xml:space="preserve">501(a)</w:t>
       </w:r>
       <w:r>
-        <w:rPr>
-          <w:sz w:val="16"/>
-          <w:szCs w:val="16"/>
-        </w:rPr>
         <w:t xml:space="preserve">   </w:t>
       </w:r>
       <w:r>
@@ -3210,7 +3278,6 @@
         </w:tabs>
         <w:spacing w:before="161" w:after="0" w:line="322" w:lineRule="exact"/>
         <w:ind w:left="420" w:right="1120" w:hanging="420"/>
-        <w:jc w:val="left"/>
       </w:pPr>
       <w:r>
         <w:t xml:space="preserve">O.C.G.A.</w:t>
@@ -3232,10 +3299,6 @@
         <w:t xml:space="preserve">34</w:t>
       </w:r>
       <w:r>
-        <w:rPr>
-          <w:sz w:val="16"/>
-          <w:szCs w:val="16"/>
-        </w:rPr>
         <w:t xml:space="preserve">   </w:t>
       </w:r>
       <w:r>
@@ -3253,7 +3316,6 @@
         </w:tabs>
         <w:spacing w:before="161" w:after="0" w:line="322" w:lineRule="exact"/>
         <w:ind w:left="420" w:right="1120" w:hanging="420"/>
-        <w:jc w:val="left"/>
       </w:pPr>
       <w:r>
         <w:t xml:space="preserve">O.C.G.A.</w:t>
@@ -3275,10 +3337,6 @@
         <w:t xml:space="preserve">2</w:t>
       </w:r>
       <w:r>
-        <w:rPr>
-          <w:sz w:val="16"/>
-          <w:szCs w:val="16"/>
-        </w:rPr>
         <w:t xml:space="preserve">   </w:t>
       </w:r>
       <w:r>
@@ -3296,7 +3354,6 @@
         </w:tabs>
         <w:spacing w:before="161" w:after="0" w:line="322" w:lineRule="exact"/>
         <w:ind w:left="420" w:right="1120" w:hanging="420"/>
-        <w:jc w:val="left"/>
       </w:pPr>
       <w:r>
         <w:t xml:space="preserve">O.C.G.A.</w:t>
@@ -3318,10 +3375,6 @@
         <w:t xml:space="preserve">5</w:t>
       </w:r>
       <w:r>
-        <w:rPr>
-          <w:sz w:val="16"/>
-          <w:szCs w:val="16"/>
-        </w:rPr>
         <w:t xml:space="preserve">   </w:t>
       </w:r>
       <w:r>
@@ -3339,7 +3392,6 @@
         </w:tabs>
         <w:spacing w:before="161" w:after="0" w:line="322" w:lineRule="exact"/>
         <w:ind w:left="420" w:right="1120" w:hanging="420"/>
-        <w:jc w:val="left"/>
       </w:pPr>
       <w:r>
         <w:t xml:space="preserve">O.C.G.A.</w:t>
@@ -3361,10 +3413,6 @@
         <w:t xml:space="preserve">2</w:t>
       </w:r>
       <w:r>
-        <w:rPr>
-          <w:sz w:val="16"/>
-          <w:szCs w:val="16"/>
-        </w:rPr>
         <w:t xml:space="preserve">   </w:t>
       </w:r>
       <w:r>
@@ -3412,7 +3460,6 @@
         </w:tabs>
         <w:spacing w:before="161" w:after="0" w:line="322" w:lineRule="exact"/>
         <w:ind w:left="420" w:right="1120" w:hanging="420"/>
-        <w:jc w:val="left"/>
       </w:pPr>
       <w:r>
         <w:t xml:space="preserve">Ga.</w:t>
@@ -3460,10 +3507,6 @@
         <w:t xml:space="preserve">II</w:t>
       </w:r>
       <w:r>
-        <w:rPr>
-          <w:sz w:val="16"/>
-          <w:szCs w:val="16"/>
-        </w:rPr>
         <w:t xml:space="preserve">   </w:t>
       </w:r>
       <w:r>
@@ -3481,7 +3524,6 @@
         </w:tabs>
         <w:spacing w:before="161" w:after="0" w:line="322" w:lineRule="exact"/>
         <w:ind w:left="420" w:right="1120" w:hanging="420"/>
-        <w:jc w:val="left"/>
       </w:pPr>
       <w:r>
         <w:t xml:space="preserve">Ga.</w:t>
@@ -3529,10 +3571,6 @@
         <w:t xml:space="preserve">IX(e)</w:t>
       </w:r>
       <w:r>
-        <w:rPr>
-          <w:sz w:val="16"/>
-          <w:szCs w:val="16"/>
-        </w:rPr>
         <w:t xml:space="preserve">   </w:t>
       </w:r>
       <w:r>
@@ -3550,7 +3588,6 @@
         </w:tabs>
         <w:spacing w:before="161" w:after="0" w:line="322" w:lineRule="exact"/>
         <w:ind w:left="420" w:right="1120" w:hanging="420"/>
-        <w:jc w:val="left"/>
       </w:pPr>
       <w:r>
         <w:t xml:space="preserve">Ga.</w:t>
@@ -3598,10 +3635,6 @@
         <w:t xml:space="preserve">V(b)</w:t>
       </w:r>
       <w:r>
-        <w:rPr>
-          <w:sz w:val="16"/>
-          <w:szCs w:val="16"/>
-        </w:rPr>
         <w:t xml:space="preserve">   </w:t>
       </w:r>
       <w:r>
@@ -3619,115 +3652,1113 @@
         </w:tabs>
         <w:spacing w:before="161" w:after="0" w:line="322" w:lineRule="exact"/>
         <w:ind w:left="420" w:right="1120" w:hanging="420"/>
+      </w:pPr>
+      <w:r>
+        <w:t xml:space="preserve">Ga.</w:t>
+      </w:r>
+      <w:r>
+        <w:t xml:space="preserve"> </w:t>
+      </w:r>
+      <w:r>
+        <w:t xml:space="preserve">Const.</w:t>
+      </w:r>
+      <w:r>
+        <w:t xml:space="preserve"> </w:t>
+      </w:r>
+      <w:r>
+        <w:t xml:space="preserve">art.</w:t>
+      </w:r>
+      <w:r>
+        <w:t xml:space="preserve"> </w:t>
+      </w:r>
+      <w:r>
+        <w:t xml:space="preserve">VI,</w:t>
+      </w:r>
+      <w:r>
+        <w:t xml:space="preserve"> </w:t>
+      </w:r>
+      <w:r>
+        <w:t xml:space="preserve">§</w:t>
+      </w:r>
+      <w:r>
+        <w:t xml:space="preserve"> </w:t>
+      </w:r>
+      <w:r>
+        <w:t xml:space="preserve">5,</w:t>
+      </w:r>
+      <w:r>
+        <w:t xml:space="preserve"> </w:t>
+      </w:r>
+      <w:r>
+        <w:t xml:space="preserve">par.</w:t>
+      </w:r>
+      <w:r>
+        <w:t xml:space="preserve"> </w:t>
+      </w:r>
+      <w:r>
+        <w:t xml:space="preserve">III</w:t>
+      </w:r>
+      <w:r>
+        <w:t xml:space="preserve">   </w:t>
+      </w:r>
+      <w:r>
+        <w:tab/>
+      </w:r>
+      <w:r>
+        <w:t xml:space="preserve">8</w:t>
+      </w:r>
+    </w:p>
+    <w:p>
+      <w:pPr>
+        <w:pageBreakBefore/>
+        <w:spacing w:before="0" w:after="0" w:line="1" w:lineRule="exact"/>
+      </w:pPr>
+    </w:p>
+    <w:p>
+      <w:pPr>
+        <w:keepNext/>
+        <w:keepLines/>
+        <w:spacing w:before="0" w:after="161" w:line="322" w:lineRule="exact"/>
+        <w:ind w:left="0" w:firstLine="0"/>
+        <w:jc w:val="center"/>
+      </w:pPr>
+      <w:r>
+        <w:rPr>
+          <w:b/>
+          <w:bCs/>
+        </w:rPr>
+        <w:t xml:space="preserve">INTRODUCTION</w:t>
+      </w:r>
+    </w:p>
+    <w:p>
+      <w:pPr>
+        <w:pStyle w:val="BodyTextNote"/>
+      </w:pPr>
+      <w:r>
+        <w:t xml:space="preserve">This appeal and emergency motion arise out of the Superior Court of Fulton County’s erroneous November 18, 2022 order (the “Order,” attached as Exhibit A) enjoining the State and its agencies from enforcing the rules for advance voting—specifically, the prohibition on advance voting the Saturday after a State Holiday in O.C.G.A. § 21-⁠2-⁠385(d)⁠(1)</w:t>
+      </w:r>
+      <w:r>
+        <w:rPr>
+          <w:rStyle w:val="FootnoteReference"/>
+        </w:rPr>
+        <w:footnoteReference w:id="9"/>
+      </w:r>
+      <w:r>
+        <w:t xml:space="preserve">—⁠for the United States Senate runoff election. Given the fast-approaching election and the threat that the State’s appeal will imminently become moot, the State requests that the Court issue an emergency stay pending appeal. Each of the factors this Court examines before issuing a stay supports the State’s request.</w:t>
+      </w:r>
+      <w:r>
+        <w:t xml:space="preserve"> </w:t>
+      </w:r>
+      <w:r>
+        <w:rPr>
+          <w:i/>
+          <w:iCs/>
+        </w:rPr>
+        <w:t xml:space="preserve">See Green Bull</w:t>
+      </w:r>
+      <w:r>
+        <w:rPr>
+          <w:i/>
+          <w:iCs/>
+        </w:rPr>
+        <w:t xml:space="preserve"> </w:t>
+      </w:r>
+      <w:r>
+        <w:rPr>
+          <w:i/>
+          <w:iCs/>
+        </w:rPr>
+        <w:t xml:space="preserve">Georgia Partners, LLC v. Register</w:t>
+      </w:r>
+      <w:r>
+        <w:t xml:space="preserve">, 301 Ga. 472, 474 (2017).</w:t>
+      </w:r>
+    </w:p>
+    <w:p>
+      <w:pPr>
+        <w:pStyle w:val="BodyText"/>
+      </w:pPr>
+      <w:r>
+        <w:rPr>
+          <w:i/>
+          <w:iCs/>
+        </w:rPr>
+        <w:t xml:space="preserve">First</w:t>
+      </w:r>
+      <w:r>
+        <w:t xml:space="preserve">, the State is likely to succeed on the merits because the Superior Court committed two legal errors which are subject to this Court’s</w:t>
+      </w:r>
+      <w:r>
+        <w:t xml:space="preserve"> </w:t>
+      </w:r>
+      <w:r>
+        <w:rPr>
+          <w:i/>
+          <w:iCs/>
+        </w:rPr>
+        <w:t xml:space="preserve">de novo</w:t>
+      </w:r>
+      <w:r>
+        <w:t xml:space="preserve"> </w:t>
+      </w:r>
+      <w:r>
+        <w:t xml:space="preserve">review. As a threshold matter, the Order is barred by sovereign immunity or represents a misapplication of the Declaratory Judgment Act. Ga. Const. art. I, § II, par. V(b);</w:t>
+      </w:r>
+      <w:r>
+        <w:t xml:space="preserve"> </w:t>
+      </w:r>
+      <w:r>
+        <w:t xml:space="preserve">O.C.G.A. § 9-⁠4-⁠5.</w:t>
+      </w:r>
+      <w:r>
+        <w:t xml:space="preserve"> </w:t>
+      </w:r>
+      <w:r>
+        <w:t xml:space="preserve">The Constitution waives sovereign immunity for injunctive relief only</w:t>
+      </w:r>
+      <w:r>
+        <w:t xml:space="preserve"> </w:t>
+      </w:r>
+      <w:r>
+        <w:rPr>
+          <w:i/>
+          <w:iCs/>
+        </w:rPr>
+        <w:t xml:space="preserve">after</w:t>
+      </w:r>
+      <w:r>
+        <w:t xml:space="preserve"> </w:t>
+      </w:r>
+      <w:r>
+        <w:t xml:space="preserve">the entry of a final declaratory judgment on the merits. But here, the Superior Court could not enter a final order because (1) the State had not been served; and (2) the Declaratory Judgment Act was not satisfied. Sovereign immunity, therefore, still applies and deprives the Superior Court of jurisdiction to order relief.</w:t>
+      </w:r>
+    </w:p>
+    <w:p>
+      <w:pPr>
+        <w:pStyle w:val="BodyText"/>
+      </w:pPr>
+      <w:r>
+        <w:t xml:space="preserve">Notwithstanding this threshold lack of jurisdiction, the plain language of O.C.G.A. § 21-⁠2-⁠385(d)⁠(1)</w:t>
+      </w:r>
+      <w:r>
+        <w:t xml:space="preserve"> </w:t>
+      </w:r>
+      <w:r>
+        <w:t xml:space="preserve">also precludes advance voting in runoff elections on the Saturday after Thanksgiving. Specifically, the Legislature authorized advance voting on some Saturdays, but not when the Saturday “follows a public and legal holiday occurring on the Thursday or Friday immediately preceding.”</w:t>
+      </w:r>
+      <w:r>
+        <w:t xml:space="preserve"> </w:t>
+      </w:r>
+      <w:r>
+        <w:rPr>
+          <w:i/>
+          <w:iCs/>
+        </w:rPr>
+        <w:t xml:space="preserve">Id.</w:t>
+      </w:r>
+      <w:r>
+        <w:t xml:space="preserve"> </w:t>
+      </w:r>
+      <w:r>
+        <w:t xml:space="preserve">(the “Holiday-Weekend Clause”).</w:t>
+      </w:r>
+    </w:p>
+    <w:p>
+      <w:pPr>
+        <w:pStyle w:val="BodyTextNote"/>
+      </w:pPr>
+      <w:r>
+        <w:t xml:space="preserve">The Order recognizes this prohibition, but it erroneously concluded that the Holiday-Weekend Clause applies only to a “primary” or an “election,” and not a “runoff,” which cannot exist outside of a primary or election. Thus, the Superior Court’s interpretation fundamentally misses the mark by ignoring that the Senate runoff election</w:t>
+      </w:r>
+      <w:r>
+        <w:t xml:space="preserve"> </w:t>
+      </w:r>
+      <w:r>
+        <w:rPr>
+          <w:i/>
+          <w:iCs/>
+        </w:rPr>
+        <w:t xml:space="preserve">is</w:t>
+      </w:r>
+      <w:r>
+        <w:t xml:space="preserve"> </w:t>
+      </w:r>
+      <w:r>
+        <w:t xml:space="preserve">an “election” as that term is defined and used in the Election Code and the Georgia Constitution.</w:t>
+      </w:r>
+      <w:r>
+        <w:t xml:space="preserve"> </w:t>
+      </w:r>
+      <w:r>
+        <w:rPr>
+          <w:i/>
+          <w:iCs/>
+        </w:rPr>
+        <w:t xml:space="preserve">See</w:t>
+      </w:r>
+      <w:r>
+        <w:t xml:space="preserve"> </w:t>
+      </w:r>
+      <w:r>
+        <w:t xml:space="preserve">Ga. Const. art. I, § II, par. II;</w:t>
+      </w:r>
+      <w:r>
+        <w:t xml:space="preserve"> </w:t>
+      </w:r>
+      <w:r>
+        <w:t xml:space="preserve">O.C.G.A. § 21-⁠2-⁠501(a).</w:t>
+      </w:r>
+      <w:r>
+        <w:t xml:space="preserve"> </w:t>
+      </w:r>
+      <w:r>
+        <w:t xml:space="preserve">Specifically, the Election Code creates primaries and elections.</w:t>
+      </w:r>
+      <w:r>
+        <w:rPr>
+          <w:rStyle w:val="FootnoteReference"/>
+        </w:rPr>
+        <w:footnoteReference w:id="10"/>
+      </w:r>
+      <w:r>
+        <w:t xml:space="preserve"> </w:t>
+      </w:r>
+      <w:r>
+        <w:t xml:space="preserve">Runoff elections are merely extensions of those two categories and, contrary to the Order’s reasoning, not a third type of election altogether. The rules that govern voting in primaries and elections—including the Holiday-Weekend Clause—therefore apply as equally to any runoff election as they do to those same primaries and elections. Any other conclusion not only betrays the plain statutory text, but also risks barring weekend voting in runoff elections altogether.</w:t>
+      </w:r>
+    </w:p>
+    <w:p>
+      <w:pPr>
+        <w:pStyle w:val="BodyText"/>
+      </w:pPr>
+      <w:r>
+        <w:rPr>
+          <w:i/>
+          <w:iCs/>
+        </w:rPr>
+        <w:t xml:space="preserve">Second</w:t>
+      </w:r>
+      <w:r>
+        <w:t xml:space="preserve">, the equities weigh in favor of granting a stay. The Superior Court’s erroneous ruling barely a week before the beginning of advance voting not only undermines Georgia’s election laws, but it also risks causing significant confusion among voters, creating a lack of uniformity among counties in the run-up to the election, and imposing significant burdens on election workers on a holiday weekend.</w:t>
+      </w:r>
+    </w:p>
+    <w:p>
+      <w:pPr>
+        <w:pStyle w:val="BodyText"/>
+      </w:pPr>
+      <w:r>
+        <w:t xml:space="preserve">Given the fast-approaching election which would moot the appeal and the State’s likelihood of success on the merits of its appeal, a stay of the Superior Court’s order (the “Order”) is warranted and review is needed on an emergency basis.</w:t>
+      </w:r>
+    </w:p>
+    <w:p>
+      <w:pPr>
+        <w:pStyle w:val="BodyText"/>
+      </w:pPr>
+      <w:r>
+        <w:t xml:space="preserve">Likewise, the Court should issue an administrative stay while it considers this motion.</w:t>
+      </w:r>
+    </w:p>
+    <w:p>
+      <w:pPr>
+        <w:keepNext/>
+        <w:keepLines/>
+        <w:spacing w:before="322" w:after="161" w:line="322" w:lineRule="exact"/>
+        <w:ind w:left="0" w:firstLine="0"/>
+        <w:jc w:val="center"/>
+      </w:pPr>
+      <w:r>
+        <w:rPr>
+          <w:b/>
+          <w:bCs/>
+        </w:rPr>
+        <w:t xml:space="preserve">JURISDICTION</w:t>
+      </w:r>
+    </w:p>
+    <w:p>
+      <w:pPr>
+        <w:pStyle w:val="BodyText"/>
+      </w:pPr>
+      <w:r>
+        <w:t xml:space="preserve">On November 18, 2022, the Superior Court issued an interlocutory injunction and declaratory judgment against the State. That decision was immediately appealable under O.C.G.A. § 5-⁠6-⁠34(a)⁠(4),</w:t>
+      </w:r>
+      <w:r>
+        <w:t xml:space="preserve"> </w:t>
+      </w:r>
+      <w:r>
+        <w:t xml:space="preserve">and appellate jurisdiction lies in this Court. Ga. Const. art. VI, § 5, par. III;</w:t>
+      </w:r>
+      <w:r>
+        <w:t xml:space="preserve"> </w:t>
+      </w:r>
+      <w:r>
+        <w:t xml:space="preserve">O.C.G.A. § 15-⁠3-⁠3.1(a)⁠(2). Further, while a creature of the Superior Court’s Order alone, a grant of a “declaratory injunction” is, in effect, a declaratory judgment that is immediately appealable. O.C.G.A. § 9-⁠4-⁠2.</w:t>
+      </w:r>
+    </w:p>
+    <w:p>
+      <w:pPr>
+        <w:keepNext/>
+        <w:keepLines/>
+        <w:spacing w:before="322" w:after="161" w:line="322" w:lineRule="exact"/>
+        <w:ind w:left="0" w:firstLine="0"/>
+        <w:jc w:val="center"/>
+      </w:pPr>
+      <w:r>
+        <w:rPr>
+          <w:b/>
+          <w:bCs/>
+        </w:rPr>
+        <w:t xml:space="preserve">BACKGROUND</w:t>
+      </w:r>
+    </w:p>
+    <w:p>
+      <w:pPr>
+        <w:pStyle w:val="BodyText"/>
+      </w:pPr>
+      <w:r>
+        <w:t xml:space="preserve">After several lengthy runoff elections, in 2021, the General Assembly chose to return to a 28-day runoff period for primaries and elections for federal office and amend the provisions governing advanced voting in such primaries and elections. O.C.G.A. §§ 21-⁠2-⁠501(a)⁠(1);</w:t>
+      </w:r>
+      <w:r>
+        <w:t xml:space="preserve"> </w:t>
+      </w:r>
+      <w:r>
+        <w:t xml:space="preserve">Ga. L. 2021</w:t>
+      </w:r>
+      <w:r>
+        <w:t xml:space="preserve"> </w:t>
+      </w:r>
+      <w:r>
+        <w:t xml:space="preserve">p. 14 §§ 42, 28; O.C.G.A. §§ 21-⁠2-⁠501(a)⁠(1)</w:t>
+      </w:r>
+      <w:r>
+        <w:t xml:space="preserve"> </w:t>
+      </w:r>
+      <w:r>
+        <w:t xml:space="preserve">(shortening the runoff time); 21</w:t>
+      </w:r>
+      <w:r>
+        <w:noBreakHyphen/>
+      </w:r>
+      <w:r>
+        <w:t xml:space="preserve">2</w:t>
+      </w:r>
+      <w:r>
+        <w:noBreakHyphen/>
+      </w:r>
+      <w:r>
+        <w:t xml:space="preserve">385(d)⁠(1)</w:t>
+      </w:r>
+      <w:r>
+        <w:t xml:space="preserve"> </w:t>
+      </w:r>
+      <w:r>
+        <w:t xml:space="preserve">(providing for advance voting in runoff elections). Several elections since have been governed by these new rules, including 2021’s municipal runoff elections.</w:t>
+      </w:r>
+    </w:p>
+    <w:p>
+      <w:pPr>
+        <w:pStyle w:val="BodyText"/>
+      </w:pPr>
+      <w:r>
+        <w:t xml:space="preserve">The 2022 statewide general election in Georgia was held on November 8th. No candidate for the office of United States Senate received a majority of votes. Consequently, the general election is continuing to a runoff election between the top two candidates. O.C.G.A. § 21-⁠2-⁠501(a)⁠(1).</w:t>
+      </w:r>
+    </w:p>
+    <w:p>
+      <w:pPr>
+        <w:pStyle w:val="BodyText"/>
+      </w:pPr>
+      <w:r>
+        <w:t xml:space="preserve">On November 12, 2022, the Secretary of State’s office issued guidance to county elections officials regarding certification of the general election results and preparation for the Senate runoff election. Exhibit C, November 12, 2022 Official Election Bulletin. The guidance advised that advance voting for the December 6th general election runoff,</w:t>
+      </w:r>
+    </w:p>
+    <w:p>
+      <w:pPr>
+        <w:pStyle w:val="XdList1"/>
+      </w:pPr>
+      <w:r>
+        <w:t xml:space="preserve">•</w:t>
+      </w:r>
+      <w:r>
+        <w:tab/>
+      </w:r>
+      <w:r>
+        <w:t xml:space="preserve">Must begin as soon as possible prior to the runoff election and no later than Monday, November 28;</w:t>
+      </w:r>
+    </w:p>
+    <w:p>
+      <w:pPr>
+        <w:pStyle w:val="XdList1"/>
+      </w:pPr>
+      <w:r>
+        <w:t xml:space="preserve">•</w:t>
+      </w:r>
+      <w:r>
+        <w:tab/>
+      </w:r>
+      <w:r>
+        <w:t xml:space="preserve">Must take place between November 28 and December 2; and</w:t>
+      </w:r>
+    </w:p>
+    <w:p>
+      <w:pPr>
+        <w:pStyle w:val="XdList1"/>
+      </w:pPr>
+      <w:r>
+        <w:t xml:space="preserve">•</w:t>
+      </w:r>
+      <w:r>
+        <w:tab/>
+      </w:r>
+      <w:r>
+        <w:t xml:space="preserve">May take place on Sunday November 27, and even prior to Thanksgiving if counties are able to complete the required preparations and notifications by then.</w:t>
+      </w:r>
+    </w:p>
+    <w:p>
+      <w:pPr>
+        <w:pStyle w:val="BodyText"/>
+      </w:pPr>
+      <w:r>
+        <w:rPr>
+          <w:i/>
+          <w:iCs/>
+        </w:rPr>
+        <w:t xml:space="preserve">Id.</w:t>
+      </w:r>
+      <w:r>
+        <w:t xml:space="preserve"> </w:t>
+      </w:r>
+      <w:r>
+        <w:t xml:space="preserve">The guidance further advised that advance voting “cannot occur on … Saturday, November 26th” because it “is prohibited by O.C.G.A. 21</w:t>
+      </w:r>
+      <w:r>
+        <w:noBreakHyphen/>
+      </w:r>
+      <w:r>
+        <w:t xml:space="preserve">2</w:t>
+      </w:r>
+      <w:r>
+        <w:noBreakHyphen/>
+      </w:r>
+      <w:r>
+        <w:t xml:space="preserve">385(d)⁠(1),</w:t>
+      </w:r>
+      <w:r>
+        <w:t xml:space="preserve"> </w:t>
+      </w:r>
+      <w:r>
+        <w:t xml:space="preserve">which states that if the second Saturday before the runoff election follows a Thursday or Friday that is a state holiday,”—in this case Thanksgiving and State Holiday 1—“voting on that Saturday is not allowed.”</w:t>
+      </w:r>
+      <w:r>
+        <w:t xml:space="preserve"> </w:t>
+      </w:r>
+      <w:r>
+        <w:rPr>
+          <w:i/>
+          <w:iCs/>
+        </w:rPr>
+        <w:t xml:space="preserve">Id.</w:t>
+      </w:r>
+      <w:r>
+        <w:t xml:space="preserve"> </w:t>
+      </w:r>
+      <w:r>
+        <w:t xml:space="preserve">This represents the same public and written guidance from the Secretary in 2021. Yet, those elections did not result in a lawsuit.</w:t>
+      </w:r>
+    </w:p>
+    <w:p>
+      <w:pPr>
+        <w:pStyle w:val="BodyTextNote"/>
+      </w:pPr>
+      <w:r>
+        <w:t xml:space="preserve">Two days after the Secretary’s staff issued the guidance this year, Plaintiffs filed this lawsuit. Brought expressly pursuant to the Declaratory Judgement Act (O.C.G.A. §§ 9-⁠4-⁠2,</w:t>
+      </w:r>
+      <w:r>
+        <w:t xml:space="preserve"> </w:t>
+      </w:r>
+      <w:r>
+        <w:noBreakHyphen/>
+      </w:r>
+      <w:r>
+        <w:t xml:space="preserve">4,</w:t>
+      </w:r>
+      <w:r>
+        <w:t xml:space="preserve"> </w:t>
+      </w:r>
+      <w:r>
+        <w:noBreakHyphen/>
+      </w:r>
+      <w:r>
+        <w:t xml:space="preserve">5), the lawsuit seeks a declaration that counties may hold advance voting on November 26, 2022, and an injunction prohibiting the State from interfering with counties who choose to do so. Plaintiffs also filed separate motions for (1) Temporary Restraining Order and/​or Interlocutory Injunction and (2) Expedited Hearing on the TRO Motion. Despite not being served, the State agreed to appear at a hearing on the TRO Motion, but it did not waive service, nor did it waive sovereign immunity.</w:t>
+      </w:r>
+      <w:r>
+        <w:rPr>
+          <w:rStyle w:val="FootnoteReference"/>
+        </w:rPr>
+        <w:footnoteReference w:id="11"/>
+      </w:r>
+    </w:p>
+    <w:p>
+      <w:pPr>
+        <w:pStyle w:val="BodyText"/>
+      </w:pPr>
+      <w:r>
+        <w:t xml:space="preserve">The Superior Court granted the motion for expedited hearing and held a hearing on the TRO motion on November 18, 2022, at which it heard argument from the State and Plaintiffs. Later that day, the Superior Court issued an “injunction declaring that O.C.G.A. § 21-⁠2-⁠385(d)⁠(1)</w:t>
+      </w:r>
+      <w:r>
+        <w:t xml:space="preserve"> </w:t>
+      </w:r>
+      <w:r>
+        <w:t xml:space="preserve">does not explicitly prohibit counties from conducting advance voting on Saturday, November 26, 2022,” and enjoining the State from (1) “interfering in counties’ efforts to do so or preventing any votes cast on that day from being counted or included in the certified election results,” and (2) “interfering in any effort by Georgia counties to provide advance voting on Saturday, November, 26, 2022, due to [their failure] to comply with the [seven-day notice] requirement in O.C.G.A. § 21-⁠2-⁠385(d)⁠(3)[.]” The Order makes no mention of sovereign immunity or service of process.</w:t>
+      </w:r>
+    </w:p>
+    <w:p>
+      <w:pPr>
+        <w:pStyle w:val="BodyText"/>
+      </w:pPr>
+      <w:r>
+        <w:t xml:space="preserve">The State filed a notice of appeal with the Superior Court, which was docketed by the Superior Court Clerk on November 21, 2022 and served upon all parties.</w:t>
+      </w:r>
+      <w:r>
+        <w:t xml:space="preserve"> </w:t>
+      </w:r>
+      <w:r>
+        <w:rPr>
+          <w:i/>
+          <w:iCs/>
+        </w:rPr>
+        <w:t xml:space="preserve">See</w:t>
+      </w:r>
+      <w:r>
+        <w:t xml:space="preserve"> </w:t>
+      </w:r>
+      <w:r>
+        <w:t xml:space="preserve">Exhibit D.</w:t>
+      </w:r>
+    </w:p>
+    <w:p>
+      <w:pPr>
+        <w:keepNext/>
+        <w:keepLines/>
+        <w:spacing w:before="322" w:after="161" w:line="322" w:lineRule="exact"/>
+        <w:ind w:left="0" w:firstLine="0"/>
+        <w:jc w:val="center"/>
+      </w:pPr>
+      <w:r>
+        <w:rPr>
+          <w:b/>
+          <w:bCs/>
+        </w:rPr>
+        <w:t xml:space="preserve">ARGUMENT</w:t>
+      </w:r>
+    </w:p>
+    <w:p>
+      <w:pPr>
+        <w:pStyle w:val="BodyText"/>
+      </w:pPr>
+      <w:r>
+        <w:t xml:space="preserve">The “most important” consideration in deciding whether to stay an injunction pending appeal is the “likelihood that the appellant will prevail.”</w:t>
+      </w:r>
+      <w:r>
+        <w:t xml:space="preserve"> </w:t>
+      </w:r>
+      <w:r>
+        <w:rPr>
+          <w:i/>
+          <w:iCs/>
+        </w:rPr>
+        <w:t xml:space="preserve">Green Bull</w:t>
+      </w:r>
+      <w:r>
+        <w:rPr>
+          <w:i/>
+          <w:iCs/>
+        </w:rPr>
+        <w:t xml:space="preserve"> </w:t>
+      </w:r>
+      <w:r>
+        <w:rPr>
+          <w:i/>
+          <w:iCs/>
+        </w:rPr>
+        <w:t xml:space="preserve">Georgia Partners</w:t>
+      </w:r>
+      <w:r>
+        <w:t xml:space="preserve">, 301 Ga. at 473. A stay is plainly warranted in this case because the State is likely to prevail on the merits of this appeal and because the equities weigh in favor of a stay. Setting aside the Superior Court’s erroneous statutory interpretation, it lacked jurisdiction to enter the injunction order in the first place.</w:t>
+      </w:r>
+    </w:p>
+    <w:p>
+      <w:pPr>
+        <w:pStyle w:val="BodyText"/>
+      </w:pPr>
+      <w:r>
+        <w:t xml:space="preserve">The State is likely to succeed on appeal because (1) sovereign immunity deprived the Superior Court of jurisdiction; and (2) Georgia law does not recognize runoff elections as altogether distinct from primary or general elections. These legal issues are reviewed</w:t>
+      </w:r>
+      <w:r>
+        <w:t xml:space="preserve"> </w:t>
+      </w:r>
+      <w:r>
+        <w:rPr>
+          <w:i/>
+          <w:iCs/>
+        </w:rPr>
+        <w:t xml:space="preserve">de novo</w:t>
+      </w:r>
+      <w:r>
+        <w:t xml:space="preserve">.</w:t>
+      </w:r>
+      <w:r>
+        <w:t xml:space="preserve"> </w:t>
+      </w:r>
+      <w:r>
+        <w:rPr>
+          <w:i/>
+          <w:iCs/>
+        </w:rPr>
+        <w:t xml:space="preserve">Hill v. First Atlantic Bank</w:t>
+      </w:r>
+      <w:r>
+        <w:t xml:space="preserve">, 323 Ga. App.</w:t>
+      </w:r>
+      <w:r>
+        <w:t xml:space="preserve"> </w:t>
+      </w:r>
+      <w:r>
+        <w:t xml:space="preserve">731, 732 (2013) (involving statutory construction). The harm to the State is likewise irreparable: without a stay, the State’s appeal will become moot on Saturday, well before it can correct the Order’s flaws. Public interest supports applying laws as written and rejects the idea of changing those laws right before an election.</w:t>
+      </w:r>
+    </w:p>
+    <w:p>
+      <w:pPr>
+        <w:keepNext/>
+        <w:keepLines/>
+        <w:spacing w:before="322" w:after="161" w:line="322" w:lineRule="exact"/>
+        <w:ind w:left="720" w:hanging="720"/>
         <w:jc w:val="left"/>
       </w:pPr>
       <w:r>
-        <w:t xml:space="preserve">Ga.</w:t>
-      </w:r>
-      <w:r>
-        <w:t xml:space="preserve"> </w:t>
-      </w:r>
-      <w:r>
-        <w:t xml:space="preserve">Const.</w:t>
-      </w:r>
-      <w:r>
-        <w:t xml:space="preserve"> </w:t>
-      </w:r>
-      <w:r>
-        <w:t xml:space="preserve">art.</w:t>
-      </w:r>
-      <w:r>
-        <w:t xml:space="preserve"> </w:t>
-      </w:r>
-      <w:r>
-        <w:t xml:space="preserve">VI,</w:t>
-      </w:r>
-      <w:r>
-        <w:t xml:space="preserve"> </w:t>
-      </w:r>
-      <w:r>
-        <w:t xml:space="preserve">§</w:t>
-      </w:r>
-      <w:r>
-        <w:t xml:space="preserve"> </w:t>
-      </w:r>
-      <w:r>
-        <w:t xml:space="preserve">5,</w:t>
-      </w:r>
-      <w:r>
-        <w:t xml:space="preserve"> </w:t>
-      </w:r>
-      <w:r>
-        <w:t xml:space="preserve">par.</w:t>
-      </w:r>
-      <w:r>
-        <w:t xml:space="preserve"> </w:t>
-      </w:r>
-      <w:r>
-        <w:t xml:space="preserve">III</w:t>
-      </w:r>
-      <w:r>
-        <w:rPr>
-          <w:sz w:val="16"/>
-          <w:szCs w:val="16"/>
-        </w:rPr>
-        <w:t xml:space="preserve">   </w:t>
-      </w:r>
-      <w:r>
-        <w:tab/>
-      </w:r>
-      <w:r>
-        <w:t xml:space="preserve">8</w:t>
-      </w:r>
-    </w:p>
-    <w:p>
-      <w:pPr>
-        <w:pStyle w:val="Head1Page"/>
-      </w:pPr>
-      <w:r>
-        <w:t xml:space="preserve">INTRODUCTION</w:t>
-      </w:r>
-    </w:p>
-    <w:p>
-      <w:pPr>
-        <w:pStyle w:val="BodyTextNote"/>
-      </w:pPr>
-      <w:r>
-        <w:t xml:space="preserve">This appeal and emergency motion arise out of the Superior Court of Fulton County’s erroneous November 18, 2022 order (the “Order,” attached as Exhibit A) enjoining the State and its agencies from enforcing the rules for advance voting—specifically, the prohibition on advance voting the Saturday after a State Holiday in O.C.G.A. § 21</w:t>
-      </w:r>
-      <w:r>
-        <w:noBreakHyphen/>
-      </w:r>
-      <w:r>
-        <w:t xml:space="preserve">2</w:t>
-      </w:r>
-      <w:r>
-        <w:noBreakHyphen/>
-      </w:r>
-      <w:r>
-        <w:t xml:space="preserve">385(d)⁠(1)</w:t>
-      </w:r>
-      <w:r>
-        <w:rPr>
-          <w:rStyle w:val="FootnoteReference"/>
-        </w:rPr>
-        <w:footnoteReference w:id="9"/>
-      </w:r>
-      <w:r>
-        <w:t xml:space="preserve">—for the United States Senate runoff election. Given the fast-approaching election and the threat that the State’s appeal will imminently become moot, the State requests that the Court issue an emergency stay pending appeal. Each of the factors this Court examines before issuing a stay supports the State’s request.</w:t>
-      </w:r>
-      <w:r>
-        <w:t xml:space="preserve"> </w:t>
-      </w:r>
-      <w:r>
-        <w:rPr>
-          <w:i/>
-          <w:iCs/>
-        </w:rPr>
-        <w:t xml:space="preserve">See Green Bull Georgia Partners, LLC v. Register</w:t>
-      </w:r>
-      <w:r>
-        <w:t xml:space="preserve">, 301 Ga. 472, 474 (2017).</w:t>
+        <w:rPr>
+          <w:b/>
+          <w:bCs/>
+        </w:rPr>
+        <w:t xml:space="preserve">I.</w:t>
+      </w:r>
+      <w:r>
+        <w:rPr>
+          <w:b/>
+          <w:bCs/>
+        </w:rPr>
+        <w:t xml:space="preserve"> </w:t>
+      </w:r>
+      <w:r>
+        <w:rPr>
+          <w:b/>
+          <w:bCs/>
+        </w:rPr>
+        <w:t xml:space="preserve">The</w:t>
+      </w:r>
+      <w:r>
+        <w:rPr>
+          <w:b/>
+          <w:bCs/>
+        </w:rPr>
+        <w:t xml:space="preserve"> </w:t>
+      </w:r>
+      <w:r>
+        <w:rPr>
+          <w:b/>
+          <w:bCs/>
+        </w:rPr>
+        <w:t xml:space="preserve">State</w:t>
+      </w:r>
+      <w:r>
+        <w:rPr>
+          <w:b/>
+          <w:bCs/>
+        </w:rPr>
+        <w:t xml:space="preserve"> </w:t>
+      </w:r>
+      <w:r>
+        <w:rPr>
+          <w:b/>
+          <w:bCs/>
+        </w:rPr>
+        <w:t xml:space="preserve">is</w:t>
+      </w:r>
+      <w:r>
+        <w:rPr>
+          <w:b/>
+          <w:bCs/>
+        </w:rPr>
+        <w:t xml:space="preserve"> </w:t>
+      </w:r>
+      <w:r>
+        <w:rPr>
+          <w:b/>
+          <w:bCs/>
+        </w:rPr>
+        <w:t xml:space="preserve">likely</w:t>
+      </w:r>
+      <w:r>
+        <w:rPr>
+          <w:b/>
+          <w:bCs/>
+        </w:rPr>
+        <w:t xml:space="preserve"> </w:t>
+      </w:r>
+      <w:r>
+        <w:rPr>
+          <w:b/>
+          <w:bCs/>
+        </w:rPr>
+        <w:t xml:space="preserve">to</w:t>
+      </w:r>
+      <w:r>
+        <w:rPr>
+          <w:b/>
+          <w:bCs/>
+        </w:rPr>
+        <w:t xml:space="preserve"> </w:t>
+      </w:r>
+      <w:r>
+        <w:rPr>
+          <w:b/>
+          <w:bCs/>
+        </w:rPr>
+        <w:t xml:space="preserve">succeed</w:t>
+      </w:r>
+      <w:r>
+        <w:rPr>
+          <w:b/>
+          <w:bCs/>
+        </w:rPr>
+        <w:t xml:space="preserve"> </w:t>
+      </w:r>
+      <w:r>
+        <w:rPr>
+          <w:b/>
+          <w:bCs/>
+        </w:rPr>
+        <w:t xml:space="preserve">on</w:t>
+      </w:r>
+      <w:r>
+        <w:rPr>
+          <w:b/>
+          <w:bCs/>
+        </w:rPr>
+        <w:t xml:space="preserve"> </w:t>
+      </w:r>
+      <w:r>
+        <w:rPr>
+          <w:b/>
+          <w:bCs/>
+        </w:rPr>
+        <w:t xml:space="preserve">the</w:t>
+      </w:r>
+      <w:r>
+        <w:rPr>
+          <w:b/>
+          <w:bCs/>
+        </w:rPr>
+        <w:t xml:space="preserve"> </w:t>
+      </w:r>
+      <w:r>
+        <w:rPr>
+          <w:b/>
+          <w:bCs/>
+        </w:rPr>
+        <w:t xml:space="preserve">merits</w:t>
+      </w:r>
+      <w:r>
+        <w:rPr>
+          <w:b/>
+          <w:bCs/>
+        </w:rPr>
+        <w:t xml:space="preserve"> </w:t>
+      </w:r>
+      <w:r>
+        <w:rPr>
+          <w:b/>
+          <w:bCs/>
+        </w:rPr>
+        <w:t xml:space="preserve">of</w:t>
+      </w:r>
+      <w:r>
+        <w:rPr>
+          <w:b/>
+          <w:bCs/>
+        </w:rPr>
+        <w:t xml:space="preserve"> </w:t>
+      </w:r>
+      <w:r>
+        <w:rPr>
+          <w:b/>
+          <w:bCs/>
+        </w:rPr>
+        <w:t xml:space="preserve">its</w:t>
+      </w:r>
+      <w:r>
+        <w:rPr>
+          <w:b/>
+          <w:bCs/>
+        </w:rPr>
+        <w:t xml:space="preserve"> </w:t>
+      </w:r>
+      <w:r>
+        <w:rPr>
+          <w:b/>
+          <w:bCs/>
+        </w:rPr>
+        <w:t xml:space="preserve">appeal.</w:t>
+      </w:r>
+    </w:p>
+    <w:p>
+      <w:pPr>
+        <w:keepNext/>
+        <w:keepLines/>
+        <w:spacing w:before="322" w:after="161" w:line="322" w:lineRule="exact"/>
+        <w:ind w:left="720" w:hanging="720"/>
+        <w:jc w:val="left"/>
+      </w:pPr>
+      <w:r>
+        <w:rPr>
+          <w:b/>
+          <w:bCs/>
+          <w:i/>
+          <w:iCs/>
+        </w:rPr>
+        <w:t xml:space="preserve">A.</w:t>
+      </w:r>
+      <w:r>
+        <w:rPr>
+          <w:b/>
+          <w:bCs/>
+          <w:i/>
+          <w:iCs/>
+        </w:rPr>
+        <w:t xml:space="preserve"> </w:t>
+      </w:r>
+      <w:r>
+        <w:rPr>
+          <w:b/>
+          <w:bCs/>
+          <w:i/>
+          <w:iCs/>
+        </w:rPr>
+        <w:t xml:space="preserve">The</w:t>
+      </w:r>
+      <w:r>
+        <w:rPr>
+          <w:b/>
+          <w:bCs/>
+          <w:i/>
+          <w:iCs/>
+        </w:rPr>
+        <w:t xml:space="preserve"> </w:t>
+      </w:r>
+      <w:r>
+        <w:rPr>
+          <w:b/>
+          <w:bCs/>
+          <w:i/>
+          <w:iCs/>
+        </w:rPr>
+        <w:t xml:space="preserve">State’s</w:t>
+      </w:r>
+      <w:r>
+        <w:rPr>
+          <w:b/>
+          <w:bCs/>
+          <w:i/>
+          <w:iCs/>
+        </w:rPr>
+        <w:t xml:space="preserve"> </w:t>
+      </w:r>
+      <w:r>
+        <w:rPr>
+          <w:b/>
+          <w:bCs/>
+          <w:i/>
+          <w:iCs/>
+        </w:rPr>
+        <w:t xml:space="preserve">sovereign</w:t>
+      </w:r>
+      <w:r>
+        <w:rPr>
+          <w:b/>
+          <w:bCs/>
+          <w:i/>
+          <w:iCs/>
+        </w:rPr>
+        <w:t xml:space="preserve"> </w:t>
+      </w:r>
+      <w:r>
+        <w:rPr>
+          <w:b/>
+          <w:bCs/>
+          <w:i/>
+          <w:iCs/>
+        </w:rPr>
+        <w:t xml:space="preserve">immunity</w:t>
+      </w:r>
+      <w:r>
+        <w:rPr>
+          <w:b/>
+          <w:bCs/>
+          <w:i/>
+          <w:iCs/>
+        </w:rPr>
+        <w:t xml:space="preserve"> </w:t>
+      </w:r>
+      <w:r>
+        <w:rPr>
+          <w:b/>
+          <w:bCs/>
+          <w:i/>
+          <w:iCs/>
+        </w:rPr>
+        <w:t xml:space="preserve">barred</w:t>
+      </w:r>
+      <w:r>
+        <w:rPr>
+          <w:b/>
+          <w:bCs/>
+          <w:i/>
+          <w:iCs/>
+        </w:rPr>
+        <w:t xml:space="preserve"> </w:t>
+      </w:r>
+      <w:r>
+        <w:rPr>
+          <w:b/>
+          <w:bCs/>
+          <w:i/>
+          <w:iCs/>
+        </w:rPr>
+        <w:t xml:space="preserve">the</w:t>
+      </w:r>
+      <w:r>
+        <w:rPr>
+          <w:b/>
+          <w:bCs/>
+          <w:i/>
+          <w:iCs/>
+        </w:rPr>
+        <w:t xml:space="preserve"> </w:t>
+      </w:r>
+      <w:r>
+        <w:rPr>
+          <w:b/>
+          <w:bCs/>
+          <w:i/>
+          <w:iCs/>
+        </w:rPr>
+        <w:t xml:space="preserve">trial</w:t>
+      </w:r>
+      <w:r>
+        <w:rPr>
+          <w:b/>
+          <w:bCs/>
+          <w:i/>
+          <w:iCs/>
+        </w:rPr>
+        <w:t xml:space="preserve"> </w:t>
+      </w:r>
+      <w:r>
+        <w:rPr>
+          <w:b/>
+          <w:bCs/>
+          <w:i/>
+          <w:iCs/>
+        </w:rPr>
+        <w:t xml:space="preserve">court</w:t>
+      </w:r>
+      <w:r>
+        <w:rPr>
+          <w:b/>
+          <w:bCs/>
+          <w:i/>
+          <w:iCs/>
+        </w:rPr>
+        <w:t xml:space="preserve"> </w:t>
+      </w:r>
+      <w:r>
+        <w:rPr>
+          <w:b/>
+          <w:bCs/>
+          <w:i/>
+          <w:iCs/>
+        </w:rPr>
+        <w:t xml:space="preserve">from</w:t>
+      </w:r>
+      <w:r>
+        <w:rPr>
+          <w:b/>
+          <w:bCs/>
+          <w:i/>
+          <w:iCs/>
+        </w:rPr>
+        <w:t xml:space="preserve"> </w:t>
+      </w:r>
+      <w:r>
+        <w:rPr>
+          <w:b/>
+          <w:bCs/>
+          <w:i/>
+          <w:iCs/>
+        </w:rPr>
+        <w:t xml:space="preserve">granting</w:t>
+      </w:r>
+      <w:r>
+        <w:rPr>
+          <w:b/>
+          <w:bCs/>
+          <w:i/>
+          <w:iCs/>
+        </w:rPr>
+        <w:t xml:space="preserve"> </w:t>
+      </w:r>
+      <w:r>
+        <w:rPr>
+          <w:b/>
+          <w:bCs/>
+          <w:i/>
+          <w:iCs/>
+        </w:rPr>
+        <w:t xml:space="preserve">an</w:t>
+      </w:r>
+      <w:r>
+        <w:rPr>
+          <w:b/>
+          <w:bCs/>
+          <w:i/>
+          <w:iCs/>
+        </w:rPr>
+        <w:t xml:space="preserve"> </w:t>
+      </w:r>
+      <w:r>
+        <w:rPr>
+          <w:b/>
+          <w:bCs/>
+          <w:i/>
+          <w:iCs/>
+        </w:rPr>
+        <w:t xml:space="preserve">interlocutory</w:t>
+      </w:r>
+      <w:r>
+        <w:rPr>
+          <w:b/>
+          <w:bCs/>
+          <w:i/>
+          <w:iCs/>
+        </w:rPr>
+        <w:t xml:space="preserve"> </w:t>
+      </w:r>
+      <w:r>
+        <w:rPr>
+          <w:b/>
+          <w:bCs/>
+          <w:i/>
+          <w:iCs/>
+        </w:rPr>
+        <w:t xml:space="preserve">injunction.</w:t>
       </w:r>
     </w:p>
     <w:p>
@@ -3735,42 +4766,7 @@
         <w:pStyle w:val="BodyText"/>
       </w:pPr>
       <w:r>
-        <w:rPr>
-          <w:i/>
-          <w:iCs/>
-        </w:rPr>
-        <w:t xml:space="preserve">First</w:t>
-      </w:r>
-      <w:r>
-        <w:t xml:space="preserve">, the State is likely to succeed on the merits because the Superior Court committed two legal errors which are subject to this Court’s</w:t>
-      </w:r>
-      <w:r>
-        <w:t xml:space="preserve"> </w:t>
-      </w:r>
-      <w:r>
-        <w:rPr>
-          <w:i/>
-          <w:iCs/>
-        </w:rPr>
-        <w:t xml:space="preserve">de novo</w:t>
-      </w:r>
-      <w:r>
-        <w:t xml:space="preserve"> </w:t>
-      </w:r>
-      <w:r>
-        <w:t xml:space="preserve">review. As a threshold matter, the Order is barred by sovereign immunity or represents a misapplication of the Declaratory Judgment Act. Ga. Const. art. I, § II, par. V(b); O.C.G.A. § 9</w:t>
-      </w:r>
-      <w:r>
-        <w:noBreakHyphen/>
-      </w:r>
-      <w:r>
-        <w:t xml:space="preserve">4</w:t>
-      </w:r>
-      <w:r>
-        <w:noBreakHyphen/>
-      </w:r>
-      <w:r>
-        <w:t xml:space="preserve">5. The Constitution waives sovereign immunity for injunctive relief only</w:t>
+        <w:t xml:space="preserve">Georgians waived sovereign immunity for injunctions against the State “only</w:t>
       </w:r>
       <w:r>
         <w:t xml:space="preserve"> </w:t>
@@ -3786,7 +4782,39 @@
         <w:t xml:space="preserve"> </w:t>
       </w:r>
       <w:r>
-        <w:t xml:space="preserve">the entry of a final declaratory judgment on the merits. But here, the Superior Court could not enter a final order because (1) the State had not been served; and (2) the Declaratory Judgment Act was not satisfied. Sovereign immunity, therefore, still applies and deprives the Superior Court of jurisdiction to order relief.</w:t>
+        <w:t xml:space="preserve">awarding declaratory relief.” Ga. Const. art. I, § 2, par. V (emphasis added). Thus, trial courts must</w:t>
+      </w:r>
+      <w:r>
+        <w:t xml:space="preserve"> </w:t>
+      </w:r>
+      <w:r>
+        <w:rPr>
+          <w:i/>
+          <w:iCs/>
+        </w:rPr>
+        <w:t xml:space="preserve">first</w:t>
+      </w:r>
+      <w:r>
+        <w:t xml:space="preserve"> </w:t>
+      </w:r>
+      <w:r>
+        <w:t xml:space="preserve">award declaratory relief pursuant to the Declaratory Judgment Act, and only</w:t>
+      </w:r>
+      <w:r>
+        <w:t xml:space="preserve"> </w:t>
+      </w:r>
+      <w:r>
+        <w:rPr>
+          <w:i/>
+          <w:iCs/>
+        </w:rPr>
+        <w:t xml:space="preserve">then</w:t>
+      </w:r>
+      <w:r>
+        <w:t xml:space="preserve"> </w:t>
+      </w:r>
+      <w:r>
+        <w:t xml:space="preserve">may they issue an injunction. The Superior Court skipped this critical step, as the Order cannot be reconciled with the Declaratory Judgment Act. This is fatal to the resulting injunction.</w:t>
       </w:r>
     </w:p>
     <w:p>
@@ -3794,19 +4822,126 @@
         <w:pStyle w:val="BodyText"/>
       </w:pPr>
       <w:r>
-        <w:t xml:space="preserve">Notwithstanding this threshold lack of jurisdiction, the plain language of O.C.G.A. § 21</w:t>
-      </w:r>
-      <w:r>
-        <w:noBreakHyphen/>
-      </w:r>
-      <w:r>
-        <w:t xml:space="preserve">2</w:t>
-      </w:r>
-      <w:r>
-        <w:noBreakHyphen/>
-      </w:r>
-      <w:r>
-        <w:t xml:space="preserve">385(d)⁠(1) also precludes advance voting in runoff elections on the Saturday after Thanksgiving. Specifically, the Legislature authorized advance voting on some Saturdays, but not when the Saturday “follows a public and legal holiday occurring on the Thursday or Friday immediately preceding.”</w:t>
+        <w:t xml:space="preserve">When applied, the constitutional defense of sovereign immunity deprives courts of jurisdiction to issue relief, including declaratory judgments, and temporary and permanent injunctions.</w:t>
+      </w:r>
+      <w:r>
+        <w:t xml:space="preserve"> </w:t>
+      </w:r>
+      <w:r>
+        <w:rPr>
+          <w:i/>
+          <w:iCs/>
+        </w:rPr>
+        <w:t xml:space="preserve">Lathrop v. Deal</w:t>
+      </w:r>
+      <w:r>
+        <w:t xml:space="preserve">, 301 Ga. 408,</w:t>
+      </w:r>
+      <w:r>
+        <w:t xml:space="preserve"> </w:t>
+      </w:r>
+      <w:r>
+        <w:t xml:space="preserve">424 (2017);</w:t>
+      </w:r>
+      <w:r>
+        <w:t xml:space="preserve"> </w:t>
+      </w:r>
+      <w:r>
+        <w:rPr>
+          <w:i/>
+          <w:iCs/>
+        </w:rPr>
+        <w:t xml:space="preserve">Olvera v. Univ. Sys. of Georgia’s Bd. of Regents</w:t>
+      </w:r>
+      <w:r>
+        <w:t xml:space="preserve">, 298 Ga. 425,</w:t>
+      </w:r>
+      <w:r>
+        <w:t xml:space="preserve"> </w:t>
+      </w:r>
+      <w:r>
+        <w:t xml:space="preserve">427 (2016);</w:t>
+      </w:r>
+      <w:r>
+        <w:t xml:space="preserve"> </w:t>
+      </w:r>
+      <w:r>
+        <w:rPr>
+          <w:i/>
+          <w:iCs/>
+        </w:rPr>
+        <w:t xml:space="preserve">Georgia Dep’t of Nat. Res. v. Ctr. for a Sustainable Coast, Inc.</w:t>
+      </w:r>
+      <w:r>
+        <w:t xml:space="preserve">, 294 Ga. 593,</w:t>
+      </w:r>
+      <w:r>
+        <w:t xml:space="preserve"> </w:t>
+      </w:r>
+      <w:r>
+        <w:t xml:space="preserve">603 (2014). The defense applies absent an</w:t>
+      </w:r>
+      <w:r>
+        <w:t xml:space="preserve"> </w:t>
+      </w:r>
+      <w:r>
+        <w:rPr>
+          <w:i/>
+          <w:iCs/>
+        </w:rPr>
+        <w:t xml:space="preserve">explicit</w:t>
+      </w:r>
+      <w:r>
+        <w:t xml:space="preserve"> </w:t>
+      </w:r>
+      <w:r>
+        <w:t xml:space="preserve">constitutional or statutory waiver. Ga. Const. art. I, § II, par. IX(e).</w:t>
+      </w:r>
+    </w:p>
+    <w:p>
+      <w:pPr>
+        <w:pStyle w:val="BodyText"/>
+      </w:pPr>
+      <w:r>
+        <w:t xml:space="preserve">A constitutional waiver is found in art. I, § II, par. V(b),</w:t>
+      </w:r>
+      <w:r>
+        <w:t xml:space="preserve"> </w:t>
+      </w:r>
+      <w:r>
+        <w:t xml:space="preserve">which provides a</w:t>
+      </w:r>
+      <w:r>
+        <w:t xml:space="preserve"> </w:t>
+      </w:r>
+      <w:r>
+        <w:rPr>
+          <w:i/>
+          <w:iCs/>
+        </w:rPr>
+        <w:t xml:space="preserve">limited</w:t>
+      </w:r>
+      <w:r>
+        <w:t xml:space="preserve"> </w:t>
+      </w:r>
+      <w:r>
+        <w:t xml:space="preserve">waiver of sovereign immunity for certain declaratory-judgment actions in superior court, and further allows a court—“only</w:t>
+      </w:r>
+      <w:r>
+        <w:t xml:space="preserve"> </w:t>
+      </w:r>
+      <w:r>
+        <w:rPr>
+          <w:i/>
+          <w:iCs/>
+        </w:rPr>
+        <w:t xml:space="preserve">after</w:t>
+      </w:r>
+      <w:r>
+        <w:t xml:space="preserve"> </w:t>
+      </w:r>
+      <w:r>
+        <w:t xml:space="preserve">awarding declaratory relief”—to issue injunctions against the state “to enforce its judgment.”</w:t>
       </w:r>
       <w:r>
         <w:t xml:space="preserve"> </w:t>
@@ -3822,71 +4957,7 @@
         <w:t xml:space="preserve"> </w:t>
       </w:r>
       <w:r>
-        <w:t xml:space="preserve">(the “Holiday-Weekend Clause”).</w:t>
-      </w:r>
-    </w:p>
-    <w:p>
-      <w:pPr>
-        <w:pStyle w:val="BodyTextNote"/>
-      </w:pPr>
-      <w:r>
-        <w:t xml:space="preserve">The Order recognizes this prohibition, but it erroneously concluded that the Holiday-Weekend Clause applies only to a “primary” or an “election,” and not a “runoff,” which cannot exist outside of a primary or election. Thus, the Superior Court’s interpretation fundamentally misses the mark by ignoring that the Senate runoff election</w:t>
-      </w:r>
-      <w:r>
-        <w:t xml:space="preserve"> </w:t>
-      </w:r>
-      <w:r>
-        <w:rPr>
-          <w:i/>
-          <w:iCs/>
-        </w:rPr>
-        <w:t xml:space="preserve">is</w:t>
-      </w:r>
-      <w:r>
-        <w:t xml:space="preserve"> </w:t>
-      </w:r>
-      <w:r>
-        <w:t xml:space="preserve">an “election” as that term is defined and used in the Election Code and the Georgia Constitution.</w:t>
-      </w:r>
-      <w:r>
-        <w:t xml:space="preserve"> </w:t>
-      </w:r>
-      <w:r>
-        <w:rPr>
-          <w:i/>
-          <w:iCs/>
-        </w:rPr>
-        <w:t xml:space="preserve">See</w:t>
-      </w:r>
-      <w:r>
-        <w:t xml:space="preserve"> </w:t>
-      </w:r>
-      <w:r>
-        <w:t xml:space="preserve">Ga. Const. art. I, § II, par. II; O.C.G.A. § 21</w:t>
-      </w:r>
-      <w:r>
-        <w:noBreakHyphen/>
-      </w:r>
-      <w:r>
-        <w:t xml:space="preserve">2</w:t>
-      </w:r>
-      <w:r>
-        <w:noBreakHyphen/>
-      </w:r>
-      <w:r>
-        <w:t xml:space="preserve">501(a). Specifically, the Election Code creates primaries and elections.</w:t>
-      </w:r>
-      <w:r>
-        <w:rPr>
-          <w:rStyle w:val="FootnoteReference"/>
-        </w:rPr>
-        <w:footnoteReference w:id="10"/>
-      </w:r>
-      <w:r>
-        <w:t xml:space="preserve"> </w:t>
-      </w:r>
-      <w:r>
-        <w:t xml:space="preserve">Runoff elections are merely extensions of those two categories and, contrary to the Order’s reasoning, not a third type of election altogether. The rules that govern voting in primaries and elections—including the Holiday-Weekend Clause—therefore apply as equally to any runoff election as they do to those same primaries and elections. Any other conclusion not only betrays the plain statutory text, but also risks barring weekend voting in runoff elections altogether.</w:t>
+        <w:t xml:space="preserve">(emphasis added). Thus, to issue any injunctive relief against the State pursuant to this provision, a superior court must first issue a final declaratory judgment. In other words, parties seeking to enjoin the State must first obtain a final declaratory judgment.</w:t>
       </w:r>
     </w:p>
     <w:p>
@@ -3894,14 +4965,266 @@
         <w:pStyle w:val="BodyText"/>
       </w:pPr>
       <w:r>
-        <w:rPr>
-          <w:i/>
-          <w:iCs/>
-        </w:rPr>
-        <w:t xml:space="preserve">Second</w:t>
-      </w:r>
-      <w:r>
-        <w:t xml:space="preserve">, the equities weigh in favor of granting a stay. The Superior Court’s erroneous ruling barely a week before the beginning of advance voting not only undermines Georgia’s election laws, but it also risks causing significant confusion among voters, creating a lack of uniformity among counties in the run-up to the election, and imposing significant burdens on election workers on a holiday weekend.</w:t>
+        <w:t xml:space="preserve">Declaratory judgments are statutory in nature, and courts’ applications of them are necessarily governed by statute.</w:t>
+      </w:r>
+      <w:r>
+        <w:t xml:space="preserve"> </w:t>
+      </w:r>
+      <w:r>
+        <w:rPr>
+          <w:i/>
+          <w:iCs/>
+        </w:rPr>
+        <w:t xml:space="preserve">See Clein v. Kaplan</w:t>
+      </w:r>
+      <w:r>
+        <w:t xml:space="preserve">, 201 Ga. 396,</w:t>
+      </w:r>
+      <w:r>
+        <w:t xml:space="preserve"> </w:t>
+      </w:r>
+      <w:r>
+        <w:t xml:space="preserve">403 (1946). The Declaratory Judgment Act does not authorize preliminary or interlocutory relief: judgments “have the force and effect of a</w:t>
+      </w:r>
+      <w:r>
+        <w:t xml:space="preserve"> </w:t>
+      </w:r>
+      <w:r>
+        <w:rPr>
+          <w:i/>
+          <w:iCs/>
+        </w:rPr>
+        <w:t xml:space="preserve">final</w:t>
+      </w:r>
+      <w:r>
+        <w:t xml:space="preserve"> </w:t>
+      </w:r>
+      <w:r>
+        <w:t xml:space="preserve">judgment[.]” O.C.G.A. § 9-⁠4-⁠5</w:t>
+      </w:r>
+      <w:r>
+        <w:t xml:space="preserve"> </w:t>
+      </w:r>
+      <w:r>
+        <w:t xml:space="preserve">(emphasis added). Long ago, the Legislature also imposed temporal prerequisites that the Superior Court did not satisfy. A declaratory-judgment action “may be tried at any time designated by the court</w:t>
+      </w:r>
+      <w:r>
+        <w:t xml:space="preserve"> </w:t>
+      </w:r>
+      <w:r>
+        <w:rPr>
+          <w:i/>
+          <w:iCs/>
+        </w:rPr>
+        <w:t xml:space="preserve">not earlier than 20 days after the service therefore</w:t>
+      </w:r>
+      <w:r>
+        <w:t xml:space="preserve">, unless the parties consent in writing to an earlier trial.”</w:t>
+      </w:r>
+      <w:r>
+        <w:t xml:space="preserve"> </w:t>
+      </w:r>
+      <w:r>
+        <w:rPr>
+          <w:i/>
+          <w:iCs/>
+        </w:rPr>
+        <w:t xml:space="preserve">Id.</w:t>
+      </w:r>
+      <w:r>
+        <w:t xml:space="preserve"> </w:t>
+      </w:r>
+      <w:r>
+        <w:t xml:space="preserve">(emphasis added). This timeline is not advisory; indeed, courts have been reversed for ignoring them as the Superior Court did here.</w:t>
+      </w:r>
+      <w:r>
+        <w:t xml:space="preserve"> </w:t>
+      </w:r>
+      <w:r>
+        <w:rPr>
+          <w:i/>
+          <w:iCs/>
+        </w:rPr>
+        <w:t xml:space="preserve">Taylor Inv. Partners II, LLC v. Moe’s Franchisor, LLC</w:t>
+      </w:r>
+      <w:r>
+        <w:t xml:space="preserve">, 344 Ga. App.</w:t>
+      </w:r>
+      <w:r>
+        <w:t xml:space="preserve"> </w:t>
+      </w:r>
+      <w:r>
+        <w:t xml:space="preserve">552, 554 (2018).</w:t>
+      </w:r>
+    </w:p>
+    <w:p>
+      <w:pPr>
+        <w:keepNext/>
+        <w:keepLines/>
+        <w:spacing w:before="322" w:after="161" w:line="322" w:lineRule="exact"/>
+        <w:ind w:left="720" w:hanging="720"/>
+        <w:jc w:val="left"/>
+      </w:pPr>
+      <w:r>
+        <w:rPr>
+          <w:b/>
+          <w:bCs/>
+        </w:rPr>
+        <w:t xml:space="preserve">II.</w:t>
+      </w:r>
+      <w:r>
+        <w:rPr>
+          <w:b/>
+          <w:bCs/>
+        </w:rPr>
+        <w:t xml:space="preserve"> </w:t>
+      </w:r>
+      <w:r>
+        <w:rPr>
+          <w:b/>
+          <w:bCs/>
+        </w:rPr>
+        <w:t xml:space="preserve">The</w:t>
+      </w:r>
+      <w:r>
+        <w:rPr>
+          <w:b/>
+          <w:bCs/>
+        </w:rPr>
+        <w:t xml:space="preserve"> </w:t>
+      </w:r>
+      <w:r>
+        <w:rPr>
+          <w:b/>
+          <w:bCs/>
+        </w:rPr>
+        <w:t xml:space="preserve">remaining</w:t>
+      </w:r>
+      <w:r>
+        <w:rPr>
+          <w:b/>
+          <w:bCs/>
+        </w:rPr>
+        <w:t xml:space="preserve"> </w:t>
+      </w:r>
+      <w:r>
+        <w:rPr>
+          <w:b/>
+          <w:bCs/>
+        </w:rPr>
+        <w:t xml:space="preserve">equities</w:t>
+      </w:r>
+      <w:r>
+        <w:rPr>
+          <w:b/>
+          <w:bCs/>
+        </w:rPr>
+        <w:t xml:space="preserve"> </w:t>
+      </w:r>
+      <w:r>
+        <w:rPr>
+          <w:b/>
+          <w:bCs/>
+        </w:rPr>
+        <w:t xml:space="preserve">weigh</w:t>
+      </w:r>
+      <w:r>
+        <w:rPr>
+          <w:b/>
+          <w:bCs/>
+        </w:rPr>
+        <w:t xml:space="preserve"> </w:t>
+      </w:r>
+      <w:r>
+        <w:rPr>
+          <w:b/>
+          <w:bCs/>
+        </w:rPr>
+        <w:t xml:space="preserve">strongly</w:t>
+      </w:r>
+      <w:r>
+        <w:rPr>
+          <w:b/>
+          <w:bCs/>
+        </w:rPr>
+        <w:t xml:space="preserve"> </w:t>
+      </w:r>
+      <w:r>
+        <w:rPr>
+          <w:b/>
+          <w:bCs/>
+        </w:rPr>
+        <w:t xml:space="preserve">in</w:t>
+      </w:r>
+      <w:r>
+        <w:rPr>
+          <w:b/>
+          <w:bCs/>
+        </w:rPr>
+        <w:t xml:space="preserve"> </w:t>
+      </w:r>
+      <w:r>
+        <w:rPr>
+          <w:b/>
+          <w:bCs/>
+        </w:rPr>
+        <w:t xml:space="preserve">favor</w:t>
+      </w:r>
+      <w:r>
+        <w:rPr>
+          <w:b/>
+          <w:bCs/>
+        </w:rPr>
+        <w:t xml:space="preserve"> </w:t>
+      </w:r>
+      <w:r>
+        <w:rPr>
+          <w:b/>
+          <w:bCs/>
+        </w:rPr>
+        <w:t xml:space="preserve">of</w:t>
+      </w:r>
+      <w:r>
+        <w:rPr>
+          <w:b/>
+          <w:bCs/>
+        </w:rPr>
+        <w:t xml:space="preserve"> </w:t>
+      </w:r>
+      <w:r>
+        <w:rPr>
+          <w:b/>
+          <w:bCs/>
+        </w:rPr>
+        <w:t xml:space="preserve">granting</w:t>
+      </w:r>
+      <w:r>
+        <w:rPr>
+          <w:b/>
+          <w:bCs/>
+        </w:rPr>
+        <w:t xml:space="preserve"> </w:t>
+      </w:r>
+      <w:r>
+        <w:rPr>
+          <w:b/>
+          <w:bCs/>
+        </w:rPr>
+        <w:t xml:space="preserve">a</w:t>
+      </w:r>
+      <w:r>
+        <w:rPr>
+          <w:b/>
+          <w:bCs/>
+        </w:rPr>
+        <w:t xml:space="preserve"> </w:t>
+      </w:r>
+      <w:r>
+        <w:rPr>
+          <w:b/>
+          <w:bCs/>
+        </w:rPr>
+        <w:t xml:space="preserve">stay.</w:t>
       </w:r>
     </w:p>
     <w:p>
@@ -3909,7 +5232,20 @@
         <w:pStyle w:val="BodyText"/>
       </w:pPr>
       <w:r>
-        <w:t xml:space="preserve">Given the fast-approaching election which would moot the appeal and the State’s likelihood of success on the merits of its appeal, a stay of the Superior Court’s order (the “Order”) is warranted and review is needed on an emergency basis.</w:t>
+        <w:t xml:space="preserve">The remaining factors also weigh in favor of a stay pending appeal. The Superior Court below enjoined the State’s officials from fulfilling their duty to faithfully enforce duly enacted state law despite a complete lack of jurisdiction to do so. And without a stay, the State’s ability to rectify that harm will be essentially mooted within just a few days.</w:t>
+      </w:r>
+      <w:r>
+        <w:t xml:space="preserve"> </w:t>
+      </w:r>
+      <w:r>
+        <w:rPr>
+          <w:i/>
+          <w:iCs/>
+        </w:rPr>
+        <w:t xml:space="preserve">Green Bull</w:t>
+      </w:r>
+      <w:r>
+        <w:t xml:space="preserve">, 301 Ga. at 475 (“the prospect of the appeal becoming moot and the right of appellate review being lost as a result” constitute “an additional sort of irreparable harm[.]”).</w:t>
       </w:r>
     </w:p>
     <w:p>
@@ -3917,15 +5253,83 @@
         <w:pStyle w:val="BodyText"/>
       </w:pPr>
       <w:r>
-        <w:t xml:space="preserve">Likewise, the Court should issue an administrative stay while it considers this motion.</w:t>
-      </w:r>
-    </w:p>
-    <w:p>
-      <w:pPr>
-        <w:pStyle w:val="Head1"/>
-      </w:pPr>
-      <w:r>
-        <w:t xml:space="preserve">JURISDICTION</w:t>
+        <w:t xml:space="preserve">Moreover, the erroneous, last-minute changes to the election process—like the Superior Court’s Order—not only implicate the public’s strong interest in ensuring the State can enforce its election-law requirements but can also lead to voter confusion and incentivize voters to stay away from the polls.</w:t>
+      </w:r>
+      <w:r>
+        <w:t xml:space="preserve"> </w:t>
+      </w:r>
+      <w:r>
+        <w:rPr>
+          <w:i/>
+          <w:iCs/>
+        </w:rPr>
+        <w:t xml:space="preserve">Purcell v. Gonzalez</w:t>
+      </w:r>
+      <w:r>
+        <w:t xml:space="preserve">, 549 U.S.</w:t>
+      </w:r>
+      <w:r>
+        <w:t xml:space="preserve"> </w:t>
+      </w:r>
+      <w:r>
+        <w:t xml:space="preserve">1, 4–5 (2006). Changing the schedule at this late hour only serves to disrupt the ability of county elections workers to staff polling locations and do the necessary preparations for the election, disadvantaging voters in those counties which have less resources and ability to find staff at the last minute over a holiday weekend. For this reason, the Supreme Court of the United States has repeatedly emphasized that federal courts “should ordinarily not alter the election rules on the eve of an election.”</w:t>
+      </w:r>
+      <w:r>
+        <w:t xml:space="preserve"> </w:t>
+      </w:r>
+      <w:r>
+        <w:rPr>
+          <w:i/>
+          <w:iCs/>
+        </w:rPr>
+        <w:t xml:space="preserve">Republican Nat’l Comm. v. Democratic Nat’l Comm.</w:t>
+      </w:r>
+      <w:r>
+        <w:t xml:space="preserve">, 140 S. Ct.</w:t>
+      </w:r>
+      <w:r>
+        <w:t xml:space="preserve"> </w:t>
+      </w:r>
+      <w:r>
+        <w:t xml:space="preserve">1205, 1207 (April 6, 2020) (per curiam) (citing</w:t>
+      </w:r>
+      <w:r>
+        <w:t xml:space="preserve"> </w:t>
+      </w:r>
+      <w:r>
+        <w:rPr>
+          <w:i/>
+          <w:iCs/>
+        </w:rPr>
+        <w:t xml:space="preserve">Purcell</w:t>
+      </w:r>
+      <w:r>
+        <w:t xml:space="preserve">, 549 U.S.</w:t>
+      </w:r>
+      <w:r>
+        <w:t xml:space="preserve"> </w:t>
+      </w:r>
+      <w:r>
+        <w:t xml:space="preserve">at 1);</w:t>
+      </w:r>
+      <w:r>
+        <w:t xml:space="preserve"> </w:t>
+      </w:r>
+      <w:r>
+        <w:rPr>
+          <w:i/>
+          <w:iCs/>
+        </w:rPr>
+        <w:t xml:space="preserve">see also New Ga. Project v. Raffensperger</w:t>
+      </w:r>
+      <w:r>
+        <w:t xml:space="preserve">, 976 F.3d</w:t>
+      </w:r>
+      <w:r>
+        <w:t xml:space="preserve"> </w:t>
+      </w:r>
+      <w:r>
+        <w:t xml:space="preserve">1278, 1283 (11th Cir. 2020).</w:t>
       </w:r>
     </w:p>
     <w:p>
@@ -3933,51 +5337,7 @@
         <w:pStyle w:val="BodyText"/>
       </w:pPr>
       <w:r>
-        <w:t xml:space="preserve">On November 18, 2022, the Superior Court issued an interlocutory injunction and declaratory judgment against the State. That decision was immediately appealable under O.C.G.A. § 5</w:t>
-      </w:r>
-      <w:r>
-        <w:noBreakHyphen/>
-      </w:r>
-      <w:r>
-        <w:t xml:space="preserve">6</w:t>
-      </w:r>
-      <w:r>
-        <w:noBreakHyphen/>
-      </w:r>
-      <w:r>
-        <w:t xml:space="preserve">34(a)⁠(4), and appellate jurisdiction lies in this Court. Ga. Const. art. VI, § 5, par. III; O.C.G.A. § 15</w:t>
-      </w:r>
-      <w:r>
-        <w:noBreakHyphen/>
-      </w:r>
-      <w:r>
-        <w:t xml:space="preserve">3</w:t>
-      </w:r>
-      <w:r>
-        <w:noBreakHyphen/>
-      </w:r>
-      <w:r>
-        <w:t xml:space="preserve">3.1(a)⁠(2). Further, while a creature of the Superior Court’s Order alone, a grant of a “declaratory injunction” is, in effect, a declaratory judgment that is immediately appealable. O.C.G.A. § 9</w:t>
-      </w:r>
-      <w:r>
-        <w:noBreakHyphen/>
-      </w:r>
-      <w:r>
-        <w:t xml:space="preserve">4</w:t>
-      </w:r>
-      <w:r>
-        <w:noBreakHyphen/>
-      </w:r>
-      <w:r>
-        <w:t xml:space="preserve">2.</w:t>
-      </w:r>
-    </w:p>
-    <w:p>
-      <w:pPr>
-        <w:pStyle w:val="Head1"/>
-      </w:pPr>
-      <w:r>
-        <w:t xml:space="preserve">BACKGROUND</w:t>
+        <w:t xml:space="preserve">Similar considerations apply to state courts. If this Order altering the rules of the election on its eve is allowed to stand, then one can expect to see numerous other lawsuits across Georgia seeking to do the same. The public interest weighs in favor of conducting elections subject to existing rules, not changing the rules on the eve of the election at the request of one of the participants. To do otherwise does not engender confidence in elections.</w:t>
       </w:r>
     </w:p>
     <w:p>
@@ -3985,43 +5345,42 @@
         <w:pStyle w:val="BodyText"/>
       </w:pPr>
       <w:r>
-        <w:t xml:space="preserve">After several lengthy runoff elections, in 2021, the General Assembly chose to return to a 28-day runoff period for primaries and elections for federal office and amend the provisions governing advanced voting in such primaries and elections. O.C.G.A. §§ 21</w:t>
-      </w:r>
-      <w:r>
-        <w:noBreakHyphen/>
-      </w:r>
-      <w:r>
-        <w:t xml:space="preserve">2</w:t>
-      </w:r>
-      <w:r>
-        <w:noBreakHyphen/>
-      </w:r>
-      <w:r>
-        <w:t xml:space="preserve">501(a)⁠(1); Ga. L. 2021 p. 14 §§ 42, 28; O.C.G.A. §§ 21</w:t>
-      </w:r>
-      <w:r>
-        <w:noBreakHyphen/>
-      </w:r>
-      <w:r>
-        <w:t xml:space="preserve">2</w:t>
-      </w:r>
-      <w:r>
-        <w:noBreakHyphen/>
-      </w:r>
-      <w:r>
-        <w:t xml:space="preserve">501(a)⁠(1) (shortening the runoff time); 21</w:t>
-      </w:r>
-      <w:r>
-        <w:noBreakHyphen/>
-      </w:r>
-      <w:r>
-        <w:t xml:space="preserve">2</w:t>
-      </w:r>
-      <w:r>
-        <w:noBreakHyphen/>
-      </w:r>
-      <w:r>
-        <w:t xml:space="preserve">385(d)⁠(1) (providing for advance voting in runoff elections). Several elections since have been governed by these new rules, including 2021’s municipal runoff elections.</w:t>
+        <w:t xml:space="preserve">By contrast, a stay would not cause significant irreparable harm to Plaintiffs. As an initial matter, the Superior Court did not make any findings of fact nor conduct any analysis demonstrating irreparable harm to Plaintiffs absent one conclusory statement at the end of the Order. And that is because there is no irreparable harm to Plaintiffs here. Beyond the fact that the Election Code does not permit early voting on the Saturday after Thanksgiving, there are at least five days available for counties to hold advance voting pursuant to the Secretary’s guidance, including a possible sixth day on Sunday, November 27. Voters may also vote absentee-by-mail or in person on December 6, 2022. When viewed in the context of all options available to Georgia voters, there is simply no serious burden placed on Plaintiffs nor on voters by issuing a stay pending appeal.</w:t>
+      </w:r>
+      <w:r>
+        <w:t xml:space="preserve"> </w:t>
+      </w:r>
+      <w:r>
+        <w:rPr>
+          <w:i/>
+          <w:iCs/>
+        </w:rPr>
+        <w:t xml:space="preserve">See New Ga. Project</w:t>
+      </w:r>
+      <w:r>
+        <w:t xml:space="preserve">, 976 F.3d</w:t>
+      </w:r>
+      <w:r>
+        <w:t xml:space="preserve"> </w:t>
+      </w:r>
+      <w:r>
+        <w:t xml:space="preserve">at 1281 (holding that Georgia’s absentee ballot receipt deadline was not burdensome on voters because of the “numerous avenues to mitigate chances that voters will be unable to cast their ballots”).</w:t>
+      </w:r>
+    </w:p>
+    <w:p>
+      <w:pPr>
+        <w:keepNext/>
+        <w:keepLines/>
+        <w:spacing w:before="322" w:after="161" w:line="322" w:lineRule="exact"/>
+        <w:ind w:left="0" w:firstLine="0"/>
+        <w:jc w:val="center"/>
+      </w:pPr>
+      <w:r>
+        <w:rPr>
+          <w:b/>
+          <w:bCs/>
+        </w:rPr>
+        <w:t xml:space="preserve">CONCLUSION</w:t>
       </w:r>
     </w:p>
     <w:p>
@@ -4029,724 +5388,709 @@
         <w:pStyle w:val="BodyText"/>
       </w:pPr>
       <w:r>
-        <w:t xml:space="preserve">The 2022 statewide general election in Georgia was held on November 8th. No candidate for the office of United States Senate received a majority of votes. Consequently, the general election is continuing to a runoff election between the top two candidates. O.C.G.A. § 21</w:t>
-      </w:r>
-      <w:r>
-        <w:noBreakHyphen/>
-      </w:r>
-      <w:r>
-        <w:t xml:space="preserve">2</w:t>
-      </w:r>
-      <w:r>
-        <w:noBreakHyphen/>
-      </w:r>
-      <w:r>
-        <w:t xml:space="preserve">501(a)⁠(1).</w:t>
-      </w:r>
-    </w:p>
-    <w:p>
-      <w:pPr>
-        <w:pStyle w:val="BodyText"/>
-      </w:pPr>
-      <w:r>
-        <w:t xml:space="preserve">On November 12, 2022, the Secretary of State’s office issued guidance to county elections officials regarding certification of the general election results and preparation for the Senate runoff election. Exhibit C, November 12, 2022 Official Election Bulletin. The guidance advised that advance voting for the December 6th general election runoff,</w:t>
-      </w:r>
-    </w:p>
-    <w:p>
-      <w:pPr>
-        <w:pStyle w:val="ListItem"/>
-      </w:pPr>
-      <w:r>
-        <w:t xml:space="preserve">•</w:t>
-      </w:r>
-      <w:r>
-        <w:tab/>
-      </w:r>
-      <w:r>
-        <w:t xml:space="preserve">Must begin as soon as possible prior to the runoff election and no later than Monday, November 28;</w:t>
-      </w:r>
-    </w:p>
-    <w:p>
-      <w:pPr>
-        <w:pStyle w:val="ListItem"/>
-      </w:pPr>
-      <w:r>
-        <w:t xml:space="preserve">•</w:t>
-      </w:r>
-      <w:r>
-        <w:tab/>
-      </w:r>
-      <w:r>
-        <w:t xml:space="preserve">Must take place between November 28 and December 2; and</w:t>
-      </w:r>
-    </w:p>
-    <w:p>
-      <w:pPr>
-        <w:pStyle w:val="ListItem"/>
-      </w:pPr>
-      <w:r>
-        <w:t xml:space="preserve">•</w:t>
-      </w:r>
-      <w:r>
-        <w:tab/>
-      </w:r>
-      <w:r>
-        <w:t xml:space="preserve">May take place on Sunday November 27, and even prior to Thanksgiving if counties are able to complete the required preparations and notifications by then.</w:t>
-      </w:r>
-    </w:p>
-    <w:p>
-      <w:pPr>
-        <w:pStyle w:val="BodyText"/>
-      </w:pPr>
-      <w:r>
-        <w:rPr>
-          <w:i/>
-          <w:iCs/>
-        </w:rPr>
-        <w:t xml:space="preserve">Id.</w:t>
-      </w:r>
-      <w:r>
-        <w:t xml:space="preserve"> </w:t>
-      </w:r>
-      <w:r>
-        <w:t xml:space="preserve">The guidance further advised that advance voting “cannot occur on … Saturday, November 26th” because it “is prohibited by O.C.G.A. 21</w:t>
-      </w:r>
-      <w:r>
-        <w:noBreakHyphen/>
-      </w:r>
-      <w:r>
-        <w:t xml:space="preserve">2</w:t>
-      </w:r>
-      <w:r>
-        <w:noBreakHyphen/>
-      </w:r>
-      <w:r>
-        <w:t xml:space="preserve">385(d)⁠(1), which states that if the second Saturday before the runoff election follows a Thursday or Friday that is a state holiday,”—in this case Thanksgiving and State Holiday 1—“voting on that Saturday is not allowed.”</w:t>
-      </w:r>
-      <w:r>
-        <w:t xml:space="preserve"> </w:t>
-      </w:r>
-      <w:r>
-        <w:rPr>
-          <w:i/>
-          <w:iCs/>
-        </w:rPr>
-        <w:t xml:space="preserve">Id.</w:t>
-      </w:r>
-      <w:r>
-        <w:t xml:space="preserve"> </w:t>
-      </w:r>
-      <w:r>
-        <w:t xml:space="preserve">This represents the same public and written guidance from the Secretary in 2021. Yet, those elections did not result in a lawsuit.</w:t>
-      </w:r>
-    </w:p>
-    <w:p>
-      <w:pPr>
-        <w:pStyle w:val="BodyTextNote"/>
-      </w:pPr>
-      <w:r>
-        <w:t xml:space="preserve">Two days after the Secretary’s staff issued the guidance this year, Plaintiffs filed this lawsuit. Brought expressly pursuant to the Declaratory Judgement Act (O.C.G.A. §§ 9</w:t>
-      </w:r>
-      <w:r>
-        <w:noBreakHyphen/>
-      </w:r>
-      <w:r>
-        <w:t xml:space="preserve">4</w:t>
-      </w:r>
-      <w:r>
-        <w:noBreakHyphen/>
-      </w:r>
-      <w:r>
-        <w:t xml:space="preserve">2,</w:t>
-      </w:r>
-      <w:r>
-        <w:t xml:space="preserve"> </w:t>
-      </w:r>
-      <w:r>
-        <w:noBreakHyphen/>
-      </w:r>
-      <w:r>
-        <w:t xml:space="preserve">4,</w:t>
-      </w:r>
-      <w:r>
-        <w:t xml:space="preserve"> </w:t>
-      </w:r>
-      <w:r>
-        <w:noBreakHyphen/>
-      </w:r>
-      <w:r>
-        <w:t xml:space="preserve">5), the lawsuit seeks a declaration that counties may hold advance voting on November 26, 2022, and an injunction prohibiting the State from interfering with counties who choose to do so. Plaintiffs also filed separate motions for (1) Temporary Restraining Order and/​or Interlocutory Injunction and (2) Expedited Hearing on the TRO Motion. Despite not being served, the State agreed to appear at a hearing on the TRO Motion, but it did not waive service, nor did it waive sovereign immunity.</w:t>
-      </w:r>
-      <w:r>
-        <w:rPr>
-          <w:rStyle w:val="FootnoteReference"/>
-        </w:rPr>
-        <w:footnoteReference w:id="11"/>
-      </w:r>
-    </w:p>
-    <w:p>
-      <w:pPr>
-        <w:pStyle w:val="BodyText"/>
-      </w:pPr>
-      <w:r>
-        <w:t xml:space="preserve">The Superior Court granted the motion for expedited hearing and held a hearing on the TRO motion on November 18, 2022, at which it heard argument from the State and Plaintiffs. Later that day, the Superior Court issued an “injunction declaring that O.C.G.A. § 21</w:t>
-      </w:r>
-      <w:r>
-        <w:noBreakHyphen/>
-      </w:r>
-      <w:r>
-        <w:t xml:space="preserve">2</w:t>
-      </w:r>
-      <w:r>
-        <w:noBreakHyphen/>
-      </w:r>
-      <w:r>
-        <w:t xml:space="preserve">385(d)⁠(1) does not explicitly prohibit counties from conducting advance voting on Saturday, November 26, 2022,” and enjoining the State from (1) “interfering in counties’ efforts to do so or preventing any votes cast on that day from being counted or included in the certified election results,” and (2) “interfering in any effort by Georgia counties to provide advance voting on Saturday, November, 26, 2022, due to [their failure] to comply with the [seven-day notice] requirement in O.C.G.A. § 21</w:t>
-      </w:r>
-      <w:r>
-        <w:noBreakHyphen/>
-      </w:r>
-      <w:r>
-        <w:t xml:space="preserve">2</w:t>
-      </w:r>
-      <w:r>
-        <w:noBreakHyphen/>
-      </w:r>
-      <w:r>
-        <w:t xml:space="preserve">385(d)⁠(3)[.]” The Order makes no mention of sovereign immunity or service of process.</w:t>
-      </w:r>
-    </w:p>
-    <w:p>
-      <w:pPr>
-        <w:pStyle w:val="BodyText"/>
-      </w:pPr>
-      <w:r>
-        <w:t xml:space="preserve">The State filed a notice of appeal with the Superior Court, which was docketed by the Superior Court Clerk on November 21, 2022 and served upon all parties.</w:t>
-      </w:r>
-      <w:r>
-        <w:t xml:space="preserve"> </w:t>
-      </w:r>
-      <w:r>
-        <w:rPr>
-          <w:i/>
-          <w:iCs/>
-        </w:rPr>
-        <w:t xml:space="preserve">See</w:t>
-      </w:r>
-      <w:r>
-        <w:t xml:space="preserve"> </w:t>
-      </w:r>
-      <w:r>
-        <w:t xml:space="preserve">Exhibit D.</w:t>
-      </w:r>
-    </w:p>
-    <w:p>
-      <w:pPr>
-        <w:pStyle w:val="Head1"/>
-      </w:pPr>
-      <w:r>
-        <w:t xml:space="preserve">ARGUMENT</w:t>
-      </w:r>
-    </w:p>
-    <w:p>
-      <w:pPr>
-        <w:pStyle w:val="BodyText"/>
-      </w:pPr>
-      <w:r>
-        <w:t xml:space="preserve">The “most important” consideration in deciding whether to stay an injunction pending appeal is the “likelihood that the appellant will prevail.”</w:t>
-      </w:r>
-      <w:r>
-        <w:t xml:space="preserve"> </w:t>
-      </w:r>
-      <w:r>
-        <w:rPr>
-          <w:i/>
-          <w:iCs/>
-        </w:rPr>
-        <w:t xml:space="preserve">Green Bull Georgia Partners</w:t>
-      </w:r>
-      <w:r>
-        <w:t xml:space="preserve">, 301 Ga. at 473. A stay is plainly warranted in this case because the State is likely to prevail on the merits of this appeal and because the equities weigh in favor of a stay. Setting aside the Superior Court’s erroneous statutory interpretation, it lacked jurisdiction to enter the injunction order in the first place.</w:t>
-      </w:r>
-    </w:p>
-    <w:p>
-      <w:pPr>
-        <w:pStyle w:val="BodyText"/>
-      </w:pPr>
-      <w:r>
-        <w:t xml:space="preserve">The State is likely to succeed on appeal because (1) sovereign immunity deprived the Superior Court of jurisdiction; and (2) Georgia law does not recognize runoff elections as altogether distinct from primary or general elections. These legal issues are reviewed</w:t>
-      </w:r>
-      <w:r>
-        <w:t xml:space="preserve"> </w:t>
-      </w:r>
-      <w:r>
-        <w:rPr>
-          <w:i/>
-          <w:iCs/>
-        </w:rPr>
-        <w:t xml:space="preserve">de novo</w:t>
-      </w:r>
-      <w:r>
-        <w:t xml:space="preserve">.</w:t>
-      </w:r>
-      <w:r>
-        <w:t xml:space="preserve"> </w:t>
-      </w:r>
-      <w:r>
-        <w:rPr>
-          <w:i/>
-          <w:iCs/>
-        </w:rPr>
-        <w:t xml:space="preserve">Hill v. First Atlantic Bank</w:t>
-      </w:r>
-      <w:r>
-        <w:t xml:space="preserve">, 323 Ga. App. 731, 732 (2013) (involving statutory construction). The harm to the State is likewise irreparable: without a stay, the State’s appeal will become moot on Saturday, well before it can correct the Order’s flaws. Public interest supports applying laws as written and rejects the idea of changing those laws right before an election.</w:t>
-      </w:r>
-    </w:p>
-    <w:p>
-      <w:pPr>
-        <w:pStyle w:val="Head2"/>
-      </w:pPr>
-      <w:r>
-        <w:t xml:space="preserve">I. The State is likely to succeed on the merits of its appeal.</w:t>
-      </w:r>
-    </w:p>
-    <w:p>
-      <w:pPr>
-        <w:pStyle w:val="Head3"/>
-      </w:pPr>
-      <w:r>
-        <w:t xml:space="preserve">A. The State’s sovereign immunity barred the trial court from granting an interlocutory injunction.</w:t>
-      </w:r>
-    </w:p>
-    <w:p>
-      <w:pPr>
-        <w:pStyle w:val="BodyText"/>
-      </w:pPr>
-      <w:r>
-        <w:t xml:space="preserve">Georgians waived sovereign immunity for injunctions against the State “only</w:t>
-      </w:r>
-      <w:r>
-        <w:t xml:space="preserve"> </w:t>
-      </w:r>
-      <w:r>
-        <w:rPr>
-          <w:i/>
-          <w:iCs/>
-        </w:rPr>
-        <w:t xml:space="preserve">after</w:t>
-      </w:r>
-      <w:r>
-        <w:t xml:space="preserve"> </w:t>
-      </w:r>
-      <w:r>
-        <w:t xml:space="preserve">awarding declaratory relief.” Ga. Const. art. I, § 2, par. V (emphasis added). Thus, trial courts must</w:t>
-      </w:r>
-      <w:r>
-        <w:t xml:space="preserve"> </w:t>
-      </w:r>
-      <w:r>
-        <w:rPr>
-          <w:i/>
-          <w:iCs/>
-        </w:rPr>
-        <w:t xml:space="preserve">first</w:t>
-      </w:r>
-      <w:r>
-        <w:t xml:space="preserve"> </w:t>
-      </w:r>
-      <w:r>
-        <w:t xml:space="preserve">award declaratory relief pursuant to the Declaratory Judgment Act, and only</w:t>
-      </w:r>
-      <w:r>
-        <w:t xml:space="preserve"> </w:t>
-      </w:r>
-      <w:r>
-        <w:rPr>
-          <w:i/>
-          <w:iCs/>
-        </w:rPr>
-        <w:t xml:space="preserve">then</w:t>
-      </w:r>
-      <w:r>
-        <w:t xml:space="preserve"> </w:t>
-      </w:r>
-      <w:r>
-        <w:t xml:space="preserve">may they issue an injunction. The Superior Court skipped this critical step, as the Order cannot be reconciled with the Declaratory Judgment Act. This is fatal to the resulting injunction.</w:t>
-      </w:r>
-    </w:p>
-    <w:p>
-      <w:pPr>
-        <w:pStyle w:val="BodyText"/>
-      </w:pPr>
-      <w:r>
-        <w:t xml:space="preserve">When applied, the constitutional defense of sovereign immunity deprives courts of jurisdiction to issue relief, including declaratory judgments, and temporary and permanent injunctions.</w:t>
-      </w:r>
-      <w:r>
-        <w:t xml:space="preserve"> </w:t>
-      </w:r>
-      <w:r>
-        <w:rPr>
-          <w:i/>
-          <w:iCs/>
-        </w:rPr>
-        <w:t xml:space="preserve">Lathrop v. Deal</w:t>
-      </w:r>
-      <w:r>
-        <w:t xml:space="preserve">, 301 Ga. 408, 424 (2017);</w:t>
-      </w:r>
-      <w:r>
-        <w:t xml:space="preserve"> </w:t>
-      </w:r>
-      <w:r>
-        <w:rPr>
-          <w:i/>
-          <w:iCs/>
-        </w:rPr>
-        <w:t xml:space="preserve">Olvera v. Univ. Sys. of Georgia’s Bd. of Regents</w:t>
-      </w:r>
-      <w:r>
-        <w:t xml:space="preserve">, 298 Ga. 425, 427 (2016);</w:t>
-      </w:r>
-      <w:r>
-        <w:t xml:space="preserve"> </w:t>
-      </w:r>
-      <w:r>
-        <w:rPr>
-          <w:i/>
-          <w:iCs/>
-        </w:rPr>
-        <w:t xml:space="preserve">Georgia Dep’t of Nat. Res. v. Ctr. for a Sustainable Coast, Inc.</w:t>
-      </w:r>
-      <w:r>
-        <w:t xml:space="preserve">, 294 Ga. 593, 603 (2014). The defense applies absent an</w:t>
-      </w:r>
-      <w:r>
-        <w:t xml:space="preserve"> </w:t>
-      </w:r>
-      <w:r>
-        <w:rPr>
-          <w:i/>
-          <w:iCs/>
-        </w:rPr>
-        <w:t xml:space="preserve">explicit</w:t>
-      </w:r>
-      <w:r>
-        <w:t xml:space="preserve"> </w:t>
-      </w:r>
-      <w:r>
-        <w:t xml:space="preserve">constitutional or statutory waiver. Ga. Const. art. I, § II, par. IX(e).</w:t>
-      </w:r>
-    </w:p>
-    <w:p>
-      <w:pPr>
-        <w:pStyle w:val="BodyText"/>
-      </w:pPr>
-      <w:r>
-        <w:t xml:space="preserve">A constitutional waiver is found in art. I, § II, par. V(b), which provides a</w:t>
-      </w:r>
-      <w:r>
-        <w:t xml:space="preserve"> </w:t>
-      </w:r>
-      <w:r>
-        <w:rPr>
-          <w:i/>
-          <w:iCs/>
-        </w:rPr>
-        <w:t xml:space="preserve">limited</w:t>
-      </w:r>
-      <w:r>
-        <w:t xml:space="preserve"> </w:t>
-      </w:r>
-      <w:r>
-        <w:t xml:space="preserve">waiver of sovereign immunity for certain declaratory-judgment actions in superior court, and further allows a court—“only</w:t>
-      </w:r>
-      <w:r>
-        <w:t xml:space="preserve"> </w:t>
-      </w:r>
-      <w:r>
-        <w:rPr>
-          <w:i/>
-          <w:iCs/>
-        </w:rPr>
-        <w:t xml:space="preserve">after</w:t>
-      </w:r>
-      <w:r>
-        <w:t xml:space="preserve"> </w:t>
-      </w:r>
-      <w:r>
-        <w:t xml:space="preserve">awarding declaratory relief”—to issue injunctions against the state “to enforce its judgment.”</w:t>
-      </w:r>
-      <w:r>
-        <w:t xml:space="preserve"> </w:t>
-      </w:r>
-      <w:r>
-        <w:rPr>
-          <w:i/>
-          <w:iCs/>
-        </w:rPr>
-        <w:t xml:space="preserve">Id.</w:t>
-      </w:r>
-      <w:r>
-        <w:t xml:space="preserve"> </w:t>
-      </w:r>
-      <w:r>
-        <w:t xml:space="preserve">(emphasis added). Thus, to issue any injunctive relief against the State pursuant to this provision, a superior court must first issue a final declaratory judgment. In other words, parties seeking to enjoin the State must first obtain a final declaratory judgment.</w:t>
-      </w:r>
-    </w:p>
-    <w:p>
-      <w:pPr>
-        <w:pStyle w:val="BodyText"/>
-      </w:pPr>
-      <w:r>
-        <w:t xml:space="preserve">Declaratory judgments are statutory in nature, and courts’ applications of them are necessarily governed by statute.</w:t>
-      </w:r>
-      <w:r>
-        <w:t xml:space="preserve"> </w:t>
-      </w:r>
-      <w:r>
-        <w:rPr>
-          <w:i/>
-          <w:iCs/>
-        </w:rPr>
-        <w:t xml:space="preserve">See Clein v. Kaplan</w:t>
-      </w:r>
-      <w:r>
-        <w:t xml:space="preserve">, 201 Ga. 396, 403 (1946). The Declaratory Judgment Act does not authorize preliminary or interlocutory relief: judgments “have the force and effect of a</w:t>
-      </w:r>
-      <w:r>
-        <w:t xml:space="preserve"> </w:t>
-      </w:r>
-      <w:r>
-        <w:rPr>
-          <w:i/>
-          <w:iCs/>
-        </w:rPr>
-        <w:t xml:space="preserve">final</w:t>
-      </w:r>
-      <w:r>
-        <w:t xml:space="preserve"> </w:t>
-      </w:r>
-      <w:r>
-        <w:t xml:space="preserve">judgment[.]” O.C.G.A. § 9</w:t>
-      </w:r>
-      <w:r>
-        <w:noBreakHyphen/>
-      </w:r>
-      <w:r>
-        <w:t xml:space="preserve">4</w:t>
-      </w:r>
-      <w:r>
-        <w:noBreakHyphen/>
-      </w:r>
-      <w:r>
-        <w:t xml:space="preserve">5 (emphasis added). Long ago, the Legislature also imposed temporal prerequisites that the Superior Court did not satisfy. A declaratory-judgment action “may be tried at any time designated by the court</w:t>
-      </w:r>
-      <w:r>
-        <w:t xml:space="preserve"> </w:t>
-      </w:r>
-      <w:r>
-        <w:rPr>
-          <w:i/>
-          <w:iCs/>
-        </w:rPr>
-        <w:t xml:space="preserve">not earlier than 20 days after the service therefore</w:t>
-      </w:r>
-      <w:r>
-        <w:t xml:space="preserve">, unless the parties consent in writing to an earlier trial.”</w:t>
-      </w:r>
-      <w:r>
-        <w:t xml:space="preserve"> </w:t>
-      </w:r>
-      <w:r>
-        <w:rPr>
-          <w:i/>
-          <w:iCs/>
-        </w:rPr>
-        <w:t xml:space="preserve">Id.</w:t>
-      </w:r>
-      <w:r>
-        <w:t xml:space="preserve"> </w:t>
-      </w:r>
-      <w:r>
-        <w:t xml:space="preserve">(emphasis added). This timeline is not advisory; indeed, courts have been reversed for ignoring them as the Superior Court did here.</w:t>
-      </w:r>
-      <w:r>
-        <w:t xml:space="preserve"> </w:t>
-      </w:r>
-      <w:r>
-        <w:rPr>
-          <w:i/>
-          <w:iCs/>
-        </w:rPr>
-        <w:t xml:space="preserve">Taylor Inv. Partners II, LLC v. Moe’s Franchisor, LLC</w:t>
-      </w:r>
-      <w:r>
-        <w:t xml:space="preserve">, 344 Ga. App. 552, 554 (2018).</w:t>
-      </w:r>
-    </w:p>
-    <w:p>
-      <w:pPr>
-        <w:pStyle w:val="Head2"/>
-      </w:pPr>
-      <w:r>
-        <w:t xml:space="preserve">II. The remaining equities weigh strongly in favor of granting a stay.</w:t>
-      </w:r>
-    </w:p>
-    <w:p>
-      <w:pPr>
-        <w:pStyle w:val="BodyText"/>
-      </w:pPr>
-      <w:r>
-        <w:t xml:space="preserve">The remaining factors also weigh in favor of a stay pending appeal. The Superior Court below enjoined the State’s officials from fulfilling their duty to faithfully enforce duly enacted state law despite a complete lack of jurisdiction to do so. And without a stay, the State’s ability to rectify that harm will be essentially mooted within just a few days.</w:t>
-      </w:r>
-      <w:r>
-        <w:t xml:space="preserve"> </w:t>
-      </w:r>
-      <w:r>
-        <w:rPr>
-          <w:i/>
-          <w:iCs/>
-        </w:rPr>
-        <w:t xml:space="preserve">Green Bull</w:t>
-      </w:r>
-      <w:r>
-        <w:t xml:space="preserve">, 301 Ga. at 475 (“the prospect of the appeal becoming moot and the right of appellate review being lost as a result” constitute “an additional sort of irreparable harm[.]”).</w:t>
-      </w:r>
-    </w:p>
-    <w:p>
-      <w:pPr>
-        <w:pStyle w:val="BodyText"/>
-      </w:pPr>
-      <w:r>
-        <w:t xml:space="preserve">Moreover, the erroneous, last-minute changes to the election process—like the Superior Court’s Order—not only implicate the public’s strong interest in ensuring the State can enforce its election-law requirements but can also lead to voter confusion and incentivize voters to stay away from the polls.</w:t>
-      </w:r>
-      <w:r>
-        <w:t xml:space="preserve"> </w:t>
-      </w:r>
-      <w:r>
-        <w:rPr>
-          <w:i/>
-          <w:iCs/>
-        </w:rPr>
-        <w:t xml:space="preserve">Purcell v. Gonzalez</w:t>
-      </w:r>
-      <w:r>
-        <w:t xml:space="preserve">, 549 U.S. 1, 4–5 (2006). Changing the schedule at this late hour only serves to disrupt the ability of county elections workers to staff polling locations and do the necessary preparations for the election, disadvantaging voters in those counties which have less resources and ability to find staff at the last minute over a holiday weekend. For this reason, the Supreme Court of the United States has repeatedly emphasized that federal courts “should ordinarily not alter the election rules on the eve of an election.”</w:t>
-      </w:r>
-      <w:r>
-        <w:t xml:space="preserve"> </w:t>
-      </w:r>
-      <w:r>
-        <w:rPr>
-          <w:i/>
-          <w:iCs/>
-        </w:rPr>
-        <w:t xml:space="preserve">Republican Nat’l Comm. v. Democratic Nat’l Comm.</w:t>
-      </w:r>
-      <w:r>
-        <w:t xml:space="preserve">, 140 S. Ct. 1205, 1207 (April 6, 2020) (per curiam) (citing</w:t>
-      </w:r>
-      <w:r>
-        <w:t xml:space="preserve"> </w:t>
-      </w:r>
-      <w:r>
-        <w:rPr>
-          <w:i/>
-          <w:iCs/>
-        </w:rPr>
-        <w:t xml:space="preserve">Purcell</w:t>
-      </w:r>
-      <w:r>
-        <w:t xml:space="preserve">, 549 U.S. at 1);</w:t>
-      </w:r>
-      <w:r>
-        <w:t xml:space="preserve"> </w:t>
-      </w:r>
-      <w:r>
-        <w:rPr>
-          <w:i/>
-          <w:iCs/>
-        </w:rPr>
-        <w:t xml:space="preserve">see also New Ga. Project v. Raffensperger</w:t>
-      </w:r>
-      <w:r>
-        <w:t xml:space="preserve">, 976 F.3d 1278, 1283 (11th Cir. 2020).</w:t>
-      </w:r>
-    </w:p>
-    <w:p>
-      <w:pPr>
-        <w:pStyle w:val="BodyText"/>
-      </w:pPr>
-      <w:r>
-        <w:t xml:space="preserve">Similar considerations apply to state courts. If this Order altering the rules of the election on its eve is allowed to stand, then one can expect to see numerous other lawsuits across Georgia seeking to do the same. The public interest weighs in favor of conducting elections subject to existing rules, not changing the rules on the eve of the election at the request of one of the participants. To do otherwise does not engender confidence in elections.</w:t>
-      </w:r>
-    </w:p>
-    <w:p>
-      <w:pPr>
-        <w:pStyle w:val="BodyText"/>
-      </w:pPr>
-      <w:r>
-        <w:t xml:space="preserve">By contrast, a stay would not cause significant irreparable harm to Plaintiffs. As an initial matter, the Superior Court did not make any findings of fact nor conduct any analysis demonstrating irreparable harm to Plaintiffs absent one conclusory statement at the end of the Order. And that is because there is no irreparable harm to Plaintiffs here. Beyond the fact that the Election Code does not permit early voting on the Saturday after Thanksgiving, there are at least five days available for counties to hold advance voting pursuant to the Secretary’s guidance, including a possible sixth day on Sunday, November 27. Voters may also vote absentee-by-mail or in person on December 6, 2022. When viewed in the context of all options available to Georgia voters, there is simply no serious burden placed on Plaintiffs nor on voters by issuing a stay pending appeal.</w:t>
-      </w:r>
-      <w:r>
-        <w:t xml:space="preserve"> </w:t>
-      </w:r>
-      <w:r>
-        <w:rPr>
-          <w:i/>
-          <w:iCs/>
-        </w:rPr>
-        <w:t xml:space="preserve">See New Ga. Project</w:t>
-      </w:r>
-      <w:r>
-        <w:t xml:space="preserve">, 976 F.3d at 1281 (holding that Georgia’s absentee ballot receipt deadline was not burdensome on voters because of the “numerous avenues to mitigate chances that voters will be unable to cast their ballots”).</w:t>
-      </w:r>
-    </w:p>
-    <w:p>
-      <w:pPr>
-        <w:pStyle w:val="Head1"/>
-      </w:pPr>
-      <w:r>
-        <w:t xml:space="preserve">CONCLUSION</w:t>
-      </w:r>
-    </w:p>
-    <w:p>
-      <w:pPr>
-        <w:pStyle w:val="BodyText"/>
-      </w:pPr>
-      <w:r>
         <w:t xml:space="preserve">For the reasons stated above, the Court should grant the State’s emergency motion for supersedeas and stay the trial court’s injunction until such time as this Court can have a full hearing on the merits.</w:t>
       </w:r>
     </w:p>
     <w:p>
       <w:pPr>
+        <w:spacing w:before="0" w:after="0" w:line="161" w:lineRule="exact"/>
+      </w:pPr>
+    </w:p>
+    <w:tbl>
+      <w:tblPr>
+        <w:tblW w:w="9360" w:type="dxa"/>
+        <w:tblLayout w:type="fixed"/>
+        <w:tblCellMar>
+          <w:top w:w="0" w:type="dxa"/>
+          <w:left w:w="0" w:type="dxa"/>
+          <w:bottom w:w="0" w:type="dxa"/>
+          <w:right w:w="0" w:type="dxa"/>
+        </w:tblCellMar>
+        <w:tblLook w:val="0000" w:firstRow="0" w:lastRow="0" w:firstColumn="0" w:lastColumn="0" w:noHBand="0" w:noVBand="0"/>
+      </w:tblPr>
+      <w:tblGrid>
+        <w:gridCol w:w="9360"/>
+      </w:tblGrid>
+      <w:tr>
+        <w:trPr>
+          <w:cantSplit/>
+        </w:trPr>
+        <w:tc>
+          <w:tcPr>
+            <w:tcW w:w="9360" w:type="dxa"/>
+          </w:tcPr>
+          <w:p>
+            <w:pPr>
+              <w:spacing w:before="0" w:after="0" w:line="644" w:lineRule="exact"/>
+              <w:ind w:left="0" w:firstLine="720"/>
+              <w:jc w:val="left"/>
+            </w:pPr>
+            <w:r>
+              <w:t xml:space="preserve">This</w:t>
+            </w:r>
+            <w:r>
+              <w:t xml:space="preserve"> </w:t>
+            </w:r>
+            <w:r>
+              <w:t xml:space="preserve">submission</w:t>
+            </w:r>
+            <w:r>
+              <w:t xml:space="preserve"> </w:t>
+            </w:r>
+            <w:r>
+              <w:t xml:space="preserve">does</w:t>
+            </w:r>
+            <w:r>
+              <w:t xml:space="preserve"> </w:t>
+            </w:r>
+            <w:r>
+              <w:t xml:space="preserve">not</w:t>
+            </w:r>
+            <w:r>
+              <w:t xml:space="preserve"> </w:t>
+            </w:r>
+            <w:r>
+              <w:t xml:space="preserve">exceed</w:t>
+            </w:r>
+            <w:r>
+              <w:t xml:space="preserve"> </w:t>
+            </w:r>
+            <w:r>
+              <w:t xml:space="preserve">the</w:t>
+            </w:r>
+            <w:r>
+              <w:t xml:space="preserve"> </w:t>
+            </w:r>
+            <w:r>
+              <w:t xml:space="preserve">word</w:t>
+            </w:r>
+            <w:r>
+              <w:t xml:space="preserve"> </w:t>
+            </w:r>
+            <w:r>
+              <w:t xml:space="preserve">count</w:t>
+            </w:r>
+            <w:r>
+              <w:t xml:space="preserve"> </w:t>
+            </w:r>
+            <w:r>
+              <w:t xml:space="preserve">limit</w:t>
+            </w:r>
+            <w:r>
+              <w:t xml:space="preserve"> </w:t>
+            </w:r>
+            <w:r>
+              <w:t xml:space="preserve">imposed</w:t>
+            </w:r>
+            <w:r>
+              <w:t xml:space="preserve"> </w:t>
+            </w:r>
+            <w:r>
+              <w:t xml:space="preserve">by</w:t>
+            </w:r>
+            <w:r>
+              <w:t xml:space="preserve"> </w:t>
+            </w:r>
+            <w:r>
+              <w:t xml:space="preserve">Rule</w:t>
+            </w:r>
+            <w:r>
+              <w:t xml:space="preserve"> </w:t>
+            </w:r>
+            <w:r>
+              <w:t xml:space="preserve">24.</w:t>
+            </w:r>
+          </w:p>
+          <w:p>
+            <w:pPr>
+              <w:spacing w:before="0" w:after="0" w:line="644" w:lineRule="exact"/>
+              <w:ind w:left="0" w:firstLine="720"/>
+              <w:jc w:val="left"/>
+            </w:pPr>
+            <w:r>
+              <w:t xml:space="preserve">Respectfully</w:t>
+            </w:r>
+            <w:r>
+              <w:t xml:space="preserve"> </w:t>
+            </w:r>
+            <w:r>
+              <w:t xml:space="preserve">submitted</w:t>
+            </w:r>
+            <w:r>
+              <w:t xml:space="preserve"> </w:t>
+            </w:r>
+            <w:r>
+              <w:t xml:space="preserve">this</w:t>
+            </w:r>
+            <w:r>
+              <w:t xml:space="preserve"> </w:t>
+            </w:r>
+            <w:r>
+              <w:t xml:space="preserve">21st</w:t>
+            </w:r>
+            <w:r>
+              <w:t xml:space="preserve"> </w:t>
+            </w:r>
+            <w:r>
+              <w:t xml:space="preserve">day</w:t>
+            </w:r>
+            <w:r>
+              <w:t xml:space="preserve"> </w:t>
+            </w:r>
+            <w:r>
+              <w:t xml:space="preserve">of</w:t>
+            </w:r>
+            <w:r>
+              <w:t xml:space="preserve"> </w:t>
+            </w:r>
+            <w:r>
+              <w:t xml:space="preserve">November,</w:t>
+            </w:r>
+            <w:r>
+              <w:t xml:space="preserve"> </w:t>
+            </w:r>
+            <w:r>
+              <w:t xml:space="preserve">2022.</w:t>
+            </w:r>
+          </w:p>
+          <w:p>
+            <w:pPr>
+              <w:spacing w:before="322" w:after="0" w:line="322" w:lineRule="exact"/>
+              <w:ind w:left="3600" w:firstLine="0"/>
+              <w:jc w:val="left"/>
+            </w:pPr>
+            <w:r>
+              <w:rPr>
+                <w:u w:val="single"/>
+              </w:rPr>
+              <w:t xml:space="preserve">/s/</w:t>
+            </w:r>
+            <w:r>
+              <w:rPr>
+                <w:u w:val="single"/>
+              </w:rPr>
+              <w:t xml:space="preserve"> </w:t>
+            </w:r>
+            <w:r>
+              <w:rPr>
+                <w:u w:val="single"/>
+              </w:rPr>
+              <w:t xml:space="preserve">Vincent</w:t>
+            </w:r>
+            <w:r>
+              <w:rPr>
+                <w:u w:val="single"/>
+              </w:rPr>
+              <w:t xml:space="preserve"> </w:t>
+            </w:r>
+            <w:r>
+              <w:rPr>
+                <w:u w:val="single"/>
+              </w:rPr>
+              <w:t xml:space="preserve">Russo</w:t>
+            </w:r>
+          </w:p>
+          <w:p>
+            <w:pPr>
+              <w:spacing w:before="0" w:after="0" w:line="322" w:lineRule="exact"/>
+              <w:ind w:left="3600" w:firstLine="0"/>
+              <w:jc w:val="left"/>
+            </w:pPr>
+            <w:r>
+              <w:t xml:space="preserve">Vincent</w:t>
+            </w:r>
+            <w:r>
+              <w:t xml:space="preserve"> </w:t>
+            </w:r>
+            <w:r>
+              <w:t xml:space="preserve">R.</w:t>
+            </w:r>
+            <w:r>
+              <w:t xml:space="preserve"> </w:t>
+            </w:r>
+            <w:r>
+              <w:t xml:space="preserve">Russo</w:t>
+            </w:r>
+          </w:p>
+          <w:p>
+            <w:pPr>
+              <w:spacing w:before="0" w:after="0" w:line="322" w:lineRule="exact"/>
+              <w:ind w:left="3600" w:firstLine="0"/>
+              <w:jc w:val="left"/>
+            </w:pPr>
+            <w:r>
+              <w:t xml:space="preserve">Georgia</w:t>
+            </w:r>
+            <w:r>
+              <w:t xml:space="preserve"> </w:t>
+            </w:r>
+            <w:r>
+              <w:t xml:space="preserve">Bar</w:t>
+            </w:r>
+            <w:r>
+              <w:t xml:space="preserve"> </w:t>
+            </w:r>
+            <w:r>
+              <w:t xml:space="preserve">No.</w:t>
+            </w:r>
+            <w:r>
+              <w:t xml:space="preserve"> </w:t>
+            </w:r>
+            <w:r>
+              <w:t xml:space="preserve">242628</w:t>
+            </w:r>
+          </w:p>
+          <w:p>
+            <w:pPr>
+              <w:spacing w:before="0" w:after="0" w:line="322" w:lineRule="exact"/>
+              <w:ind w:left="3600" w:firstLine="0"/>
+              <w:jc w:val="left"/>
+            </w:pPr>
+            <w:r>
+              <w:t xml:space="preserve">Josh</w:t>
+            </w:r>
+            <w:r>
+              <w:t xml:space="preserve"> </w:t>
+            </w:r>
+            <w:r>
+              <w:t xml:space="preserve">Belinfante,</w:t>
+            </w:r>
+            <w:r>
+              <w:t xml:space="preserve"> </w:t>
+            </w:r>
+            <w:r>
+              <w:t xml:space="preserve">Georgia</w:t>
+            </w:r>
+            <w:r>
+              <w:t xml:space="preserve"> </w:t>
+            </w:r>
+            <w:r>
+              <w:t xml:space="preserve">Bar</w:t>
+            </w:r>
+            <w:r>
+              <w:t xml:space="preserve"> </w:t>
+            </w:r>
+            <w:r>
+              <w:t xml:space="preserve">No.</w:t>
+            </w:r>
+            <w:r>
+              <w:t xml:space="preserve"> </w:t>
+            </w:r>
+            <w:r>
+              <w:t xml:space="preserve">047399</w:t>
+            </w:r>
+          </w:p>
+          <w:p>
+            <w:pPr>
+              <w:spacing w:before="0" w:after="0" w:line="322" w:lineRule="exact"/>
+              <w:ind w:left="3600" w:firstLine="0"/>
+              <w:jc w:val="left"/>
+            </w:pPr>
+            <w:r>
+              <w:t xml:space="preserve">Edward</w:t>
+            </w:r>
+            <w:r>
+              <w:t xml:space="preserve"> </w:t>
+            </w:r>
+            <w:r>
+              <w:t xml:space="preserve">A.</w:t>
+            </w:r>
+            <w:r>
+              <w:t xml:space="preserve"> </w:t>
+            </w:r>
+            <w:r>
+              <w:t xml:space="preserve">Bedard,</w:t>
+            </w:r>
+            <w:r>
+              <w:t xml:space="preserve"> </w:t>
+            </w:r>
+            <w:r>
+              <w:t xml:space="preserve">Georgia</w:t>
+            </w:r>
+            <w:r>
+              <w:t xml:space="preserve"> </w:t>
+            </w:r>
+            <w:r>
+              <w:t xml:space="preserve">Bar</w:t>
+            </w:r>
+            <w:r>
+              <w:t xml:space="preserve"> </w:t>
+            </w:r>
+            <w:r>
+              <w:t xml:space="preserve">No.</w:t>
+            </w:r>
+            <w:r>
+              <w:t xml:space="preserve"> </w:t>
+            </w:r>
+            <w:r>
+              <w:t xml:space="preserve">926148</w:t>
+            </w:r>
+          </w:p>
+          <w:p>
+            <w:pPr>
+              <w:spacing w:before="0" w:after="0" w:line="322" w:lineRule="exact"/>
+              <w:ind w:left="3600" w:firstLine="0"/>
+              <w:jc w:val="left"/>
+            </w:pPr>
+            <w:r>
+              <w:t xml:space="preserve">ROBBINS</w:t>
+            </w:r>
+            <w:r>
+              <w:t xml:space="preserve"> </w:t>
+            </w:r>
+            <w:r>
+              <w:t xml:space="preserve">ALLOY</w:t>
+            </w:r>
+            <w:r>
+              <w:t xml:space="preserve"> </w:t>
+            </w:r>
+            <w:r>
+              <w:t xml:space="preserve">BELINFANTE</w:t>
+            </w:r>
+            <w:r>
+              <w:t xml:space="preserve"> </w:t>
+            </w:r>
+            <w:r>
+              <w:t xml:space="preserve">LITTLEFIELD,</w:t>
+            </w:r>
+            <w:r>
+              <w:t xml:space="preserve"> </w:t>
+            </w:r>
+            <w:r>
+              <w:t xml:space="preserve">LLC</w:t>
+            </w:r>
+          </w:p>
+          <w:p>
+            <w:pPr>
+              <w:spacing w:before="0" w:after="0" w:line="322" w:lineRule="exact"/>
+              <w:ind w:left="3600" w:firstLine="0"/>
+              <w:jc w:val="left"/>
+            </w:pPr>
+            <w:r>
+              <w:t xml:space="preserve">500</w:t>
+            </w:r>
+            <w:r>
+              <w:t xml:space="preserve"> </w:t>
+            </w:r>
+            <w:r>
+              <w:t xml:space="preserve">14th</w:t>
+            </w:r>
+            <w:r>
+              <w:t xml:space="preserve"> </w:t>
+            </w:r>
+            <w:r>
+              <w:t xml:space="preserve">St.</w:t>
+            </w:r>
+            <w:r>
+              <w:t xml:space="preserve"> </w:t>
+            </w:r>
+            <w:r>
+              <w:t xml:space="preserve">NW</w:t>
+            </w:r>
+          </w:p>
+          <w:p>
+            <w:pPr>
+              <w:spacing w:before="0" w:after="0" w:line="322" w:lineRule="exact"/>
+              <w:ind w:left="3600" w:firstLine="0"/>
+              <w:jc w:val="left"/>
+            </w:pPr>
+            <w:r>
+              <w:t xml:space="preserve">Atlanta,</w:t>
+            </w:r>
+            <w:r>
+              <w:t xml:space="preserve"> </w:t>
+            </w:r>
+            <w:r>
+              <w:t xml:space="preserve">GA</w:t>
+            </w:r>
+            <w:r>
+              <w:t xml:space="preserve"> </w:t>
+            </w:r>
+            <w:r>
+              <w:t xml:space="preserve">30318</w:t>
+            </w:r>
+          </w:p>
+          <w:p>
+            <w:pPr>
+              <w:spacing w:before="0" w:after="0" w:line="322" w:lineRule="exact"/>
+              <w:ind w:left="3600" w:firstLine="0"/>
+              <w:jc w:val="left"/>
+            </w:pPr>
+            <w:r>
+              <w:t xml:space="preserve">T:</w:t>
+            </w:r>
+            <w:r>
+              <w:t xml:space="preserve"> </w:t>
+            </w:r>
+            <w:r>
+              <w:t xml:space="preserve">(678)</w:t>
+            </w:r>
+            <w:r>
+              <w:t xml:space="preserve"> </w:t>
+            </w:r>
+            <w:r>
+              <w:t xml:space="preserve">701</w:t>
+              <w:noBreakHyphen/>
+              <w:t xml:space="preserve">9381</w:t>
+            </w:r>
+          </w:p>
+          <w:p>
+            <w:pPr>
+              <w:spacing w:before="0" w:after="0" w:line="322" w:lineRule="exact"/>
+              <w:ind w:left="3600" w:firstLine="0"/>
+              <w:jc w:val="left"/>
+            </w:pPr>
+            <w:r>
+              <w:t xml:space="preserve">jbelinfante@robbinsfirm.com</w:t>
+            </w:r>
+          </w:p>
+          <w:p>
+            <w:pPr>
+              <w:spacing w:before="0" w:after="0" w:line="322" w:lineRule="exact"/>
+              <w:ind w:left="3600" w:firstLine="0"/>
+              <w:jc w:val="left"/>
+            </w:pPr>
+            <w:r>
+              <w:t xml:space="preserve">vrusso@robbinsfirm.com</w:t>
+            </w:r>
+          </w:p>
+          <w:p>
+            <w:pPr>
+              <w:spacing w:before="0" w:after="0" w:line="322" w:lineRule="exact"/>
+              <w:ind w:left="3600" w:firstLine="0"/>
+              <w:jc w:val="left"/>
+            </w:pPr>
+            <w:r>
+              <w:t xml:space="preserve">ebedard@robbinsfirm.com</w:t>
+            </w:r>
+          </w:p>
+          <w:p>
+            <w:pPr>
+              <w:spacing w:before="0" w:after="0" w:line="322" w:lineRule="exact"/>
+              <w:ind w:left="3600" w:firstLine="0"/>
+              <w:jc w:val="left"/>
+            </w:pPr>
+            <w:r>
+              <w:rPr>
+                <w:i/>
+                <w:iCs/>
+              </w:rPr>
+              <w:t xml:space="preserve">Counsel</w:t>
+            </w:r>
+            <w:r>
+              <w:rPr>
+                <w:i/>
+                <w:iCs/>
+              </w:rPr>
+              <w:t xml:space="preserve"> </w:t>
+            </w:r>
+            <w:r>
+              <w:rPr>
+                <w:i/>
+                <w:iCs/>
+              </w:rPr>
+              <w:t xml:space="preserve">for</w:t>
+            </w:r>
+            <w:r>
+              <w:rPr>
+                <w:i/>
+                <w:iCs/>
+              </w:rPr>
+              <w:t xml:space="preserve"> </w:t>
+            </w:r>
+            <w:r>
+              <w:rPr>
+                <w:i/>
+                <w:iCs/>
+              </w:rPr>
+              <w:t xml:space="preserve">State</w:t>
+            </w:r>
+            <w:r>
+              <w:rPr>
+                <w:i/>
+                <w:iCs/>
+              </w:rPr>
+              <w:t xml:space="preserve"> </w:t>
+            </w:r>
+            <w:r>
+              <w:rPr>
+                <w:i/>
+                <w:iCs/>
+              </w:rPr>
+              <w:t xml:space="preserve">of</w:t>
+            </w:r>
+            <w:r>
+              <w:rPr>
+                <w:i/>
+                <w:iCs/>
+              </w:rPr>
+              <w:t xml:space="preserve"> </w:t>
+            </w:r>
+            <w:r>
+              <w:rPr>
+                <w:i/>
+                <w:iCs/>
+              </w:rPr>
+              <w:t xml:space="preserve">Georgia</w:t>
+            </w:r>
+          </w:p>
+        </w:tc>
+      </w:tr>
+    </w:tbl>
+    <w:p>
+      <w:pPr>
+        <w:pageBreakBefore/>
+        <w:spacing w:before="0" w:after="0" w:line="1" w:lineRule="exact"/>
+      </w:pPr>
+    </w:p>
+    <w:p>
+      <w:pPr>
+        <w:keepNext/>
         <w:keepLines/>
-        <w:keepNext/>
-        <w:spacing w:before="161" w:after="0" w:line="644" w:lineRule="exact"/>
-        <w:ind w:left="0" w:firstLine="720"/>
-        <w:jc w:val="left"/>
-      </w:pPr>
-      <w:r>
-        <w:t xml:space="preserve">This submission does not exceed the word count limit imposed by Rule 24.</w:t>
-      </w:r>
-    </w:p>
-    <w:p>
-      <w:pPr>
-        <w:keepLines/>
-        <w:keepNext/>
+        <w:spacing w:before="0" w:after="161" w:line="322" w:lineRule="exact"/>
+        <w:ind w:left="0" w:firstLine="0"/>
+        <w:jc w:val="center"/>
+      </w:pPr>
+      <w:r>
+        <w:rPr>
+          <w:b/>
+          <w:bCs/>
+        </w:rPr>
+        <w:t xml:space="preserve">CERTIFICATE</w:t>
+      </w:r>
+      <w:r>
+        <w:rPr>
+          <w:b/>
+          <w:bCs/>
+        </w:rPr>
+        <w:t xml:space="preserve"> </w:t>
+      </w:r>
+      <w:r>
+        <w:rPr>
+          <w:b/>
+          <w:bCs/>
+        </w:rPr>
+        <w:t xml:space="preserve">OF</w:t>
+      </w:r>
+      <w:r>
+        <w:rPr>
+          <w:b/>
+          <w:bCs/>
+        </w:rPr>
+        <w:t xml:space="preserve"> </w:t>
+      </w:r>
+      <w:r>
+        <w:rPr>
+          <w:b/>
+          <w:bCs/>
+        </w:rPr>
+        <w:t xml:space="preserve">SERVICE</w:t>
+      </w:r>
+    </w:p>
+    <w:p>
+      <w:pPr>
         <w:spacing w:before="0" w:after="0" w:line="644" w:lineRule="exact"/>
         <w:ind w:left="0" w:firstLine="720"/>
         <w:jc w:val="left"/>
       </w:pPr>
       <w:r>
-        <w:t xml:space="preserve">Respectfully</w:t>
-      </w:r>
-      <w:r>
-        <w:t xml:space="preserve"> </w:t>
-      </w:r>
-      <w:r>
-        <w:t xml:space="preserve">submitted</w:t>
+        <w:t xml:space="preserve">Pursuant</w:t>
+      </w:r>
+      <w:r>
+        <w:t xml:space="preserve"> </w:t>
+      </w:r>
+      <w:r>
+        <w:t xml:space="preserve">to</w:t>
+      </w:r>
+      <w:r>
+        <w:t xml:space="preserve"> </w:t>
+      </w:r>
+      <w:r>
+        <w:t xml:space="preserve">Court</w:t>
+      </w:r>
+      <w:r>
+        <w:t xml:space="preserve"> </w:t>
+      </w:r>
+      <w:r>
+        <w:t xml:space="preserve">of</w:t>
+      </w:r>
+      <w:r>
+        <w:t xml:space="preserve"> </w:t>
+      </w:r>
+      <w:r>
+        <w:t xml:space="preserve">Appeals</w:t>
+      </w:r>
+      <w:r>
+        <w:t xml:space="preserve"> </w:t>
+      </w:r>
+      <w:r>
+        <w:t xml:space="preserve">Rule</w:t>
+      </w:r>
+      <w:r>
+        <w:t xml:space="preserve"> </w:t>
+      </w:r>
+      <w:r>
+        <w:t xml:space="preserve">6,</w:t>
+      </w:r>
+      <w:r>
+        <w:t xml:space="preserve"> </w:t>
+      </w:r>
+      <w:r>
+        <w:t xml:space="preserve">I</w:t>
+      </w:r>
+      <w:r>
+        <w:t xml:space="preserve"> </w:t>
+      </w:r>
+      <w:r>
+        <w:t xml:space="preserve">hereby</w:t>
+      </w:r>
+      <w:r>
+        <w:t xml:space="preserve"> </w:t>
+      </w:r>
+      <w:r>
+        <w:t xml:space="preserve">certify</w:t>
+      </w:r>
+      <w:r>
+        <w:t xml:space="preserve"> </w:t>
+      </w:r>
+      <w:r>
+        <w:t xml:space="preserve">that</w:t>
+      </w:r>
+      <w:r>
+        <w:t xml:space="preserve"> </w:t>
+      </w:r>
+      <w:r>
+        <w:t xml:space="preserve">on</w:t>
+      </w:r>
+      <w:r>
+        <w:t xml:space="preserve"> </w:t>
+      </w:r>
+      <w:r>
+        <w:t xml:space="preserve">November</w:t>
+      </w:r>
+      <w:r>
+        <w:t xml:space="preserve"> </w:t>
+      </w:r>
+      <w:r>
+        <w:t xml:space="preserve">21,</w:t>
+      </w:r>
+      <w:r>
+        <w:t xml:space="preserve"> </w:t>
+      </w:r>
+      <w:r>
+        <w:t xml:space="preserve">2022,</w:t>
+      </w:r>
+      <w:r>
+        <w:t xml:space="preserve"> </w:t>
+      </w:r>
+      <w:r>
+        <w:t xml:space="preserve">I</w:t>
+      </w:r>
+      <w:r>
+        <w:t xml:space="preserve"> </w:t>
+      </w:r>
+      <w:r>
+        <w:t xml:space="preserve">served</w:t>
       </w:r>
       <w:r>
         <w:t xml:space="preserve"> </w:t>
@@ -4758,1647 +6102,1139 @@
         <w:t xml:space="preserve"> </w:t>
       </w:r>
       <w:r>
-        <w:t xml:space="preserve">21st</w:t>
-      </w:r>
-      <w:r>
-        <w:t xml:space="preserve"> </w:t>
-      </w:r>
-      <w:r>
-        <w:t xml:space="preserve">day</w:t>
-      </w:r>
-      <w:r>
-        <w:t xml:space="preserve"> </w:t>
-      </w:r>
-      <w:r>
-        <w:t xml:space="preserve">of</w:t>
-      </w:r>
-      <w:r>
-        <w:t xml:space="preserve"> </w:t>
-      </w:r>
-      <w:r>
-        <w:t xml:space="preserve">November,</w:t>
-      </w:r>
-      <w:r>
-        <w:t xml:space="preserve"> </w:t>
-      </w:r>
-      <w:r>
-        <w:t xml:space="preserve">2022</w:t>
-      </w:r>
-      <w:r>
-        <w:t xml:space="preserve">.</w:t>
-      </w:r>
-    </w:p>
-    <w:p>
-      <w:pPr>
-        <w:keepLines/>
-        <w:keepNext/>
-        <w:spacing w:before="322" w:after="0" w:line="322" w:lineRule="exact"/>
-        <w:ind w:left="3600" w:firstLine="0"/>
-        <w:jc w:val="left"/>
-      </w:pPr>
-      <w:r>
-        <w:rPr>
-          <w:u w:val="single"/>
-        </w:rPr>
-        <w:t xml:space="preserve">/s/</w:t>
-      </w:r>
-      <w:r>
-        <w:rPr>
-          <w:u w:val="single"/>
-        </w:rPr>
-        <w:t xml:space="preserve"> </w:t>
-      </w:r>
-      <w:r>
-        <w:rPr>
-          <w:u w:val="single"/>
-        </w:rPr>
-        <w:t xml:space="preserve">Vincent</w:t>
-      </w:r>
-      <w:r>
-        <w:rPr>
-          <w:u w:val="single"/>
-        </w:rPr>
-        <w:t xml:space="preserve"> </w:t>
-      </w:r>
-      <w:r>
-        <w:rPr>
-          <w:u w:val="single"/>
-        </w:rPr>
-        <w:t xml:space="preserve">Russo</w:t>
-      </w:r>
-    </w:p>
-    <w:p>
-      <w:pPr>
-        <w:keepLines/>
-        <w:keepNext/>
+        <w:t xml:space="preserve">brief</w:t>
+      </w:r>
+      <w:r>
+        <w:t xml:space="preserve"> </w:t>
+      </w:r>
+      <w:r>
+        <w:t xml:space="preserve">via</w:t>
+      </w:r>
+      <w:r>
+        <w:t xml:space="preserve"> </w:t>
+      </w:r>
+      <w:r>
+        <w:t xml:space="preserve">email</w:t>
+      </w:r>
+      <w:r>
+        <w:t xml:space="preserve"> </w:t>
+      </w:r>
+      <w:r>
+        <w:t xml:space="preserve">to</w:t>
+      </w:r>
+      <w:r>
+        <w:t xml:space="preserve"> </w:t>
+      </w:r>
+      <w:r>
+        <w:t xml:space="preserve">counsel</w:t>
+      </w:r>
+      <w:r>
+        <w:t xml:space="preserve"> </w:t>
+      </w:r>
+      <w:r>
+        <w:t xml:space="preserve">for</w:t>
+      </w:r>
+      <w:r>
+        <w:t xml:space="preserve"> </w:t>
+      </w:r>
+      <w:r>
+        <w:t xml:space="preserve">the</w:t>
+      </w:r>
+      <w:r>
+        <w:t xml:space="preserve"> </w:t>
+      </w:r>
+      <w:r>
+        <w:t xml:space="preserve">parties</w:t>
+      </w:r>
+      <w:r>
+        <w:t xml:space="preserve"> </w:t>
+      </w:r>
+      <w:r>
+        <w:t xml:space="preserve">at</w:t>
+      </w:r>
+      <w:r>
+        <w:t xml:space="preserve"> </w:t>
+      </w:r>
+      <w:r>
+        <w:t xml:space="preserve">the</w:t>
+      </w:r>
+      <w:r>
+        <w:t xml:space="preserve"> </w:t>
+      </w:r>
+      <w:r>
+        <w:t xml:space="preserve">contact</w:t>
+      </w:r>
+      <w:r>
+        <w:t xml:space="preserve"> </w:t>
+      </w:r>
+      <w:r>
+        <w:t xml:space="preserve">information</w:t>
+      </w:r>
+      <w:r>
+        <w:t xml:space="preserve"> </w:t>
+      </w:r>
+      <w:r>
+        <w:t xml:space="preserve">listed</w:t>
+      </w:r>
+      <w:r>
+        <w:t xml:space="preserve"> </w:t>
+      </w:r>
+      <w:r>
+        <w:t xml:space="preserve">below.</w:t>
+      </w:r>
+      <w:r>
+        <w:t xml:space="preserve"> </w:t>
+      </w:r>
+      <w:r>
+        <w:t xml:space="preserve">I</w:t>
+      </w:r>
+      <w:r>
+        <w:t xml:space="preserve"> </w:t>
+      </w:r>
+      <w:r>
+        <w:t xml:space="preserve">further</w:t>
+      </w:r>
+      <w:r>
+        <w:t xml:space="preserve"> </w:t>
+      </w:r>
+      <w:r>
+        <w:t xml:space="preserve">certify</w:t>
+      </w:r>
+      <w:r>
+        <w:t xml:space="preserve"> </w:t>
+      </w:r>
+      <w:r>
+        <w:t xml:space="preserve">that</w:t>
+      </w:r>
+      <w:r>
+        <w:t xml:space="preserve"> </w:t>
+      </w:r>
+      <w:r>
+        <w:t xml:space="preserve">there</w:t>
+      </w:r>
+      <w:r>
+        <w:t xml:space="preserve"> </w:t>
+      </w:r>
+      <w:r>
+        <w:t xml:space="preserve">is</w:t>
+      </w:r>
+      <w:r>
+        <w:t xml:space="preserve"> </w:t>
+      </w:r>
+      <w:r>
+        <w:t xml:space="preserve">a</w:t>
+      </w:r>
+      <w:r>
+        <w:t xml:space="preserve"> </w:t>
+      </w:r>
+      <w:r>
+        <w:t xml:space="preserve">prior</w:t>
+      </w:r>
+      <w:r>
+        <w:t xml:space="preserve"> </w:t>
+      </w:r>
+      <w:r>
+        <w:t xml:space="preserve">agreement</w:t>
+      </w:r>
+      <w:r>
+        <w:t xml:space="preserve"> </w:t>
+      </w:r>
+      <w:r>
+        <w:t xml:space="preserve">among</w:t>
+      </w:r>
+      <w:r>
+        <w:t xml:space="preserve"> </w:t>
+      </w:r>
+      <w:r>
+        <w:t xml:space="preserve">the</w:t>
+      </w:r>
+      <w:r>
+        <w:t xml:space="preserve"> </w:t>
+      </w:r>
+      <w:r>
+        <w:t xml:space="preserve">parties</w:t>
+      </w:r>
+      <w:r>
+        <w:t xml:space="preserve"> </w:t>
+      </w:r>
+      <w:r>
+        <w:t xml:space="preserve">to</w:t>
+      </w:r>
+      <w:r>
+        <w:t xml:space="preserve"> </w:t>
+      </w:r>
+      <w:r>
+        <w:t xml:space="preserve">allow</w:t>
+      </w:r>
+      <w:r>
+        <w:t xml:space="preserve"> </w:t>
+      </w:r>
+      <w:r>
+        <w:t xml:space="preserve">documents</w:t>
+      </w:r>
+      <w:r>
+        <w:t xml:space="preserve"> </w:t>
+      </w:r>
+      <w:r>
+        <w:t xml:space="preserve">in</w:t>
+      </w:r>
+      <w:r>
+        <w:t xml:space="preserve"> </w:t>
+      </w:r>
+      <w:r>
+        <w:t xml:space="preserve">a</w:t>
+      </w:r>
+      <w:r>
+        <w:t xml:space="preserve"> </w:t>
+      </w:r>
+      <w:r>
+        <w:t xml:space="preserve">PDF</w:t>
+      </w:r>
+      <w:r>
+        <w:t xml:space="preserve"> </w:t>
+      </w:r>
+      <w:r>
+        <w:t xml:space="preserve">format</w:t>
+      </w:r>
+      <w:r>
+        <w:t xml:space="preserve"> </w:t>
+      </w:r>
+      <w:r>
+        <w:t xml:space="preserve">sent</w:t>
+      </w:r>
+      <w:r>
+        <w:t xml:space="preserve"> </w:t>
+      </w:r>
+      <w:r>
+        <w:t xml:space="preserve">via</w:t>
+      </w:r>
+      <w:r>
+        <w:t xml:space="preserve"> </w:t>
+      </w:r>
+      <w:r>
+        <w:t xml:space="preserve">email</w:t>
+      </w:r>
+      <w:r>
+        <w:t xml:space="preserve"> </w:t>
+      </w:r>
+      <w:r>
+        <w:t xml:space="preserve">to</w:t>
+      </w:r>
+      <w:r>
+        <w:t xml:space="preserve"> </w:t>
+      </w:r>
+      <w:r>
+        <w:t xml:space="preserve">suffice</w:t>
+      </w:r>
+      <w:r>
+        <w:t xml:space="preserve"> </w:t>
+      </w:r>
+      <w:r>
+        <w:t xml:space="preserve">for</w:t>
+      </w:r>
+      <w:r>
+        <w:t xml:space="preserve"> </w:t>
+      </w:r>
+      <w:r>
+        <w:t xml:space="preserve">service.</w:t>
+      </w:r>
+    </w:p>
+    <w:p>
+      <w:pPr>
         <w:spacing w:before="0" w:after="0" w:line="322" w:lineRule="exact"/>
-        <w:ind w:left="3600" w:firstLine="0"/>
-        <w:jc w:val="left"/>
-      </w:pPr>
-      <w:r>
-        <w:t xml:space="preserve">Vincent</w:t>
-      </w:r>
-      <w:r>
-        <w:t xml:space="preserve"> </w:t>
-      </w:r>
-      <w:r>
-        <w:t xml:space="preserve">R.</w:t>
-      </w:r>
-      <w:r>
-        <w:t xml:space="preserve"> </w:t>
-      </w:r>
-      <w:r>
-        <w:t xml:space="preserve">Russo</w:t>
-      </w:r>
-    </w:p>
-    <w:p>
-      <w:pPr>
-        <w:keepLines/>
-        <w:keepNext/>
+      </w:pPr>
+    </w:p>
+    <w:tbl>
+      <w:tblPr>
+        <w:tblW w:w="9360" w:type="dxa"/>
+        <w:tblLayout w:type="fixed"/>
+        <w:tblCellMar>
+          <w:top w:w="0" w:type="dxa"/>
+          <w:left w:w="0" w:type="dxa"/>
+          <w:bottom w:w="0" w:type="dxa"/>
+          <w:right w:w="0" w:type="dxa"/>
+        </w:tblCellMar>
+        <w:tblLook w:val="0000" w:firstRow="0" w:lastRow="0" w:firstColumn="0" w:lastColumn="0" w:noHBand="0" w:noVBand="0"/>
+      </w:tblPr>
+      <w:tblGrid>
+        <w:gridCol w:w="9360"/>
+      </w:tblGrid>
+      <w:tr>
+        <w:trPr>
+          <w:cantSplit/>
+        </w:trPr>
+        <w:tc>
+          <w:tcPr>
+            <w:tcW w:w="9360" w:type="dxa"/>
+          </w:tcPr>
+          <w:p>
+            <w:pPr>
+              <w:spacing w:before="0" w:after="0" w:line="322" w:lineRule="exact"/>
+              <w:ind w:left="1440" w:firstLine="0"/>
+              <w:jc w:val="left"/>
+            </w:pPr>
+            <w:r>
+              <w:rPr>
+                <w:i/>
+                <w:iCs/>
+              </w:rPr>
+              <w:t xml:space="preserve">Counsel</w:t>
+            </w:r>
+            <w:r>
+              <w:rPr>
+                <w:i/>
+                <w:iCs/>
+              </w:rPr>
+              <w:t xml:space="preserve"> </w:t>
+            </w:r>
+            <w:r>
+              <w:rPr>
+                <w:i/>
+                <w:iCs/>
+              </w:rPr>
+              <w:t xml:space="preserve">for</w:t>
+            </w:r>
+            <w:r>
+              <w:rPr>
+                <w:i/>
+                <w:iCs/>
+              </w:rPr>
+              <w:t xml:space="preserve"> </w:t>
+            </w:r>
+            <w:r>
+              <w:rPr>
+                <w:i/>
+                <w:iCs/>
+              </w:rPr>
+              <w:t xml:space="preserve">Plaintiff-Appellees</w:t>
+            </w:r>
+          </w:p>
+          <w:p>
+            <w:pPr>
+              <w:spacing w:before="0" w:after="0" w:line="322" w:lineRule="exact"/>
+              <w:ind w:left="1440" w:firstLine="0"/>
+              <w:jc w:val="left"/>
+            </w:pPr>
+            <w:r>
+              <w:t xml:space="preserve">Joyce</w:t>
+            </w:r>
+            <w:r>
+              <w:t xml:space="preserve"> </w:t>
+            </w:r>
+            <w:r>
+              <w:t xml:space="preserve">Gist</w:t>
+            </w:r>
+            <w:r>
+              <w:t xml:space="preserve"> </w:t>
+            </w:r>
+            <w:r>
+              <w:t xml:space="preserve">Lewis</w:t>
+            </w:r>
+          </w:p>
+          <w:p>
+            <w:pPr>
+              <w:spacing w:before="0" w:after="0" w:line="322" w:lineRule="exact"/>
+              <w:ind w:left="1440" w:firstLine="0"/>
+              <w:jc w:val="left"/>
+            </w:pPr>
+            <w:r>
+              <w:t xml:space="preserve">Adam</w:t>
+            </w:r>
+            <w:r>
+              <w:t xml:space="preserve"> </w:t>
+            </w:r>
+            <w:r>
+              <w:t xml:space="preserve">M.</w:t>
+            </w:r>
+            <w:r>
+              <w:t xml:space="preserve"> </w:t>
+            </w:r>
+            <w:r>
+              <w:t xml:space="preserve">Sparks</w:t>
+            </w:r>
+          </w:p>
+          <w:p>
+            <w:pPr>
+              <w:spacing w:before="0" w:after="0" w:line="322" w:lineRule="exact"/>
+              <w:ind w:left="1440" w:firstLine="0"/>
+              <w:jc w:val="left"/>
+            </w:pPr>
+            <w:r>
+              <w:t xml:space="preserve">KREVOLIN</w:t>
+            </w:r>
+            <w:r>
+              <w:t xml:space="preserve"> </w:t>
+            </w:r>
+            <w:r>
+              <w:t xml:space="preserve">&amp;</w:t>
+            </w:r>
+            <w:r>
+              <w:t xml:space="preserve"> </w:t>
+            </w:r>
+            <w:r>
+              <w:t xml:space="preserve">HORST,</w:t>
+            </w:r>
+            <w:r>
+              <w:t xml:space="preserve"> </w:t>
+            </w:r>
+            <w:r>
+              <w:t xml:space="preserve">LLC</w:t>
+            </w:r>
+          </w:p>
+          <w:p>
+            <w:pPr>
+              <w:spacing w:before="0" w:after="0" w:line="322" w:lineRule="exact"/>
+              <w:ind w:left="1440" w:firstLine="0"/>
+              <w:jc w:val="left"/>
+            </w:pPr>
+            <w:r>
+              <w:t xml:space="preserve">One</w:t>
+            </w:r>
+            <w:r>
+              <w:t xml:space="preserve"> </w:t>
+            </w:r>
+            <w:r>
+              <w:t xml:space="preserve">Atlantic</w:t>
+            </w:r>
+            <w:r>
+              <w:t xml:space="preserve"> </w:t>
+            </w:r>
+            <w:r>
+              <w:t xml:space="preserve">Center</w:t>
+            </w:r>
+          </w:p>
+          <w:p>
+            <w:pPr>
+              <w:spacing w:before="0" w:after="0" w:line="322" w:lineRule="exact"/>
+              <w:ind w:left="1440" w:firstLine="0"/>
+              <w:jc w:val="left"/>
+            </w:pPr>
+            <w:r>
+              <w:t xml:space="preserve">1201</w:t>
+            </w:r>
+            <w:r>
+              <w:t xml:space="preserve"> </w:t>
+            </w:r>
+            <w:r>
+              <w:t xml:space="preserve">W.</w:t>
+            </w:r>
+            <w:r>
+              <w:t xml:space="preserve"> </w:t>
+            </w:r>
+            <w:r>
+              <w:t xml:space="preserve">Peachtree</w:t>
+            </w:r>
+            <w:r>
+              <w:t xml:space="preserve"> </w:t>
+            </w:r>
+            <w:r>
+              <w:t xml:space="preserve">St.,</w:t>
+            </w:r>
+            <w:r>
+              <w:t xml:space="preserve"> </w:t>
+            </w:r>
+            <w:r>
+              <w:t xml:space="preserve">NW,</w:t>
+            </w:r>
+            <w:r>
+              <w:t xml:space="preserve"> </w:t>
+            </w:r>
+            <w:r>
+              <w:t xml:space="preserve">Ste.</w:t>
+            </w:r>
+            <w:r>
+              <w:t xml:space="preserve"> </w:t>
+            </w:r>
+            <w:r>
+              <w:t xml:space="preserve">3250</w:t>
+            </w:r>
+          </w:p>
+          <w:p>
+            <w:pPr>
+              <w:spacing w:before="0" w:after="0" w:line="322" w:lineRule="exact"/>
+              <w:ind w:left="1440" w:firstLine="0"/>
+              <w:jc w:val="left"/>
+            </w:pPr>
+            <w:r>
+              <w:t xml:space="preserve">Atlanta,</w:t>
+            </w:r>
+            <w:r>
+              <w:t xml:space="preserve"> </w:t>
+            </w:r>
+            <w:r>
+              <w:t xml:space="preserve">GA</w:t>
+            </w:r>
+          </w:p>
+          <w:p>
+            <w:pPr>
+              <w:spacing w:before="0" w:after="0" w:line="322" w:lineRule="exact"/>
+              <w:ind w:left="1440" w:firstLine="0"/>
+              <w:jc w:val="left"/>
+            </w:pPr>
+            <w:r>
+              <w:t xml:space="preserve">P:</w:t>
+            </w:r>
+            <w:r>
+              <w:t xml:space="preserve"> </w:t>
+            </w:r>
+            <w:r>
+              <w:t xml:space="preserve">(404)</w:t>
+            </w:r>
+            <w:r>
+              <w:t xml:space="preserve"> </w:t>
+            </w:r>
+            <w:r>
+              <w:t xml:space="preserve">888</w:t>
+              <w:noBreakHyphen/>
+              <w:t xml:space="preserve">9700</w:t>
+            </w:r>
+          </w:p>
+          <w:p>
+            <w:pPr>
+              <w:spacing w:before="0" w:after="0" w:line="322" w:lineRule="exact"/>
+              <w:ind w:left="1440" w:firstLine="0"/>
+              <w:jc w:val="left"/>
+            </w:pPr>
+            <w:r>
+              <w:t xml:space="preserve">jlewis@khlawfirm.com</w:t>
+            </w:r>
+          </w:p>
+          <w:p>
+            <w:pPr>
+              <w:spacing w:before="0" w:after="0" w:line="322" w:lineRule="exact"/>
+              <w:ind w:left="1440" w:firstLine="0"/>
+              <w:jc w:val="left"/>
+            </w:pPr>
+            <w:r>
+              <w:t xml:space="preserve">sparks@khlawfirm.com</w:t>
+            </w:r>
+          </w:p>
+        </w:tc>
+      </w:tr>
+    </w:tbl>
+    <w:p>
+      <w:pPr>
         <w:spacing w:before="0" w:after="0" w:line="322" w:lineRule="exact"/>
-        <w:ind w:left="3600" w:firstLine="0"/>
-        <w:jc w:val="left"/>
-      </w:pPr>
-      <w:r>
-        <w:t xml:space="preserve">Georgia</w:t>
-      </w:r>
-      <w:r>
-        <w:t xml:space="preserve"> </w:t>
-      </w:r>
-      <w:r>
-        <w:t xml:space="preserve">Bar</w:t>
-      </w:r>
-      <w:r>
-        <w:t xml:space="preserve"> </w:t>
-      </w:r>
-      <w:r>
-        <w:t xml:space="preserve">No.</w:t>
-      </w:r>
-      <w:r>
-        <w:t xml:space="preserve"> </w:t>
-      </w:r>
-      <w:r>
-        <w:t xml:space="preserve">242628</w:t>
-      </w:r>
-    </w:p>
-    <w:p>
-      <w:pPr>
-        <w:keepLines/>
-        <w:keepNext/>
+      </w:pPr>
+    </w:p>
+    <w:tbl>
+      <w:tblPr>
+        <w:tblW w:w="9360" w:type="dxa"/>
+        <w:tblLayout w:type="fixed"/>
+        <w:tblCellMar>
+          <w:top w:w="0" w:type="dxa"/>
+          <w:left w:w="0" w:type="dxa"/>
+          <w:bottom w:w="0" w:type="dxa"/>
+          <w:right w:w="0" w:type="dxa"/>
+        </w:tblCellMar>
+        <w:tblLook w:val="0000" w:firstRow="0" w:lastRow="0" w:firstColumn="0" w:lastColumn="0" w:noHBand="0" w:noVBand="0"/>
+      </w:tblPr>
+      <w:tblGrid>
+        <w:gridCol w:w="9360"/>
+      </w:tblGrid>
+      <w:tr>
+        <w:trPr>
+          <w:cantSplit/>
+        </w:trPr>
+        <w:tc>
+          <w:tcPr>
+            <w:tcW w:w="9360" w:type="dxa"/>
+          </w:tcPr>
+          <w:p>
+            <w:pPr>
+              <w:spacing w:before="0" w:after="0" w:line="322" w:lineRule="exact"/>
+              <w:ind w:left="1440" w:firstLine="0"/>
+              <w:jc w:val="left"/>
+            </w:pPr>
+            <w:r>
+              <w:t xml:space="preserve">Uzoma</w:t>
+            </w:r>
+            <w:r>
+              <w:t xml:space="preserve"> </w:t>
+            </w:r>
+            <w:r>
+              <w:t xml:space="preserve">N.</w:t>
+            </w:r>
+            <w:r>
+              <w:t xml:space="preserve"> </w:t>
+            </w:r>
+            <w:r>
+              <w:t xml:space="preserve">Nkwonta</w:t>
+            </w:r>
+          </w:p>
+          <w:p>
+            <w:pPr>
+              <w:spacing w:before="0" w:after="0" w:line="322" w:lineRule="exact"/>
+              <w:ind w:left="1440" w:firstLine="0"/>
+              <w:jc w:val="left"/>
+            </w:pPr>
+            <w:r>
+              <w:t xml:space="preserve">Christopher</w:t>
+            </w:r>
+            <w:r>
+              <w:t xml:space="preserve"> </w:t>
+            </w:r>
+            <w:r>
+              <w:t xml:space="preserve">D.</w:t>
+            </w:r>
+            <w:r>
+              <w:t xml:space="preserve"> </w:t>
+            </w:r>
+            <w:r>
+              <w:t xml:space="preserve">Dodge</w:t>
+            </w:r>
+          </w:p>
+          <w:p>
+            <w:pPr>
+              <w:spacing w:before="0" w:after="0" w:line="322" w:lineRule="exact"/>
+              <w:ind w:left="1440" w:firstLine="0"/>
+              <w:jc w:val="left"/>
+            </w:pPr>
+            <w:r>
+              <w:t xml:space="preserve">Daniel</w:t>
+            </w:r>
+            <w:r>
+              <w:t xml:space="preserve"> </w:t>
+            </w:r>
+            <w:r>
+              <w:t xml:space="preserve">C.</w:t>
+            </w:r>
+            <w:r>
+              <w:t xml:space="preserve"> </w:t>
+            </w:r>
+            <w:r>
+              <w:t xml:space="preserve">Osbe</w:t>
+            </w:r>
+          </w:p>
+          <w:p>
+            <w:pPr>
+              <w:spacing w:before="0" w:after="0" w:line="322" w:lineRule="exact"/>
+              <w:ind w:left="1440" w:firstLine="0"/>
+              <w:jc w:val="left"/>
+            </w:pPr>
+            <w:r>
+              <w:t xml:space="preserve">Graham</w:t>
+            </w:r>
+            <w:r>
+              <w:t xml:space="preserve"> </w:t>
+            </w:r>
+            <w:r>
+              <w:t xml:space="preserve">White</w:t>
+            </w:r>
+          </w:p>
+          <w:p>
+            <w:pPr>
+              <w:spacing w:before="0" w:after="0" w:line="322" w:lineRule="exact"/>
+              <w:ind w:left="1440" w:firstLine="0"/>
+              <w:jc w:val="left"/>
+            </w:pPr>
+            <w:r>
+              <w:t xml:space="preserve">Marcos</w:t>
+            </w:r>
+            <w:r>
+              <w:t xml:space="preserve"> </w:t>
+            </w:r>
+            <w:r>
+              <w:t xml:space="preserve">Mocine-McQueen</w:t>
+            </w:r>
+          </w:p>
+          <w:p>
+            <w:pPr>
+              <w:spacing w:before="0" w:after="0" w:line="322" w:lineRule="exact"/>
+              <w:ind w:left="1440" w:firstLine="0"/>
+              <w:jc w:val="left"/>
+            </w:pPr>
+            <w:r>
+              <w:t xml:space="preserve">ELIAS</w:t>
+            </w:r>
+            <w:r>
+              <w:t xml:space="preserve"> </w:t>
+            </w:r>
+            <w:r>
+              <w:t xml:space="preserve">LAW</w:t>
+            </w:r>
+            <w:r>
+              <w:t xml:space="preserve"> </w:t>
+            </w:r>
+            <w:r>
+              <w:t xml:space="preserve">GROUP</w:t>
+            </w:r>
+            <w:r>
+              <w:t xml:space="preserve"> </w:t>
+            </w:r>
+            <w:r>
+              <w:t xml:space="preserve">LLP</w:t>
+            </w:r>
+          </w:p>
+          <w:p>
+            <w:pPr>
+              <w:spacing w:before="0" w:after="0" w:line="322" w:lineRule="exact"/>
+              <w:ind w:left="1440" w:firstLine="0"/>
+              <w:jc w:val="left"/>
+            </w:pPr>
+            <w:r>
+              <w:t xml:space="preserve">10</w:t>
+            </w:r>
+            <w:r>
+              <w:t xml:space="preserve"> </w:t>
+            </w:r>
+            <w:r>
+              <w:t xml:space="preserve">G</w:t>
+            </w:r>
+            <w:r>
+              <w:t xml:space="preserve"> </w:t>
+            </w:r>
+            <w:r>
+              <w:t xml:space="preserve">Street,</w:t>
+            </w:r>
+            <w:r>
+              <w:t xml:space="preserve"> </w:t>
+            </w:r>
+            <w:r>
+              <w:t xml:space="preserve">NE,</w:t>
+            </w:r>
+            <w:r>
+              <w:t xml:space="preserve"> </w:t>
+            </w:r>
+            <w:r>
+              <w:t xml:space="preserve">Suite</w:t>
+            </w:r>
+            <w:r>
+              <w:t xml:space="preserve"> </w:t>
+            </w:r>
+            <w:r>
+              <w:t xml:space="preserve">600</w:t>
+            </w:r>
+          </w:p>
+          <w:p>
+            <w:pPr>
+              <w:spacing w:before="0" w:after="0" w:line="322" w:lineRule="exact"/>
+              <w:ind w:left="1440" w:firstLine="0"/>
+              <w:jc w:val="left"/>
+            </w:pPr>
+            <w:r>
+              <w:t xml:space="preserve">Washington,</w:t>
+            </w:r>
+            <w:r>
+              <w:t xml:space="preserve"> </w:t>
+            </w:r>
+            <w:r>
+              <w:t xml:space="preserve">DC</w:t>
+            </w:r>
+            <w:r>
+              <w:t xml:space="preserve"> </w:t>
+            </w:r>
+            <w:r>
+              <w:t xml:space="preserve">20002</w:t>
+            </w:r>
+          </w:p>
+          <w:p>
+            <w:pPr>
+              <w:spacing w:before="0" w:after="0" w:line="322" w:lineRule="exact"/>
+              <w:ind w:left="1440" w:firstLine="0"/>
+              <w:jc w:val="left"/>
+            </w:pPr>
+            <w:r>
+              <w:t xml:space="preserve">P:</w:t>
+            </w:r>
+            <w:r>
+              <w:t xml:space="preserve"> </w:t>
+            </w:r>
+            <w:r>
+              <w:t xml:space="preserve">(202)</w:t>
+            </w:r>
+            <w:r>
+              <w:t xml:space="preserve"> </w:t>
+            </w:r>
+            <w:r>
+              <w:t xml:space="preserve">968</w:t>
+              <w:noBreakHyphen/>
+              <w:t xml:space="preserve">4490</w:t>
+            </w:r>
+          </w:p>
+          <w:p>
+            <w:pPr>
+              <w:spacing w:before="0" w:after="0" w:line="322" w:lineRule="exact"/>
+              <w:ind w:left="1440" w:firstLine="0"/>
+              <w:jc w:val="left"/>
+            </w:pPr>
+            <w:r>
+              <w:t xml:space="preserve">cdodge@elias.law</w:t>
+            </w:r>
+          </w:p>
+        </w:tc>
+      </w:tr>
+    </w:tbl>
+    <w:p>
+      <w:pPr>
         <w:spacing w:before="0" w:after="0" w:line="322" w:lineRule="exact"/>
-        <w:ind w:left="3600" w:firstLine="0"/>
-        <w:jc w:val="left"/>
-      </w:pPr>
-      <w:r>
-        <w:t xml:space="preserve">Josh</w:t>
-      </w:r>
-      <w:r>
-        <w:t xml:space="preserve"> </w:t>
-      </w:r>
-      <w:r>
-        <w:t xml:space="preserve">Belinfante,</w:t>
-      </w:r>
-      <w:r>
-        <w:t xml:space="preserve"> </w:t>
-      </w:r>
-      <w:r>
-        <w:t xml:space="preserve">Georgia</w:t>
-      </w:r>
-      <w:r>
-        <w:t xml:space="preserve"> </w:t>
-      </w:r>
-      <w:r>
-        <w:t xml:space="preserve">Bar</w:t>
-      </w:r>
-      <w:r>
-        <w:t xml:space="preserve"> </w:t>
-      </w:r>
-      <w:r>
-        <w:t xml:space="preserve">No.</w:t>
-      </w:r>
-      <w:r>
-        <w:t xml:space="preserve"> </w:t>
-      </w:r>
-      <w:r>
-        <w:t xml:space="preserve">047399</w:t>
-      </w:r>
-    </w:p>
-    <w:p>
-      <w:pPr>
-        <w:keepLines/>
-        <w:keepNext/>
-        <w:spacing w:before="0" w:after="0" w:line="322" w:lineRule="exact"/>
-        <w:ind w:left="3600" w:firstLine="0"/>
-        <w:jc w:val="left"/>
-      </w:pPr>
-      <w:r>
-        <w:t xml:space="preserve">Edward</w:t>
-      </w:r>
-      <w:r>
-        <w:t xml:space="preserve"> </w:t>
-      </w:r>
-      <w:r>
-        <w:t xml:space="preserve">A.</w:t>
-      </w:r>
-      <w:r>
-        <w:t xml:space="preserve"> </w:t>
-      </w:r>
-      <w:r>
-        <w:t xml:space="preserve">Bedard,</w:t>
-      </w:r>
-      <w:r>
-        <w:t xml:space="preserve"> </w:t>
-      </w:r>
-      <w:r>
-        <w:t xml:space="preserve">Georgia</w:t>
-      </w:r>
-      <w:r>
-        <w:t xml:space="preserve"> </w:t>
-      </w:r>
-      <w:r>
-        <w:t xml:space="preserve">Bar</w:t>
-      </w:r>
-      <w:r>
-        <w:t xml:space="preserve"> </w:t>
-      </w:r>
-      <w:r>
-        <w:t xml:space="preserve">No.</w:t>
-      </w:r>
-      <w:r>
-        <w:t xml:space="preserve"> </w:t>
-      </w:r>
-      <w:r>
-        <w:t xml:space="preserve">926148</w:t>
-      </w:r>
-    </w:p>
-    <w:p>
-      <w:pPr>
-        <w:keepLines/>
-        <w:keepNext/>
-        <w:spacing w:before="0" w:after="0" w:line="322" w:lineRule="exact"/>
-        <w:ind w:left="3600" w:firstLine="0"/>
-        <w:jc w:val="left"/>
-      </w:pPr>
-      <w:r>
-        <w:t xml:space="preserve">ROBBINS</w:t>
-      </w:r>
-      <w:r>
-        <w:t xml:space="preserve"> </w:t>
-      </w:r>
-      <w:r>
-        <w:t xml:space="preserve">ALLOY</w:t>
-      </w:r>
-      <w:r>
-        <w:t xml:space="preserve"> </w:t>
-      </w:r>
-      <w:r>
-        <w:t xml:space="preserve">BELINFANTE</w:t>
-      </w:r>
-      <w:r>
-        <w:t xml:space="preserve"> </w:t>
-      </w:r>
-      <w:r>
-        <w:t xml:space="preserve">LITTLEFIELD,</w:t>
-      </w:r>
-      <w:r>
-        <w:t xml:space="preserve"> </w:t>
-      </w:r>
-      <w:r>
-        <w:t xml:space="preserve">LLC</w:t>
-      </w:r>
-    </w:p>
-    <w:p>
-      <w:pPr>
-        <w:keepLines/>
-        <w:keepNext/>
-        <w:spacing w:before="0" w:after="0" w:line="322" w:lineRule="exact"/>
-        <w:ind w:left="3600" w:firstLine="0"/>
-        <w:jc w:val="left"/>
-      </w:pPr>
-      <w:r>
-        <w:t xml:space="preserve">500</w:t>
-      </w:r>
-      <w:r>
-        <w:t xml:space="preserve"> </w:t>
-      </w:r>
-      <w:r>
-        <w:t xml:space="preserve">14th</w:t>
-      </w:r>
-      <w:r>
-        <w:t xml:space="preserve"> </w:t>
-      </w:r>
-      <w:r>
-        <w:t xml:space="preserve">St.</w:t>
-      </w:r>
-      <w:r>
-        <w:t xml:space="preserve"> </w:t>
-      </w:r>
-      <w:r>
-        <w:t xml:space="preserve">NW</w:t>
-      </w:r>
-    </w:p>
-    <w:p>
-      <w:pPr>
-        <w:keepLines/>
-        <w:keepNext/>
-        <w:spacing w:before="0" w:after="0" w:line="322" w:lineRule="exact"/>
-        <w:ind w:left="3600" w:firstLine="0"/>
-        <w:jc w:val="left"/>
-      </w:pPr>
-      <w:r>
-        <w:t xml:space="preserve">Atlanta,</w:t>
-      </w:r>
-      <w:r>
-        <w:t xml:space="preserve"> </w:t>
-      </w:r>
-      <w:r>
-        <w:t xml:space="preserve">GA</w:t>
-      </w:r>
-      <w:r>
-        <w:t xml:space="preserve"> </w:t>
-      </w:r>
-      <w:r>
-        <w:t xml:space="preserve">30318</w:t>
-      </w:r>
-    </w:p>
-    <w:p>
-      <w:pPr>
-        <w:keepLines/>
-        <w:keepNext/>
-        <w:spacing w:before="0" w:after="0" w:line="322" w:lineRule="exact"/>
-        <w:ind w:left="3600" w:firstLine="0"/>
-        <w:jc w:val="left"/>
-      </w:pPr>
-      <w:r>
-        <w:t xml:space="preserve">T:</w:t>
-      </w:r>
-      <w:r>
-        <w:t xml:space="preserve"> </w:t>
-      </w:r>
-      <w:r>
-        <w:t xml:space="preserve">(678)</w:t>
-      </w:r>
-      <w:r>
-        <w:t xml:space="preserve"> </w:t>
-      </w:r>
-      <w:r>
-        <w:t xml:space="preserve">701</w:t>
-        <w:noBreakHyphen/>
-        <w:t xml:space="preserve">9381</w:t>
-      </w:r>
-    </w:p>
-    <w:p>
-      <w:pPr>
-        <w:keepLines/>
-        <w:keepNext/>
-        <w:spacing w:before="0" w:after="0" w:line="322" w:lineRule="exact"/>
-        <w:ind w:left="3600" w:firstLine="0"/>
-        <w:jc w:val="left"/>
-      </w:pPr>
-      <w:r>
-        <w:t xml:space="preserve">jbelinfante@robbinsfirm.com</w:t>
-      </w:r>
-    </w:p>
-    <w:p>
-      <w:pPr>
-        <w:keepLines/>
-        <w:keepNext/>
-        <w:spacing w:before="0" w:after="0" w:line="322" w:lineRule="exact"/>
-        <w:ind w:left="3600" w:firstLine="0"/>
-        <w:jc w:val="left"/>
-      </w:pPr>
-      <w:r>
-        <w:t xml:space="preserve">vrusso@robbinsfirm.com</w:t>
-      </w:r>
-    </w:p>
-    <w:p>
-      <w:pPr>
-        <w:keepLines/>
-        <w:keepNext/>
-        <w:spacing w:before="0" w:after="0" w:line="322" w:lineRule="exact"/>
-        <w:ind w:left="3600" w:firstLine="0"/>
-        <w:jc w:val="left"/>
-      </w:pPr>
-      <w:r>
-        <w:t xml:space="preserve">ebedard@robbinsfirm.com</w:t>
-      </w:r>
-    </w:p>
-    <w:p>
-      <w:pPr>
-        <w:keepLines/>
-        <w:spacing w:before="0" w:after="0" w:line="322" w:lineRule="exact"/>
-        <w:ind w:left="3600" w:firstLine="0"/>
-        <w:jc w:val="left"/>
-      </w:pPr>
-      <w:r>
-        <w:rPr>
-          <w:i/>
-          <w:iCs/>
-        </w:rPr>
-        <w:t xml:space="preserve">Counsel</w:t>
-      </w:r>
-      <w:r>
-        <w:rPr>
-          <w:i/>
-          <w:iCs/>
-        </w:rPr>
-        <w:t xml:space="preserve"> </w:t>
-      </w:r>
-      <w:r>
-        <w:rPr>
-          <w:i/>
-          <w:iCs/>
-        </w:rPr>
-        <w:t xml:space="preserve">for</w:t>
-      </w:r>
-      <w:r>
-        <w:rPr>
-          <w:i/>
-          <w:iCs/>
-        </w:rPr>
-        <w:t xml:space="preserve"> </w:t>
-      </w:r>
-      <w:r>
-        <w:rPr>
-          <w:i/>
-          <w:iCs/>
-        </w:rPr>
-        <w:t xml:space="preserve">State</w:t>
-      </w:r>
-      <w:r>
-        <w:rPr>
-          <w:i/>
-          <w:iCs/>
-        </w:rPr>
-        <w:t xml:space="preserve"> </w:t>
-      </w:r>
-      <w:r>
-        <w:rPr>
-          <w:i/>
-          <w:iCs/>
-        </w:rPr>
-        <w:t xml:space="preserve">of</w:t>
-      </w:r>
-      <w:r>
-        <w:rPr>
-          <w:i/>
-          <w:iCs/>
-        </w:rPr>
-        <w:t xml:space="preserve"> </w:t>
-      </w:r>
-      <w:r>
-        <w:rPr>
-          <w:i/>
-          <w:iCs/>
-        </w:rPr>
-        <w:t xml:space="preserve">Georgia</w:t>
-      </w:r>
-    </w:p>
-    <w:p>
-      <w:pPr>
-        <w:pStyle w:val="Head1"/>
-        <w:keepNext/>
-        <w:keepLines/>
-        <w:pageBreakBefore/>
-        <w:spacing w:before="0" w:after="161" w:line="322" w:lineRule="exact"/>
-        <w:ind w:left="0" w:firstLine="0"/>
-        <w:jc w:val="center"/>
-      </w:pPr>
-      <w:r>
-        <w:t xml:space="preserve">CERTIFICATE OF SERVICE</w:t>
-      </w:r>
-    </w:p>
-    <w:p>
-      <w:pPr>
-        <w:spacing w:before="0" w:after="0" w:line="644" w:lineRule="exact"/>
-        <w:ind w:left="0" w:firstLine="720"/>
-        <w:jc w:val="left"/>
-      </w:pPr>
-      <w:r>
-        <w:t xml:space="preserve">Pursuant</w:t>
-      </w:r>
-      <w:r>
-        <w:t xml:space="preserve"> </w:t>
-      </w:r>
-      <w:r>
-        <w:t xml:space="preserve">to</w:t>
-      </w:r>
-      <w:r>
-        <w:t xml:space="preserve"> </w:t>
-      </w:r>
-      <w:r>
-        <w:t xml:space="preserve">Court</w:t>
-      </w:r>
-      <w:r>
-        <w:t xml:space="preserve"> </w:t>
-      </w:r>
-      <w:r>
-        <w:t xml:space="preserve">of</w:t>
-      </w:r>
-      <w:r>
-        <w:t xml:space="preserve"> </w:t>
-      </w:r>
-      <w:r>
-        <w:t xml:space="preserve">Appeals</w:t>
-      </w:r>
-      <w:r>
-        <w:t xml:space="preserve"> </w:t>
-      </w:r>
-      <w:r>
-        <w:t xml:space="preserve">Rule</w:t>
-      </w:r>
-      <w:r>
-        <w:t xml:space="preserve"> </w:t>
-      </w:r>
-      <w:r>
-        <w:t xml:space="preserve">6,</w:t>
-      </w:r>
-      <w:r>
-        <w:t xml:space="preserve"> </w:t>
-      </w:r>
-      <w:r>
-        <w:t xml:space="preserve">I</w:t>
-      </w:r>
-      <w:r>
-        <w:t xml:space="preserve"> </w:t>
-      </w:r>
-      <w:r>
-        <w:t xml:space="preserve">hereby</w:t>
-      </w:r>
-      <w:r>
-        <w:t xml:space="preserve"> </w:t>
-      </w:r>
-      <w:r>
-        <w:t xml:space="preserve">certify</w:t>
-      </w:r>
-      <w:r>
-        <w:t xml:space="preserve"> </w:t>
-      </w:r>
-      <w:r>
-        <w:t xml:space="preserve">that</w:t>
-      </w:r>
-      <w:r>
-        <w:t xml:space="preserve"> </w:t>
-      </w:r>
-      <w:r>
-        <w:t xml:space="preserve">on</w:t>
-      </w:r>
-      <w:r>
-        <w:t xml:space="preserve"> </w:t>
-      </w:r>
-      <w:r>
-        <w:t xml:space="preserve">November</w:t>
-      </w:r>
-      <w:r>
-        <w:t xml:space="preserve"> </w:t>
-      </w:r>
-      <w:r>
-        <w:t xml:space="preserve">21,</w:t>
-      </w:r>
-      <w:r>
-        <w:t xml:space="preserve"> </w:t>
-      </w:r>
-      <w:r>
-        <w:t xml:space="preserve">2022,</w:t>
-      </w:r>
-      <w:r>
-        <w:t xml:space="preserve"> </w:t>
-      </w:r>
-      <w:r>
-        <w:t xml:space="preserve">I</w:t>
-      </w:r>
-      <w:r>
-        <w:t xml:space="preserve"> </w:t>
-      </w:r>
-      <w:r>
-        <w:t xml:space="preserve">served</w:t>
-      </w:r>
-      <w:r>
-        <w:t xml:space="preserve"> </w:t>
-      </w:r>
-      <w:r>
-        <w:t xml:space="preserve">this</w:t>
-      </w:r>
-      <w:r>
-        <w:t xml:space="preserve"> </w:t>
-      </w:r>
-      <w:r>
-        <w:t xml:space="preserve">brief</w:t>
-      </w:r>
-      <w:r>
-        <w:t xml:space="preserve"> </w:t>
-      </w:r>
-      <w:r>
-        <w:t xml:space="preserve">via</w:t>
-      </w:r>
-      <w:r>
-        <w:t xml:space="preserve"> </w:t>
-      </w:r>
-      <w:r>
-        <w:t xml:space="preserve">email</w:t>
-      </w:r>
-      <w:r>
-        <w:t xml:space="preserve"> </w:t>
-      </w:r>
-      <w:r>
-        <w:t xml:space="preserve">to</w:t>
-      </w:r>
-      <w:r>
-        <w:t xml:space="preserve"> </w:t>
-      </w:r>
-      <w:r>
-        <w:t xml:space="preserve">counsel</w:t>
-      </w:r>
-      <w:r>
-        <w:t xml:space="preserve"> </w:t>
-      </w:r>
-      <w:r>
-        <w:t xml:space="preserve">for</w:t>
-      </w:r>
-      <w:r>
-        <w:t xml:space="preserve"> </w:t>
-      </w:r>
-      <w:r>
-        <w:t xml:space="preserve">the</w:t>
-      </w:r>
-      <w:r>
-        <w:t xml:space="preserve"> </w:t>
-      </w:r>
-      <w:r>
-        <w:t xml:space="preserve">parties</w:t>
-      </w:r>
-      <w:r>
-        <w:t xml:space="preserve"> </w:t>
-      </w:r>
-      <w:r>
-        <w:t xml:space="preserve">at</w:t>
-      </w:r>
-      <w:r>
-        <w:t xml:space="preserve"> </w:t>
-      </w:r>
-      <w:r>
-        <w:t xml:space="preserve">the</w:t>
-      </w:r>
-      <w:r>
-        <w:t xml:space="preserve"> </w:t>
-      </w:r>
-      <w:r>
-        <w:t xml:space="preserve">contact</w:t>
-      </w:r>
-      <w:r>
-        <w:t xml:space="preserve"> </w:t>
-      </w:r>
-      <w:r>
-        <w:t xml:space="preserve">information</w:t>
-      </w:r>
-      <w:r>
-        <w:t xml:space="preserve"> </w:t>
-      </w:r>
-      <w:r>
-        <w:t xml:space="preserve">listed</w:t>
-      </w:r>
-      <w:r>
-        <w:t xml:space="preserve"> </w:t>
-      </w:r>
-      <w:r>
-        <w:t xml:space="preserve">below.</w:t>
-      </w:r>
-      <w:r>
-        <w:t xml:space="preserve"> </w:t>
-      </w:r>
-      <w:r>
-        <w:t xml:space="preserve">I</w:t>
-      </w:r>
-      <w:r>
-        <w:t xml:space="preserve"> </w:t>
-      </w:r>
-      <w:r>
-        <w:t xml:space="preserve">further</w:t>
-      </w:r>
-      <w:r>
-        <w:t xml:space="preserve"> </w:t>
-      </w:r>
-      <w:r>
-        <w:t xml:space="preserve">certify</w:t>
-      </w:r>
-      <w:r>
-        <w:t xml:space="preserve"> </w:t>
-      </w:r>
-      <w:r>
-        <w:t xml:space="preserve">that</w:t>
-      </w:r>
-      <w:r>
-        <w:t xml:space="preserve"> </w:t>
-      </w:r>
-      <w:r>
-        <w:t xml:space="preserve">there</w:t>
-      </w:r>
-      <w:r>
-        <w:t xml:space="preserve"> </w:t>
-      </w:r>
-      <w:r>
-        <w:t xml:space="preserve">is</w:t>
-      </w:r>
-      <w:r>
-        <w:t xml:space="preserve"> </w:t>
-      </w:r>
-      <w:r>
-        <w:t xml:space="preserve">a</w:t>
-      </w:r>
-      <w:r>
-        <w:t xml:space="preserve"> </w:t>
-      </w:r>
-      <w:r>
-        <w:t xml:space="preserve">prior</w:t>
-      </w:r>
-      <w:r>
-        <w:t xml:space="preserve"> </w:t>
-      </w:r>
-      <w:r>
-        <w:t xml:space="preserve">agreement</w:t>
-      </w:r>
-      <w:r>
-        <w:t xml:space="preserve"> </w:t>
-      </w:r>
-      <w:r>
-        <w:t xml:space="preserve">among</w:t>
-      </w:r>
-      <w:r>
-        <w:t xml:space="preserve"> </w:t>
-      </w:r>
-      <w:r>
-        <w:t xml:space="preserve">the</w:t>
-      </w:r>
-      <w:r>
-        <w:t xml:space="preserve"> </w:t>
-      </w:r>
-      <w:r>
-        <w:t xml:space="preserve">parties</w:t>
-      </w:r>
-      <w:r>
-        <w:t xml:space="preserve"> </w:t>
-      </w:r>
-      <w:r>
-        <w:t xml:space="preserve">to</w:t>
-      </w:r>
-      <w:r>
-        <w:t xml:space="preserve"> </w:t>
-      </w:r>
-      <w:r>
-        <w:t xml:space="preserve">allow</w:t>
-      </w:r>
-      <w:r>
-        <w:t xml:space="preserve"> </w:t>
-      </w:r>
-      <w:r>
-        <w:t xml:space="preserve">documents</w:t>
-      </w:r>
-      <w:r>
-        <w:t xml:space="preserve"> </w:t>
-      </w:r>
-      <w:r>
-        <w:t xml:space="preserve">in</w:t>
-      </w:r>
-      <w:r>
-        <w:t xml:space="preserve"> </w:t>
-      </w:r>
-      <w:r>
-        <w:t xml:space="preserve">a</w:t>
-      </w:r>
-      <w:r>
-        <w:t xml:space="preserve"> </w:t>
-      </w:r>
-      <w:r>
-        <w:t xml:space="preserve">PDF</w:t>
-      </w:r>
-      <w:r>
-        <w:t xml:space="preserve"> </w:t>
-      </w:r>
-      <w:r>
-        <w:t xml:space="preserve">format</w:t>
-      </w:r>
-      <w:r>
-        <w:t xml:space="preserve"> </w:t>
-      </w:r>
-      <w:r>
-        <w:t xml:space="preserve">sent</w:t>
-      </w:r>
-      <w:r>
-        <w:t xml:space="preserve"> </w:t>
-      </w:r>
-      <w:r>
-        <w:t xml:space="preserve">via</w:t>
-      </w:r>
-      <w:r>
-        <w:t xml:space="preserve"> </w:t>
-      </w:r>
-      <w:r>
-        <w:t xml:space="preserve">email</w:t>
-      </w:r>
-      <w:r>
-        <w:t xml:space="preserve"> </w:t>
-      </w:r>
-      <w:r>
-        <w:t xml:space="preserve">to</w:t>
-      </w:r>
-      <w:r>
-        <w:t xml:space="preserve"> </w:t>
-      </w:r>
-      <w:r>
-        <w:t xml:space="preserve">suffice</w:t>
-      </w:r>
-      <w:r>
-        <w:t xml:space="preserve"> </w:t>
-      </w:r>
-      <w:r>
-        <w:t xml:space="preserve">for</w:t>
-      </w:r>
-      <w:r>
-        <w:t xml:space="preserve"> </w:t>
-      </w:r>
-      <w:r>
-        <w:t xml:space="preserve">service.</w:t>
-      </w:r>
-    </w:p>
-    <w:p>
-      <w:pPr>
-        <w:keepLines/>
-        <w:keepNext/>
-        <w:spacing w:before="322" w:after="0" w:line="322" w:lineRule="exact"/>
-        <w:ind w:left="1440" w:firstLine="0"/>
-        <w:jc w:val="left"/>
-      </w:pPr>
-      <w:r>
-        <w:rPr>
-          <w:i/>
-          <w:iCs/>
-        </w:rPr>
-        <w:t xml:space="preserve">Counsel</w:t>
-      </w:r>
-      <w:r>
-        <w:rPr>
-          <w:i/>
-          <w:iCs/>
-        </w:rPr>
-        <w:t xml:space="preserve"> </w:t>
-      </w:r>
-      <w:r>
-        <w:rPr>
-          <w:i/>
-          <w:iCs/>
-        </w:rPr>
-        <w:t xml:space="preserve">for</w:t>
-      </w:r>
-      <w:r>
-        <w:rPr>
-          <w:i/>
-          <w:iCs/>
-        </w:rPr>
-        <w:t xml:space="preserve"> </w:t>
-      </w:r>
-      <w:r>
-        <w:rPr>
-          <w:i/>
-          <w:iCs/>
-        </w:rPr>
-        <w:t xml:space="preserve">Plaintiff-Appellees</w:t>
-      </w:r>
-    </w:p>
-    <w:p>
-      <w:pPr>
-        <w:keepLines/>
-        <w:keepNext/>
-        <w:spacing w:before="0" w:after="0" w:line="322" w:lineRule="exact"/>
-        <w:ind w:left="1440" w:firstLine="0"/>
-        <w:jc w:val="left"/>
-      </w:pPr>
-      <w:r>
-        <w:t xml:space="preserve">Joyce</w:t>
-      </w:r>
-      <w:r>
-        <w:t xml:space="preserve"> </w:t>
-      </w:r>
-      <w:r>
-        <w:t xml:space="preserve">Gist</w:t>
-      </w:r>
-      <w:r>
-        <w:t xml:space="preserve"> </w:t>
-      </w:r>
-      <w:r>
-        <w:t xml:space="preserve">Lewis</w:t>
-      </w:r>
-    </w:p>
-    <w:p>
-      <w:pPr>
-        <w:keepLines/>
-        <w:keepNext/>
-        <w:spacing w:before="0" w:after="0" w:line="322" w:lineRule="exact"/>
-        <w:ind w:left="1440" w:firstLine="0"/>
-        <w:jc w:val="left"/>
-      </w:pPr>
-      <w:r>
-        <w:t xml:space="preserve">Adam</w:t>
-      </w:r>
-      <w:r>
-        <w:t xml:space="preserve"> </w:t>
-      </w:r>
-      <w:r>
-        <w:t xml:space="preserve">M.</w:t>
-      </w:r>
-      <w:r>
-        <w:t xml:space="preserve"> </w:t>
-      </w:r>
-      <w:r>
-        <w:t xml:space="preserve">Sparks</w:t>
-      </w:r>
-    </w:p>
-    <w:p>
-      <w:pPr>
-        <w:keepLines/>
-        <w:keepNext/>
-        <w:spacing w:before="0" w:after="0" w:line="322" w:lineRule="exact"/>
-        <w:ind w:left="1440" w:firstLine="0"/>
-        <w:jc w:val="left"/>
-      </w:pPr>
-      <w:r>
-        <w:t xml:space="preserve">KREVOLIN</w:t>
-      </w:r>
-      <w:r>
-        <w:t xml:space="preserve"> </w:t>
-      </w:r>
-      <w:r>
-        <w:t xml:space="preserve">&amp;</w:t>
-      </w:r>
-      <w:r>
-        <w:t xml:space="preserve"> </w:t>
-      </w:r>
-      <w:r>
-        <w:t xml:space="preserve">HORST,</w:t>
-      </w:r>
-      <w:r>
-        <w:t xml:space="preserve"> </w:t>
-      </w:r>
-      <w:r>
-        <w:t xml:space="preserve">LLC</w:t>
-      </w:r>
-    </w:p>
-    <w:p>
-      <w:pPr>
-        <w:keepLines/>
-        <w:keepNext/>
-        <w:spacing w:before="0" w:after="0" w:line="322" w:lineRule="exact"/>
-        <w:ind w:left="1440" w:firstLine="0"/>
-        <w:jc w:val="left"/>
-      </w:pPr>
-      <w:r>
-        <w:t xml:space="preserve">One</w:t>
-      </w:r>
-      <w:r>
-        <w:t xml:space="preserve"> </w:t>
-      </w:r>
-      <w:r>
-        <w:t xml:space="preserve">Atlantic</w:t>
-      </w:r>
-      <w:r>
-        <w:t xml:space="preserve"> </w:t>
-      </w:r>
-      <w:r>
-        <w:t xml:space="preserve">Center</w:t>
-      </w:r>
-    </w:p>
-    <w:p>
-      <w:pPr>
-        <w:keepLines/>
-        <w:keepNext/>
-        <w:spacing w:before="0" w:after="0" w:line="322" w:lineRule="exact"/>
-        <w:ind w:left="1440" w:firstLine="0"/>
-        <w:jc w:val="left"/>
-      </w:pPr>
-      <w:r>
-        <w:t xml:space="preserve">1201</w:t>
-      </w:r>
-      <w:r>
-        <w:t xml:space="preserve"> </w:t>
-      </w:r>
-      <w:r>
-        <w:t xml:space="preserve">W.</w:t>
-      </w:r>
-      <w:r>
-        <w:t xml:space="preserve"> </w:t>
-      </w:r>
-      <w:r>
-        <w:t xml:space="preserve">Peachtree</w:t>
-      </w:r>
-      <w:r>
-        <w:t xml:space="preserve"> </w:t>
-      </w:r>
-      <w:r>
-        <w:t xml:space="preserve">St.,</w:t>
-      </w:r>
-      <w:r>
-        <w:t xml:space="preserve"> </w:t>
-      </w:r>
-      <w:r>
-        <w:t xml:space="preserve">NW,</w:t>
-      </w:r>
-      <w:r>
-        <w:t xml:space="preserve"> </w:t>
-      </w:r>
-      <w:r>
-        <w:t xml:space="preserve">Ste.</w:t>
-      </w:r>
-      <w:r>
-        <w:t xml:space="preserve"> </w:t>
-      </w:r>
-      <w:r>
-        <w:t xml:space="preserve">3250</w:t>
-      </w:r>
-    </w:p>
-    <w:p>
-      <w:pPr>
-        <w:keepLines/>
-        <w:keepNext/>
-        <w:spacing w:before="0" w:after="0" w:line="322" w:lineRule="exact"/>
-        <w:ind w:left="1440" w:firstLine="0"/>
-        <w:jc w:val="left"/>
-      </w:pPr>
-      <w:r>
-        <w:t xml:space="preserve">Atlanta,</w:t>
-      </w:r>
-      <w:r>
-        <w:t xml:space="preserve"> </w:t>
-      </w:r>
-      <w:r>
-        <w:t xml:space="preserve">GA</w:t>
-      </w:r>
-    </w:p>
-    <w:p>
-      <w:pPr>
-        <w:keepLines/>
-        <w:keepNext/>
-        <w:spacing w:before="0" w:after="0" w:line="322" w:lineRule="exact"/>
-        <w:ind w:left="1440" w:firstLine="0"/>
-        <w:jc w:val="left"/>
-      </w:pPr>
-      <w:r>
-        <w:t xml:space="preserve">P:</w:t>
-      </w:r>
-      <w:r>
-        <w:t xml:space="preserve"> </w:t>
-      </w:r>
-      <w:r>
-        <w:t xml:space="preserve">(404)</w:t>
-      </w:r>
-      <w:r>
-        <w:t xml:space="preserve"> </w:t>
-      </w:r>
-      <w:r>
-        <w:t xml:space="preserve">888</w:t>
-        <w:noBreakHyphen/>
-        <w:t xml:space="preserve">9700</w:t>
-      </w:r>
-    </w:p>
-    <w:p>
-      <w:pPr>
-        <w:keepLines/>
-        <w:keepNext/>
-        <w:spacing w:before="0" w:after="0" w:line="322" w:lineRule="exact"/>
-        <w:ind w:left="1440" w:firstLine="0"/>
-        <w:jc w:val="left"/>
-      </w:pPr>
-      <w:r>
-        <w:t xml:space="preserve">jlewis@khlawfirm.com</w:t>
-      </w:r>
-    </w:p>
-    <w:p>
-      <w:pPr>
-        <w:keepLines/>
-        <w:spacing w:before="0" w:after="0" w:line="322" w:lineRule="exact"/>
-        <w:ind w:left="1440" w:firstLine="0"/>
-        <w:jc w:val="left"/>
-      </w:pPr>
-      <w:r>
-        <w:t xml:space="preserve">sparks@khlawfirm.com</w:t>
-      </w:r>
-    </w:p>
-    <w:p>
-      <w:pPr>
-        <w:keepLines/>
-        <w:keepNext/>
-        <w:spacing w:before="322" w:after="0" w:line="322" w:lineRule="exact"/>
-        <w:ind w:left="1440" w:firstLine="0"/>
-        <w:jc w:val="left"/>
-      </w:pPr>
-      <w:r>
-        <w:t xml:space="preserve">Uzoma</w:t>
-      </w:r>
-      <w:r>
-        <w:t xml:space="preserve"> </w:t>
-      </w:r>
-      <w:r>
-        <w:t xml:space="preserve">N.</w:t>
-      </w:r>
-      <w:r>
-        <w:t xml:space="preserve"> </w:t>
-      </w:r>
-      <w:r>
-        <w:t xml:space="preserve">Nkwonta</w:t>
-      </w:r>
-    </w:p>
-    <w:p>
-      <w:pPr>
-        <w:keepLines/>
-        <w:keepNext/>
-        <w:spacing w:before="0" w:after="0" w:line="322" w:lineRule="exact"/>
-        <w:ind w:left="1440" w:firstLine="0"/>
-        <w:jc w:val="left"/>
-      </w:pPr>
-      <w:r>
-        <w:t xml:space="preserve">Christopher</w:t>
-      </w:r>
-      <w:r>
-        <w:t xml:space="preserve"> </w:t>
-      </w:r>
-      <w:r>
-        <w:t xml:space="preserve">D.</w:t>
-      </w:r>
-      <w:r>
-        <w:t xml:space="preserve"> </w:t>
-      </w:r>
-      <w:r>
-        <w:t xml:space="preserve">Dodge</w:t>
-      </w:r>
-    </w:p>
-    <w:p>
-      <w:pPr>
-        <w:keepLines/>
-        <w:keepNext/>
-        <w:spacing w:before="0" w:after="0" w:line="322" w:lineRule="exact"/>
-        <w:ind w:left="1440" w:firstLine="0"/>
-        <w:jc w:val="left"/>
-      </w:pPr>
-      <w:r>
-        <w:t xml:space="preserve">Daniel</w:t>
-      </w:r>
-      <w:r>
-        <w:t xml:space="preserve"> </w:t>
-      </w:r>
-      <w:r>
-        <w:t xml:space="preserve">C.</w:t>
-      </w:r>
-      <w:r>
-        <w:t xml:space="preserve"> </w:t>
-      </w:r>
-      <w:r>
-        <w:t xml:space="preserve">Osbe</w:t>
-      </w:r>
-    </w:p>
-    <w:p>
-      <w:pPr>
-        <w:keepLines/>
-        <w:keepNext/>
-        <w:spacing w:before="0" w:after="0" w:line="322" w:lineRule="exact"/>
-        <w:ind w:left="1440" w:firstLine="0"/>
-        <w:jc w:val="left"/>
-      </w:pPr>
-      <w:r>
-        <w:t xml:space="preserve">Graham</w:t>
-      </w:r>
-      <w:r>
-        <w:t xml:space="preserve"> </w:t>
-      </w:r>
-      <w:r>
-        <w:t xml:space="preserve">White</w:t>
-      </w:r>
-    </w:p>
-    <w:p>
-      <w:pPr>
-        <w:keepLines/>
-        <w:keepNext/>
-        <w:spacing w:before="0" w:after="0" w:line="322" w:lineRule="exact"/>
-        <w:ind w:left="1440" w:firstLine="0"/>
-        <w:jc w:val="left"/>
-      </w:pPr>
-      <w:r>
-        <w:t xml:space="preserve">Marcos</w:t>
-      </w:r>
-      <w:r>
-        <w:t xml:space="preserve"> </w:t>
-      </w:r>
-      <w:r>
-        <w:t xml:space="preserve">Mocine-McQueen</w:t>
-      </w:r>
-    </w:p>
-    <w:p>
-      <w:pPr>
-        <w:keepLines/>
-        <w:keepNext/>
-        <w:spacing w:before="0" w:after="0" w:line="322" w:lineRule="exact"/>
-        <w:ind w:left="1440" w:firstLine="0"/>
-        <w:jc w:val="left"/>
-      </w:pPr>
-      <w:r>
-        <w:t xml:space="preserve">ELIAS</w:t>
-      </w:r>
-      <w:r>
-        <w:t xml:space="preserve"> </w:t>
-      </w:r>
-      <w:r>
-        <w:t xml:space="preserve">LAW</w:t>
-      </w:r>
-      <w:r>
-        <w:t xml:space="preserve"> </w:t>
-      </w:r>
-      <w:r>
-        <w:t xml:space="preserve">GROUP</w:t>
-      </w:r>
-      <w:r>
-        <w:t xml:space="preserve"> </w:t>
-      </w:r>
-      <w:r>
-        <w:t xml:space="preserve">LLP</w:t>
-      </w:r>
-    </w:p>
-    <w:p>
-      <w:pPr>
-        <w:keepLines/>
-        <w:keepNext/>
-        <w:spacing w:before="0" w:after="0" w:line="322" w:lineRule="exact"/>
-        <w:ind w:left="1440" w:firstLine="0"/>
-        <w:jc w:val="left"/>
-      </w:pPr>
-      <w:r>
-        <w:t xml:space="preserve">10</w:t>
-      </w:r>
-      <w:r>
-        <w:t xml:space="preserve"> </w:t>
-      </w:r>
-      <w:r>
-        <w:t xml:space="preserve">G</w:t>
-      </w:r>
-      <w:r>
-        <w:t xml:space="preserve"> </w:t>
-      </w:r>
-      <w:r>
-        <w:t xml:space="preserve">Street,</w:t>
-      </w:r>
-      <w:r>
-        <w:t xml:space="preserve"> </w:t>
-      </w:r>
-      <w:r>
-        <w:t xml:space="preserve">NE,</w:t>
-      </w:r>
-      <w:r>
-        <w:t xml:space="preserve"> </w:t>
-      </w:r>
-      <w:r>
-        <w:t xml:space="preserve">Suite</w:t>
-      </w:r>
-      <w:r>
-        <w:t xml:space="preserve"> </w:t>
-      </w:r>
-      <w:r>
-        <w:t xml:space="preserve">600</w:t>
-      </w:r>
-    </w:p>
-    <w:p>
-      <w:pPr>
-        <w:keepLines/>
-        <w:keepNext/>
-        <w:spacing w:before="0" w:after="0" w:line="322" w:lineRule="exact"/>
-        <w:ind w:left="1440" w:firstLine="0"/>
-        <w:jc w:val="left"/>
-      </w:pPr>
-      <w:r>
-        <w:t xml:space="preserve">Washington,</w:t>
-      </w:r>
-      <w:r>
-        <w:t xml:space="preserve"> </w:t>
-      </w:r>
-      <w:r>
-        <w:t xml:space="preserve">DC</w:t>
-      </w:r>
-      <w:r>
-        <w:t xml:space="preserve"> </w:t>
-      </w:r>
-      <w:r>
-        <w:t xml:space="preserve">20002</w:t>
-      </w:r>
-    </w:p>
-    <w:p>
-      <w:pPr>
-        <w:keepLines/>
-        <w:keepNext/>
-        <w:spacing w:before="0" w:after="0" w:line="322" w:lineRule="exact"/>
-        <w:ind w:left="1440" w:firstLine="0"/>
-        <w:jc w:val="left"/>
-      </w:pPr>
-      <w:r>
-        <w:t xml:space="preserve">P:</w:t>
-      </w:r>
-      <w:r>
-        <w:t xml:space="preserve"> </w:t>
-      </w:r>
-      <w:r>
-        <w:t xml:space="preserve">(202)</w:t>
-      </w:r>
-      <w:r>
-        <w:t xml:space="preserve"> </w:t>
-      </w:r>
-      <w:r>
-        <w:t xml:space="preserve">968</w:t>
-        <w:noBreakHyphen/>
-        <w:t xml:space="preserve">4490</w:t>
-      </w:r>
-    </w:p>
-    <w:p>
-      <w:pPr>
-        <w:keepLines/>
-        <w:spacing w:before="0" w:after="0" w:line="322" w:lineRule="exact"/>
-        <w:ind w:left="1440" w:firstLine="0"/>
-        <w:jc w:val="left"/>
-      </w:pPr>
-      <w:r>
-        <w:t xml:space="preserve">cdodge@elias.law</w:t>
-      </w:r>
-    </w:p>
-    <w:p>
-      <w:pPr>
-        <w:keepLines/>
-        <w:keepNext/>
-        <w:spacing w:before="322" w:after="0" w:line="322" w:lineRule="exact"/>
-        <w:ind w:left="1440" w:firstLine="0"/>
-        <w:jc w:val="left"/>
-      </w:pPr>
-      <w:r>
-        <w:rPr>
-          <w:i/>
-          <w:iCs/>
-        </w:rPr>
-        <w:t xml:space="preserve">Counsel</w:t>
-      </w:r>
-      <w:r>
-        <w:rPr>
-          <w:i/>
-          <w:iCs/>
-        </w:rPr>
-        <w:t xml:space="preserve"> </w:t>
-      </w:r>
-      <w:r>
-        <w:rPr>
-          <w:i/>
-          <w:iCs/>
-        </w:rPr>
-        <w:t xml:space="preserve">for</w:t>
-      </w:r>
-      <w:r>
-        <w:rPr>
-          <w:i/>
-          <w:iCs/>
-        </w:rPr>
-        <w:t xml:space="preserve"> </w:t>
-      </w:r>
-      <w:r>
-        <w:rPr>
-          <w:i/>
-          <w:iCs/>
-        </w:rPr>
-        <w:t xml:space="preserve">Intervenor-Defendants</w:t>
-      </w:r>
-    </w:p>
-    <w:p>
-      <w:pPr>
-        <w:keepLines/>
-        <w:keepNext/>
-        <w:spacing w:before="0" w:after="0" w:line="322" w:lineRule="exact"/>
-        <w:ind w:left="1440" w:firstLine="0"/>
-        <w:jc w:val="left"/>
-      </w:pPr>
-      <w:r>
-        <w:t xml:space="preserve">R.</w:t>
-      </w:r>
-      <w:r>
-        <w:t xml:space="preserve"> </w:t>
-      </w:r>
-      <w:r>
-        <w:t xml:space="preserve">Thomas</w:t>
-      </w:r>
-      <w:r>
-        <w:t xml:space="preserve"> </w:t>
-      </w:r>
-      <w:r>
-        <w:t xml:space="preserve">Warburton</w:t>
-      </w:r>
-    </w:p>
-    <w:p>
-      <w:pPr>
-        <w:keepLines/>
-        <w:keepNext/>
-        <w:spacing w:before="0" w:after="0" w:line="322" w:lineRule="exact"/>
-        <w:ind w:left="1440" w:firstLine="0"/>
-        <w:jc w:val="left"/>
-      </w:pPr>
-      <w:r>
-        <w:t xml:space="preserve">Thomas</w:t>
-      </w:r>
-      <w:r>
-        <w:t xml:space="preserve"> </w:t>
-      </w:r>
-      <w:r>
-        <w:t xml:space="preserve">L.</w:t>
-      </w:r>
-      <w:r>
-        <w:t xml:space="preserve"> </w:t>
-      </w:r>
-      <w:r>
-        <w:t xml:space="preserve">Oliver</w:t>
-      </w:r>
-      <w:r>
-        <w:t xml:space="preserve"> </w:t>
-      </w:r>
-      <w:r>
-        <w:t xml:space="preserve">III</w:t>
-      </w:r>
-    </w:p>
-    <w:p>
-      <w:pPr>
-        <w:keepLines/>
-        <w:keepNext/>
-        <w:spacing w:before="0" w:after="0" w:line="322" w:lineRule="exact"/>
-        <w:ind w:left="1440" w:firstLine="0"/>
-        <w:jc w:val="left"/>
-      </w:pPr>
-      <w:r>
-        <w:t xml:space="preserve">BRADLEY</w:t>
-      </w:r>
-      <w:r>
-        <w:t xml:space="preserve"> </w:t>
-      </w:r>
-      <w:r>
-        <w:t xml:space="preserve">ARANT</w:t>
-      </w:r>
-      <w:r>
-        <w:t xml:space="preserve"> </w:t>
-      </w:r>
-      <w:r>
-        <w:t xml:space="preserve">BOULT</w:t>
-      </w:r>
-      <w:r>
-        <w:t xml:space="preserve"> </w:t>
-      </w:r>
-      <w:r>
-        <w:t xml:space="preserve">CUMMINGS</w:t>
-      </w:r>
-      <w:r>
-        <w:t xml:space="preserve"> </w:t>
-      </w:r>
-      <w:r>
-        <w:t xml:space="preserve">LLP</w:t>
-      </w:r>
-    </w:p>
-    <w:p>
-      <w:pPr>
-        <w:keepLines/>
-        <w:keepNext/>
-        <w:spacing w:before="0" w:after="0" w:line="322" w:lineRule="exact"/>
-        <w:ind w:left="1440" w:firstLine="0"/>
-        <w:jc w:val="left"/>
-      </w:pPr>
-      <w:r>
-        <w:t xml:space="preserve">1819</w:t>
-      </w:r>
-      <w:r>
-        <w:t xml:space="preserve"> </w:t>
-      </w:r>
-      <w:r>
-        <w:t xml:space="preserve">Fifth</w:t>
-      </w:r>
-      <w:r>
-        <w:t xml:space="preserve"> </w:t>
-      </w:r>
-      <w:r>
-        <w:t xml:space="preserve">Avenue</w:t>
-      </w:r>
-      <w:r>
-        <w:t xml:space="preserve"> </w:t>
-      </w:r>
-      <w:r>
-        <w:t xml:space="preserve">North</w:t>
-      </w:r>
-    </w:p>
-    <w:p>
-      <w:pPr>
-        <w:keepLines/>
-        <w:keepNext/>
-        <w:spacing w:before="0" w:after="0" w:line="322" w:lineRule="exact"/>
-        <w:ind w:left="1440" w:firstLine="0"/>
-        <w:jc w:val="left"/>
-      </w:pPr>
-      <w:r>
-        <w:t xml:space="preserve">Birmingham,</w:t>
-      </w:r>
-      <w:r>
-        <w:t xml:space="preserve"> </w:t>
-      </w:r>
-      <w:r>
-        <w:t xml:space="preserve">AL</w:t>
-      </w:r>
-      <w:r>
-        <w:t xml:space="preserve"> </w:t>
-      </w:r>
-      <w:r>
-        <w:t xml:space="preserve">35203</w:t>
-        <w:noBreakHyphen/>
-        <w:t xml:space="preserve">2119</w:t>
-      </w:r>
-    </w:p>
-    <w:p>
-      <w:pPr>
-        <w:keepLines/>
-        <w:keepNext/>
-        <w:spacing w:before="0" w:after="0" w:line="322" w:lineRule="exact"/>
-        <w:ind w:left="1440" w:firstLine="0"/>
-        <w:jc w:val="left"/>
-      </w:pPr>
-      <w:r>
-        <w:t xml:space="preserve">Telephone:</w:t>
-      </w:r>
-      <w:r>
-        <w:t xml:space="preserve"> </w:t>
-      </w:r>
-      <w:r>
-        <w:t xml:space="preserve">(205)</w:t>
-      </w:r>
-      <w:r>
-        <w:t xml:space="preserve"> </w:t>
-      </w:r>
-      <w:r>
-        <w:t xml:space="preserve">521</w:t>
-        <w:noBreakHyphen/>
-        <w:t xml:space="preserve">8000</w:t>
-      </w:r>
-    </w:p>
-    <w:p>
-      <w:pPr>
-        <w:keepLines/>
-        <w:keepNext/>
-        <w:spacing w:before="0" w:after="0" w:line="322" w:lineRule="exact"/>
-        <w:ind w:left="1440" w:firstLine="0"/>
-        <w:jc w:val="left"/>
-      </w:pPr>
-      <w:r>
-        <w:t xml:space="preserve">twarburton@bradley.com</w:t>
-      </w:r>
-    </w:p>
-    <w:p>
-      <w:pPr>
-        <w:keepLines/>
-        <w:keepNext/>
-        <w:spacing w:before="0" w:after="0" w:line="322" w:lineRule="exact"/>
-        <w:ind w:left="1440" w:firstLine="0"/>
-        <w:jc w:val="left"/>
-      </w:pPr>
-      <w:r>
-        <w:t xml:space="preserve">toliver@bradley.com</w:t>
-      </w:r>
-    </w:p>
-    <w:p>
-      <w:pPr>
-        <w:keepLines/>
-        <w:keepNext/>
-        <w:spacing w:before="322" w:after="0" w:line="322" w:lineRule="exact"/>
-        <w:ind w:left="3600" w:firstLine="0"/>
-        <w:jc w:val="left"/>
-      </w:pPr>
-      <w:r>
-        <w:rPr>
-          <w:u w:val="single"/>
-        </w:rPr>
-        <w:t xml:space="preserve">/s/</w:t>
-      </w:r>
-      <w:r>
-        <w:rPr>
-          <w:u w:val="single"/>
-        </w:rPr>
-        <w:t xml:space="preserve"> </w:t>
-      </w:r>
-      <w:r>
-        <w:rPr>
-          <w:u w:val="single"/>
-        </w:rPr>
-        <w:t xml:space="preserve">Vincent</w:t>
-      </w:r>
-      <w:r>
-        <w:rPr>
-          <w:u w:val="single"/>
-        </w:rPr>
-        <w:t xml:space="preserve"> </w:t>
-      </w:r>
-      <w:r>
-        <w:rPr>
-          <w:u w:val="single"/>
-        </w:rPr>
-        <w:t xml:space="preserve">Russo</w:t>
-      </w:r>
-    </w:p>
-    <w:p>
-      <w:pPr>
-        <w:keepLines/>
-        <w:keepNext/>
-        <w:spacing w:before="0" w:after="0" w:line="322" w:lineRule="exact"/>
-        <w:ind w:left="3600" w:firstLine="0"/>
-        <w:jc w:val="left"/>
-      </w:pPr>
-      <w:r>
-        <w:t xml:space="preserve">Vincent</w:t>
-      </w:r>
-      <w:r>
-        <w:t xml:space="preserve"> </w:t>
-      </w:r>
-      <w:r>
-        <w:t xml:space="preserve">R.</w:t>
-      </w:r>
-      <w:r>
-        <w:t xml:space="preserve"> </w:t>
-      </w:r>
-      <w:r>
-        <w:t xml:space="preserve">Russo</w:t>
-      </w:r>
-    </w:p>
-    <w:p>
-      <w:pPr>
-        <w:keepLines/>
-        <w:spacing w:before="0" w:after="0" w:line="322" w:lineRule="exact"/>
-        <w:ind w:left="3600" w:firstLine="0"/>
-        <w:jc w:val="left"/>
-      </w:pPr>
-      <w:r>
-        <w:t xml:space="preserve">Georgia</w:t>
-      </w:r>
-      <w:r>
-        <w:t xml:space="preserve"> </w:t>
-      </w:r>
-      <w:r>
-        <w:t xml:space="preserve">Bar</w:t>
-      </w:r>
-      <w:r>
-        <w:t xml:space="preserve"> </w:t>
-      </w:r>
-      <w:r>
-        <w:t xml:space="preserve">No.</w:t>
-      </w:r>
-      <w:r>
-        <w:t xml:space="preserve"> </w:t>
-      </w:r>
-      <w:r>
-        <w:t xml:space="preserve">242628</w:t>
-      </w:r>
-    </w:p>
+      </w:pPr>
+    </w:p>
+    <w:tbl>
+      <w:tblPr>
+        <w:tblW w:w="9360" w:type="dxa"/>
+        <w:tblLayout w:type="fixed"/>
+        <w:tblCellMar>
+          <w:top w:w="0" w:type="dxa"/>
+          <w:left w:w="0" w:type="dxa"/>
+          <w:bottom w:w="0" w:type="dxa"/>
+          <w:right w:w="0" w:type="dxa"/>
+        </w:tblCellMar>
+        <w:tblLook w:val="0000" w:firstRow="0" w:lastRow="0" w:firstColumn="0" w:lastColumn="0" w:noHBand="0" w:noVBand="0"/>
+      </w:tblPr>
+      <w:tblGrid>
+        <w:gridCol w:w="9360"/>
+      </w:tblGrid>
+      <w:tr>
+        <w:trPr>
+          <w:cantSplit/>
+        </w:trPr>
+        <w:tc>
+          <w:tcPr>
+            <w:tcW w:w="9360" w:type="dxa"/>
+          </w:tcPr>
+          <w:p>
+            <w:pPr>
+              <w:spacing w:before="0" w:after="0" w:line="322" w:lineRule="exact"/>
+              <w:ind w:left="1440" w:firstLine="0"/>
+              <w:jc w:val="left"/>
+            </w:pPr>
+            <w:r>
+              <w:rPr>
+                <w:i/>
+                <w:iCs/>
+              </w:rPr>
+              <w:t xml:space="preserve">Counsel</w:t>
+            </w:r>
+            <w:r>
+              <w:rPr>
+                <w:i/>
+                <w:iCs/>
+              </w:rPr>
+              <w:t xml:space="preserve"> </w:t>
+            </w:r>
+            <w:r>
+              <w:rPr>
+                <w:i/>
+                <w:iCs/>
+              </w:rPr>
+              <w:t xml:space="preserve">for</w:t>
+            </w:r>
+            <w:r>
+              <w:rPr>
+                <w:i/>
+                <w:iCs/>
+              </w:rPr>
+              <w:t xml:space="preserve"> </w:t>
+            </w:r>
+            <w:r>
+              <w:rPr>
+                <w:i/>
+                <w:iCs/>
+              </w:rPr>
+              <w:t xml:space="preserve">Intervenor-Defendants</w:t>
+            </w:r>
+          </w:p>
+          <w:p>
+            <w:pPr>
+              <w:spacing w:before="0" w:after="0" w:line="322" w:lineRule="exact"/>
+              <w:ind w:left="1440" w:firstLine="0"/>
+              <w:jc w:val="left"/>
+            </w:pPr>
+            <w:r>
+              <w:t xml:space="preserve">R.</w:t>
+            </w:r>
+            <w:r>
+              <w:t xml:space="preserve"> </w:t>
+            </w:r>
+            <w:r>
+              <w:t xml:space="preserve">Thomas</w:t>
+            </w:r>
+            <w:r>
+              <w:t xml:space="preserve"> </w:t>
+            </w:r>
+            <w:r>
+              <w:t xml:space="preserve">Warburton</w:t>
+            </w:r>
+          </w:p>
+          <w:p>
+            <w:pPr>
+              <w:spacing w:before="0" w:after="0" w:line="322" w:lineRule="exact"/>
+              <w:ind w:left="1440" w:firstLine="0"/>
+              <w:jc w:val="left"/>
+            </w:pPr>
+            <w:r>
+              <w:t xml:space="preserve">Thomas</w:t>
+            </w:r>
+            <w:r>
+              <w:t xml:space="preserve"> </w:t>
+            </w:r>
+            <w:r>
+              <w:t xml:space="preserve">L.</w:t>
+            </w:r>
+            <w:r>
+              <w:t xml:space="preserve"> </w:t>
+            </w:r>
+            <w:r>
+              <w:t xml:space="preserve">Oliver</w:t>
+            </w:r>
+            <w:r>
+              <w:t xml:space="preserve"> </w:t>
+            </w:r>
+            <w:r>
+              <w:t xml:space="preserve">III</w:t>
+            </w:r>
+          </w:p>
+          <w:p>
+            <w:pPr>
+              <w:spacing w:before="0" w:after="0" w:line="322" w:lineRule="exact"/>
+              <w:ind w:left="1440" w:firstLine="0"/>
+              <w:jc w:val="left"/>
+            </w:pPr>
+            <w:r>
+              <w:t xml:space="preserve">BRADLEY</w:t>
+            </w:r>
+            <w:r>
+              <w:t xml:space="preserve"> </w:t>
+            </w:r>
+            <w:r>
+              <w:t xml:space="preserve">ARANT</w:t>
+            </w:r>
+            <w:r>
+              <w:t xml:space="preserve"> </w:t>
+            </w:r>
+            <w:r>
+              <w:t xml:space="preserve">BOULT</w:t>
+            </w:r>
+            <w:r>
+              <w:t xml:space="preserve"> </w:t>
+            </w:r>
+            <w:r>
+              <w:t xml:space="preserve">CUMMINGS</w:t>
+            </w:r>
+            <w:r>
+              <w:t xml:space="preserve"> </w:t>
+            </w:r>
+            <w:r>
+              <w:t xml:space="preserve">LLP</w:t>
+            </w:r>
+          </w:p>
+          <w:p>
+            <w:pPr>
+              <w:spacing w:before="0" w:after="0" w:line="322" w:lineRule="exact"/>
+              <w:ind w:left="1440" w:firstLine="0"/>
+              <w:jc w:val="left"/>
+            </w:pPr>
+            <w:r>
+              <w:t xml:space="preserve">1819</w:t>
+            </w:r>
+            <w:r>
+              <w:t xml:space="preserve"> </w:t>
+            </w:r>
+            <w:r>
+              <w:t xml:space="preserve">Fifth</w:t>
+            </w:r>
+            <w:r>
+              <w:t xml:space="preserve"> </w:t>
+            </w:r>
+            <w:r>
+              <w:t xml:space="preserve">Avenue</w:t>
+            </w:r>
+            <w:r>
+              <w:t xml:space="preserve"> </w:t>
+            </w:r>
+            <w:r>
+              <w:t xml:space="preserve">North</w:t>
+            </w:r>
+          </w:p>
+          <w:p>
+            <w:pPr>
+              <w:spacing w:before="0" w:after="0" w:line="322" w:lineRule="exact"/>
+              <w:ind w:left="1440" w:firstLine="0"/>
+              <w:jc w:val="left"/>
+            </w:pPr>
+            <w:r>
+              <w:t xml:space="preserve">Birmingham,</w:t>
+            </w:r>
+            <w:r>
+              <w:t xml:space="preserve"> </w:t>
+            </w:r>
+            <w:r>
+              <w:t xml:space="preserve">AL</w:t>
+            </w:r>
+            <w:r>
+              <w:t xml:space="preserve"> </w:t>
+            </w:r>
+            <w:r>
+              <w:t xml:space="preserve">35203</w:t>
+              <w:noBreakHyphen/>
+              <w:t xml:space="preserve">2119</w:t>
+            </w:r>
+          </w:p>
+          <w:p>
+            <w:pPr>
+              <w:spacing w:before="0" w:after="0" w:line="322" w:lineRule="exact"/>
+              <w:ind w:left="1440" w:firstLine="0"/>
+              <w:jc w:val="left"/>
+            </w:pPr>
+            <w:r>
+              <w:t xml:space="preserve">Telephone:</w:t>
+            </w:r>
+            <w:r>
+              <w:t xml:space="preserve"> </w:t>
+            </w:r>
+            <w:r>
+              <w:t xml:space="preserve">(205)</w:t>
+            </w:r>
+            <w:r>
+              <w:t xml:space="preserve"> </w:t>
+            </w:r>
+            <w:r>
+              <w:t xml:space="preserve">521</w:t>
+              <w:noBreakHyphen/>
+              <w:t xml:space="preserve">8000</w:t>
+            </w:r>
+          </w:p>
+          <w:p>
+            <w:pPr>
+              <w:spacing w:before="0" w:after="0" w:line="322" w:lineRule="exact"/>
+              <w:ind w:left="1440" w:firstLine="0"/>
+              <w:jc w:val="left"/>
+            </w:pPr>
+            <w:r>
+              <w:t xml:space="preserve">twarburton@bradley.com</w:t>
+            </w:r>
+          </w:p>
+          <w:p>
+            <w:pPr>
+              <w:spacing w:before="0" w:after="0" w:line="322" w:lineRule="exact"/>
+              <w:ind w:left="1440" w:firstLine="0"/>
+              <w:jc w:val="left"/>
+            </w:pPr>
+            <w:r>
+              <w:t xml:space="preserve">toliver@bradley.com</w:t>
+            </w:r>
+          </w:p>
+        </w:tc>
+      </w:tr>
+    </w:tbl>
+    <w:tbl>
+      <w:tblPr>
+        <w:tblW w:w="9360" w:type="dxa"/>
+        <w:tblLayout w:type="fixed"/>
+        <w:tblCellMar>
+          <w:top w:w="0" w:type="dxa"/>
+          <w:left w:w="0" w:type="dxa"/>
+          <w:bottom w:w="0" w:type="dxa"/>
+          <w:right w:w="0" w:type="dxa"/>
+        </w:tblCellMar>
+        <w:tblLook w:val="0000" w:firstRow="0" w:lastRow="0" w:firstColumn="0" w:lastColumn="0" w:noHBand="0" w:noVBand="0"/>
+      </w:tblPr>
+      <w:tblGrid>
+        <w:gridCol w:w="9360"/>
+      </w:tblGrid>
+      <w:tr>
+        <w:trPr>
+          <w:cantSplit/>
+        </w:trPr>
+        <w:tc>
+          <w:tcPr>
+            <w:tcW w:w="9360" w:type="dxa"/>
+          </w:tcPr>
+          <w:p>
+            <w:pPr>
+              <w:spacing w:before="322" w:after="0" w:line="322" w:lineRule="exact"/>
+              <w:ind w:left="3600" w:firstLine="0"/>
+              <w:jc w:val="left"/>
+            </w:pPr>
+            <w:r>
+              <w:rPr>
+                <w:u w:val="single"/>
+              </w:rPr>
+              <w:t xml:space="preserve">/s/</w:t>
+            </w:r>
+            <w:r>
+              <w:rPr>
+                <w:u w:val="single"/>
+              </w:rPr>
+              <w:t xml:space="preserve"> </w:t>
+            </w:r>
+            <w:r>
+              <w:rPr>
+                <w:u w:val="single"/>
+              </w:rPr>
+              <w:t xml:space="preserve">Vincent</w:t>
+            </w:r>
+            <w:r>
+              <w:rPr>
+                <w:u w:val="single"/>
+              </w:rPr>
+              <w:t xml:space="preserve"> </w:t>
+            </w:r>
+            <w:r>
+              <w:rPr>
+                <w:u w:val="single"/>
+              </w:rPr>
+              <w:t xml:space="preserve">Russo</w:t>
+            </w:r>
+          </w:p>
+          <w:p>
+            <w:pPr>
+              <w:spacing w:before="0" w:after="0" w:line="322" w:lineRule="exact"/>
+              <w:ind w:left="3600" w:firstLine="0"/>
+              <w:jc w:val="left"/>
+            </w:pPr>
+            <w:r>
+              <w:t xml:space="preserve">Vincent</w:t>
+            </w:r>
+            <w:r>
+              <w:t xml:space="preserve"> </w:t>
+            </w:r>
+            <w:r>
+              <w:t xml:space="preserve">R.</w:t>
+            </w:r>
+            <w:r>
+              <w:t xml:space="preserve"> </w:t>
+            </w:r>
+            <w:r>
+              <w:t xml:space="preserve">Russo</w:t>
+            </w:r>
+          </w:p>
+          <w:p>
+            <w:pPr>
+              <w:spacing w:before="0" w:after="0" w:line="322" w:lineRule="exact"/>
+              <w:ind w:left="3600" w:firstLine="0"/>
+              <w:jc w:val="left"/>
+            </w:pPr>
+            <w:r>
+              <w:t xml:space="preserve">Georgia</w:t>
+            </w:r>
+            <w:r>
+              <w:t xml:space="preserve"> </w:t>
+            </w:r>
+            <w:r>
+              <w:t xml:space="preserve">Bar</w:t>
+            </w:r>
+            <w:r>
+              <w:t xml:space="preserve"> </w:t>
+            </w:r>
+            <w:r>
+              <w:t xml:space="preserve">No.</w:t>
+            </w:r>
+            <w:r>
+              <w:t xml:space="preserve"> </w:t>
+            </w:r>
+            <w:r>
+              <w:t xml:space="preserve">242628</w:t>
+            </w:r>
+          </w:p>
+        </w:tc>
+      </w:tr>
+    </w:tbl>
     <w:sectPr>
-      <w:footerReference w:type="default" r:id="rIdPageFtr"/>
+      <w:footerReference w:type="default" r:id="rIdXdPage"/>
       <w:pgSz w:w="12240" w:h="15840"/>
       <w:pgMar w:top="1440" w:right="1440" w:bottom="1440" w:left="1440" w:header="720" w:footer="686" w:gutter="0"/>
-      <w:pgNumType w:fmt="decimal" w:start="1"/>
     </w:sectPr>
   </w:body>
 </w:document>
@@ -6412,6 +7248,7 @@
 <w:ftr xmlns:w="http://schemas.openxmlformats.org/wordprocessingml/2006/main" xmlns:r="http://schemas.openxmlformats.org/officeDocument/2006/relationships">
   <w:p>
     <w:pPr>
+      <w:spacing w:before="0" w:after="0" w:line="322" w:lineRule="exact"/>
       <w:jc w:val="center"/>
     </w:pPr>
     <w:r>
@@ -6483,19 +7320,13 @@
         <w:t xml:space="preserve"> </w:t>
       </w:r>
       <w:r>
-        <w:t xml:space="preserve">The Code also creates “special elections” and “special primaries,” but they are not at issue in this appeal. O.C.G.A. §§ 21</w:t>
-      </w:r>
-      <w:r>
-        <w:noBreakHyphen/>
-      </w:r>
-      <w:r>
-        <w:t xml:space="preserve">2</w:t>
-      </w:r>
-      <w:r>
-        <w:noBreakHyphen/>
-      </w:r>
-      <w:r>
-        <w:t xml:space="preserve">2(33) and (34).</w:t>
+        <w:t xml:space="preserve">The Code also creates “special elections” and “special primaries,” but they are not at issue in this appeal. O.C.G.A. §§ 21-⁠2-⁠2(33)</w:t>
+      </w:r>
+      <w:r>
+        <w:t xml:space="preserve"> </w:t>
+      </w:r>
+      <w:r>
+        <w:t xml:space="preserve">and (34).</w:t>
       </w:r>
     </w:p>
   </w:footnote>
@@ -6566,7 +7397,6 @@
   <w:p>
     <w:pPr>
       <w:spacing w:before="0" w:after="0" w:line="322" w:lineRule="exact"/>
-      <w:ind w:firstLine="0"/>
       <w:jc w:val="center"/>
     </w:pPr>
     <w:r>
@@ -6584,6 +7414,17 @@
     <w:r>
       <w:fldChar w:fldCharType="end"/>
     </w:r>
+  </w:p>
+</w:ftr>
+</file>
+
+<file path=word/ftr-own2.xml><?xml version="1.0" encoding="utf-8"?>
+<w:ftr xmlns:w="http://schemas.openxmlformats.org/wordprocessingml/2006/main" xmlns:r="http://schemas.openxmlformats.org/officeDocument/2006/relationships">
+  <w:p>
+    <w:pPr>
+      <w:spacing w:before="0" w:after="0" w:line="322" w:lineRule="exact"/>
+      <w:jc w:val="center"/>
+    </w:pPr>
   </w:p>
 </w:ftr>
 </file>
@@ -6889,7 +7730,7 @@
     <w:pPr>
       <w:keepNext/>
       <w:keepLines/>
-      <w:spacing w:before="322" w:after="161" w:line="322" w:lineRule="exact"/>
+      <w:spacing w:before="240" w:after="120" w:line="322" w:lineRule="exact"/>
       <w:ind w:firstLine="0"/>
       <w:jc w:val="center"/>
       <w:outlineLvl w:val="0"/>
@@ -6917,7 +7758,7 @@
     <w:pPr>
       <w:keepNext/>
       <w:keepLines/>
-      <w:spacing w:before="322" w:after="161" w:line="322" w:lineRule="exact"/>
+      <w:spacing w:before="240" w:after="120" w:line="322" w:lineRule="exact"/>
       <w:ind w:firstLine="0"/>
       <w:outlineLvl w:val="1"/>
     </w:pPr>
@@ -6943,7 +7784,7 @@
     <w:pPr>
       <w:keepNext/>
       <w:keepLines/>
-      <w:spacing w:before="322" w:after="161" w:line="322" w:lineRule="exact"/>
+      <w:spacing w:before="240" w:after="120" w:line="322" w:lineRule="exact"/>
       <w:ind w:firstLine="0"/>
       <w:outlineLvl w:val="2"/>
     </w:pPr>
@@ -6969,7 +7810,7 @@
     <w:pPr>
       <w:keepNext/>
       <w:keepLines/>
-      <w:spacing w:before="322" w:after="161" w:line="322" w:lineRule="exact"/>
+      <w:spacing w:before="240" w:after="120" w:line="322" w:lineRule="exact"/>
       <w:ind w:firstLine="0"/>
       <w:outlineLvl w:val="3"/>
     </w:pPr>
@@ -6996,7 +7837,7 @@
     <w:pPr>
       <w:keepNext/>
       <w:keepLines/>
-      <w:spacing w:before="322" w:after="161" w:line="322" w:lineRule="exact"/>
+      <w:spacing w:before="240" w:after="120" w:line="322" w:lineRule="exact"/>
       <w:ind w:firstLine="0"/>
       <w:outlineLvl w:val="4"/>
     </w:pPr>
@@ -7234,7 +8075,7 @@
     <w:unhideWhenUsed/>
     <w:qFormat/>
     <w:pPr>
-      <w:spacing w:before="161" w:after="161" w:line="322" w:lineRule="exact"/>
+      <w:spacing w:before="280" w:after="280" w:line="322" w:lineRule="exact"/>
       <w:ind w:firstLine="0" w:left="720" w:right="720"/>
     </w:pPr>
   </w:style>
@@ -7262,7 +8103,7 @@
     <w:unhideWhenUsed/>
     <w:qFormat/>
     <w:pPr>
-      <w:spacing w:before="161" w:after="161"/>
+      <w:spacing w:before="280" w:after="280"/>
       <w:ind w:firstLine="0" w:left="720" w:right="720"/>
     </w:pPr>
   </w:style>
@@ -7392,60 +8233,6 @@
       <w:color w:val="365F91" w:themeColor="accent1" w:themeShade="BF"/>
     </w:rPr>
   </w:style>
-  <w:style w:type="paragraph" w:customStyle="1" w:styleId="Head1">
-    <w:name w:val="Head 1"/>
-    <w:basedOn w:val="Normal"/>
-    <w:next w:val="BodyText"/>
-    <w:qFormat/>
-    <w:pPr>
-      <w:keepNext/>
-      <w:keepLines/>
-      <w:spacing w:before="322" w:after="161" w:line="322" w:lineRule="exact"/>
-      <w:ind w:firstLine="0"/>
-      <w:jc w:val="center"/>
-      <w:outlineLvl w:val="0"/>
-    </w:pPr>
-    <w:rPr>
-      <w:b/>
-      <w:bCs/>
-    </w:rPr>
-  </w:style>
-  <w:style w:type="paragraph" w:customStyle="1" w:styleId="Head2">
-    <w:name w:val="Head 2"/>
-    <w:basedOn w:val="Normal"/>
-    <w:next w:val="BodyText"/>
-    <w:qFormat/>
-    <w:pPr>
-      <w:keepNext/>
-      <w:keepLines/>
-      <w:spacing w:before="322" w:after="161" w:line="322" w:lineRule="exact"/>
-      <w:ind w:left="720" w:hanging="720"/>
-      <w:outlineLvl w:val="1"/>
-    </w:pPr>
-    <w:rPr>
-      <w:b/>
-      <w:bCs/>
-    </w:rPr>
-  </w:style>
-  <w:style w:type="paragraph" w:customStyle="1" w:styleId="Head3">
-    <w:name w:val="Head 3"/>
-    <w:basedOn w:val="Normal"/>
-    <w:next w:val="BodyText"/>
-    <w:qFormat/>
-    <w:pPr>
-      <w:keepNext/>
-      <w:keepLines/>
-      <w:spacing w:before="322" w:after="161" w:line="322" w:lineRule="exact"/>
-      <w:ind w:left="720" w:hanging="720"/>
-      <w:outlineLvl w:val="2"/>
-    </w:pPr>
-    <w:rPr>
-      <w:b/>
-      <w:bCs/>
-      <w:i/>
-      <w:iCs/>
-    </w:rPr>
-  </w:style>
   <w:style w:type="paragraph" w:customStyle="1" w:styleId="BodyTextNote">
     <w:name w:val="Body Text Note"/>
     <w:basedOn w:val="BodyText"/>
@@ -7454,31 +8241,136 @@
       <w:widowControl w:val="0"/>
     </w:pPr>
   </w:style>
-  <w:style w:type="paragraph" w:customStyle="1" w:styleId="Head1Page">
-    <w:name w:val="Head 1 Page"/>
-    <w:basedOn w:val="Head1"/>
-    <w:next w:val="BodyText"/>
+  <w:style w:type="paragraph" w:customStyle="1" w:styleId="XdQuote">
+    <w:name w:val="Xd Quote"/>
+    <w:basedOn w:val="Normal"/>
     <w:qFormat/>
     <w:pPr>
-      <w:pageBreakBefore/>
-      <w:spacing w:before="0" w:after="161" w:line="322" w:lineRule="exact"/>
+      <w:spacing w:before="161" w:after="161" w:line="322" w:lineRule="exact"/>
+      <w:ind w:left="720" w:right="720" w:firstLine="0"/>
     </w:pPr>
   </w:style>
-  <w:style w:type="paragraph" w:customStyle="1" w:styleId="BodyTextPage">
-    <w:name w:val="Body Text Page"/>
+  <w:style w:type="paragraph" w:customStyle="1" w:styleId="XdQuoteFirst">
+    <w:name w:val="Xd Quote First"/>
+    <w:basedOn w:val="Normal"/>
+    <w:qFormat/>
+    <w:pPr>
+      <w:spacing w:before="161" w:after="161" w:line="322" w:lineRule="exact"/>
+      <w:ind w:left="720" w:right="720" w:firstLine="0"/>
+    </w:pPr>
+  </w:style>
+  <w:style w:type="paragraph" w:customStyle="1" w:styleId="XdQuoteLast">
+    <w:name w:val="Xd Quote Last"/>
+    <w:basedOn w:val="Normal"/>
+    <w:qFormat/>
+    <w:pPr>
+      <w:spacing w:before="161" w:after="161" w:line="322" w:lineRule="exact"/>
+      <w:ind w:left="720" w:right="720" w:firstLine="0"/>
+    </w:pPr>
+  </w:style>
+  <w:style w:type="paragraph" w:customStyle="1" w:styleId="XdQuoteOnly">
+    <w:name w:val="Xd Quote Only"/>
+    <w:basedOn w:val="Normal"/>
+    <w:qFormat/>
+    <w:pPr>
+      <w:spacing w:before="161" w:after="161" w:line="322" w:lineRule="exact"/>
+      <w:ind w:left="720" w:right="720" w:firstLine="0"/>
+    </w:pPr>
+  </w:style>
+  <w:style w:type="paragraph" w:customStyle="1" w:styleId="XdTail">
+    <w:name w:val="Xd Tail"/>
+    <w:basedOn w:val="Normal"/>
+    <w:qFormat/>
+    <w:pPr>
+      <w:spacing w:before="0" w:after="0" w:line="322" w:lineRule="exact"/>
+      <w:ind w:firstLine="0"/>
+    </w:pPr>
+  </w:style>
+  <w:style w:type="paragraph" w:customStyle="1" w:styleId="XdList1">
+    <w:name w:val="XdList 1"/>
+    <w:basedOn w:val="Normal"/>
+    <w:qFormat/>
+    <w:pPr>
+      <w:spacing w:before="0" w:after="0" w:line="644" w:lineRule="exact"/>
+      <w:ind w:left="720" w:hanging="720"/>
+    </w:pPr>
+  </w:style>
+  <w:style w:type="paragraph" w:customStyle="1" w:styleId="XdList2">
+    <w:name w:val="XdList 2"/>
+    <w:basedOn w:val="Normal"/>
+    <w:qFormat/>
+    <w:pPr>
+      <w:spacing w:before="0" w:after="0" w:line="644" w:lineRule="exact"/>
+      <w:ind w:left="1440" w:hanging="720"/>
+    </w:pPr>
+  </w:style>
+  <w:style w:type="paragraph" w:customStyle="1" w:styleId="XdList3">
+    <w:name w:val="XdList 3"/>
+    <w:basedOn w:val="Normal"/>
+    <w:qFormat/>
+    <w:pPr>
+      <w:spacing w:before="0" w:after="0" w:line="644" w:lineRule="exact"/>
+      <w:ind w:left="2160" w:hanging="720"/>
+    </w:pPr>
+  </w:style>
+  <w:style w:type="paragraph" w:customStyle="1" w:styleId="XdTailList1">
+    <w:name w:val="XdTailList 1"/>
+    <w:basedOn w:val="Normal"/>
+    <w:qFormat/>
+    <w:pPr>
+      <w:spacing w:before="0" w:after="0" w:line="322" w:lineRule="exact"/>
+      <w:ind w:left="720" w:hanging="720"/>
+    </w:pPr>
+  </w:style>
+  <w:style w:type="paragraph" w:customStyle="1" w:styleId="XdTailList2">
+    <w:name w:val="XdTailList 2"/>
+    <w:basedOn w:val="Normal"/>
+    <w:qFormat/>
+    <w:pPr>
+      <w:spacing w:before="0" w:after="0" w:line="322" w:lineRule="exact"/>
+      <w:ind w:left="1440" w:hanging="720"/>
+    </w:pPr>
+  </w:style>
+  <w:style w:type="paragraph" w:customStyle="1" w:styleId="XdTailList3">
+    <w:name w:val="XdTailList 3"/>
+    <w:basedOn w:val="Normal"/>
+    <w:qFormat/>
+    <w:pPr>
+      <w:spacing w:before="0" w:after="0" w:line="322" w:lineRule="exact"/>
+      <w:ind w:left="2160" w:hanging="720"/>
+    </w:pPr>
+  </w:style>
+  <w:style w:type="paragraph" w:customStyle="1" w:styleId="XdQuoteList1">
+    <w:name w:val="Xd Quote List 1"/>
+    <w:basedOn w:val="Normal"/>
+    <w:qFormat/>
+    <w:pPr>
+      <w:spacing w:before="0" w:after="0" w:line="322" w:lineRule="exact"/>
+      <w:ind w:left="1440" w:right="720" w:hanging="720"/>
+    </w:pPr>
+  </w:style>
+  <w:style w:type="paragraph" w:customStyle="1" w:styleId="XdQuoteList2">
+    <w:name w:val="Xd Quote List 2"/>
+    <w:basedOn w:val="Normal"/>
+    <w:qFormat/>
+    <w:pPr>
+      <w:spacing w:before="0" w:after="0" w:line="322" w:lineRule="exact"/>
+      <w:ind w:left="2160" w:right="720" w:hanging="720"/>
+    </w:pPr>
+  </w:style>
+  <w:style w:type="paragraph" w:customStyle="1" w:styleId="XdQuoteList3">
+    <w:name w:val="Xd Quote List 3"/>
+    <w:basedOn w:val="Normal"/>
+    <w:qFormat/>
+    <w:pPr>
+      <w:spacing w:before="0" w:after="0" w:line="322" w:lineRule="exact"/>
+      <w:ind w:left="2880" w:right="720" w:hanging="720"/>
+    </w:pPr>
+  </w:style>
+  <w:style w:type="paragraph" w:customStyle="1" w:styleId="XdList1">
+    <w:name w:val="XdList1"/>
     <w:basedOn w:val="BodyText"/>
     <w:qFormat/>
-    <w:pPr>
-      <w:pageBreakBefore/>
-    </w:pPr>
-  </w:style>
-  <w:style w:type="paragraph" w:customStyle="1" w:styleId="BodyTextNotePage">
-    <w:name w:val="Body Text Note Page"/>
-    <w:basedOn w:val="BodyTextNote"/>
-    <w:qFormat/>
-    <w:pPr>
-      <w:pageBreakBefore/>
-    </w:pPr>
   </w:style>
   <w:style w:type="paragraph" w:customStyle="1" w:styleId="SourceCode">
     <w:name w:val="Source Code"/>

--- a/courts/eleventh-circuit/georgia/state/court-of-appeals/motion-brief/usage/OUTPUT-motion-brief.docx
+++ b/courts/eleventh-circuit/georgia/state/court-of-appeals/motion-brief/usage/OUTPUT-motion-brief.docx
@@ -3744,7 +3744,7 @@
         <w:footnoteReference w:id="9"/>
       </w:r>
       <w:r>
-        <w:t xml:space="preserve">—⁠for the United States Senate runoff election. Given the fast-approaching election and the threat that the State’s appeal will imminently become moot, the State requests that the Court issue an emergency stay pending appeal. Each of the factors this Court examines before issuing a stay supports the State’s request.</w:t>
+        <w:t xml:space="preserve">—for the United States Senate runoff election. Given the fast-approaching election and the threat that the State’s appeal will imminently become moot, the State requests that the Court issue an emergency stay pending appeal. Each of the factors this Court examines before issuing a stay supports the State’s request.</w:t>
       </w:r>
       <w:r>
         <w:t xml:space="preserve"> </w:t>

--- a/courts/eleventh-circuit/georgia/state/court-of-appeals/motion-brief/usage/OUTPUT-motion-brief.docx
+++ b/courts/eleventh-circuit/georgia/state/court-of-appeals/motion-brief/usage/OUTPUT-motion-brief.docx
@@ -381,9 +381,7 @@
         <w:t xml:space="preserve"> </w:t>
       </w:r>
       <w:r>
-        <w:t xml:space="preserve">2022-CV</w:t>
-        <w:noBreakHyphen/>
-        <w:t xml:space="preserve">372734</w:t>
+        <w:t xml:space="preserve">2022-CV-⁠372734</w:t>
       </w:r>
     </w:p>
     <w:p>
@@ -914,9 +912,7 @@
               <w:t xml:space="preserve"> </w:t>
             </w:r>
             <w:r>
-              <w:t xml:space="preserve">458</w:t>
-              <w:noBreakHyphen/>
-              <w:t xml:space="preserve">3658,</w:t>
+              <w:t xml:space="preserve">458-⁠3658,</w:t>
             </w:r>
             <w:r>
               <w:t xml:space="preserve"> </w:t>
@@ -1180,9 +1176,7 @@
               <w:t xml:space="preserve"> </w:t>
             </w:r>
             <w:r>
-              <w:t xml:space="preserve">701</w:t>
-              <w:noBreakHyphen/>
-              <w:t xml:space="preserve">9381</w:t>
+              <w:t xml:space="preserve">701-⁠9381</w:t>
             </w:r>
           </w:p>
           <w:p>
@@ -3216,11 +3210,7 @@
         <w:t xml:space="preserve"> </w:t>
       </w:r>
       <w:r>
-        <w:t xml:space="preserve">21</w:t>
-        <w:noBreakHyphen/>
-        <w:t xml:space="preserve">2</w:t>
-        <w:noBreakHyphen/>
-        <w:t xml:space="preserve">385(d)⁠(1)</w:t>
+        <w:t xml:space="preserve">21-⁠2-⁠385(d)⁠(1)</w:t>
       </w:r>
       <w:r>
         <w:t xml:space="preserve">   </w:t>
@@ -3254,11 +3244,7 @@
         <w:t xml:space="preserve"> </w:t>
       </w:r>
       <w:r>
-        <w:t xml:space="preserve">21</w:t>
-        <w:noBreakHyphen/>
-        <w:t xml:space="preserve">2</w:t>
-        <w:noBreakHyphen/>
-        <w:t xml:space="preserve">501(a)</w:t>
+        <w:t xml:space="preserve">21-⁠2-⁠501(a)</w:t>
       </w:r>
       <w:r>
         <w:t xml:space="preserve">   </w:t>
@@ -3292,11 +3278,7 @@
         <w:t xml:space="preserve"> </w:t>
       </w:r>
       <w:r>
-        <w:t xml:space="preserve">5</w:t>
-        <w:noBreakHyphen/>
-        <w:t xml:space="preserve">6</w:t>
-        <w:noBreakHyphen/>
-        <w:t xml:space="preserve">34</w:t>
+        <w:t xml:space="preserve">5-⁠6-⁠34</w:t>
       </w:r>
       <w:r>
         <w:t xml:space="preserve">   </w:t>
@@ -3330,11 +3312,7 @@
         <w:t xml:space="preserve"> </w:t>
       </w:r>
       <w:r>
-        <w:t xml:space="preserve">9</w:t>
-        <w:noBreakHyphen/>
-        <w:t xml:space="preserve">4</w:t>
-        <w:noBreakHyphen/>
-        <w:t xml:space="preserve">2</w:t>
+        <w:t xml:space="preserve">9-⁠4-⁠2</w:t>
       </w:r>
       <w:r>
         <w:t xml:space="preserve">   </w:t>
@@ -3368,11 +3346,7 @@
         <w:t xml:space="preserve"> </w:t>
       </w:r>
       <w:r>
-        <w:t xml:space="preserve">9</w:t>
-        <w:noBreakHyphen/>
-        <w:t xml:space="preserve">4</w:t>
-        <w:noBreakHyphen/>
-        <w:t xml:space="preserve">5</w:t>
+        <w:t xml:space="preserve">9-⁠4-⁠5</w:t>
       </w:r>
       <w:r>
         <w:t xml:space="preserve">   </w:t>
@@ -3406,11 +3380,7 @@
         <w:t xml:space="preserve"> </w:t>
       </w:r>
       <w:r>
-        <w:t xml:space="preserve">21</w:t>
-        <w:noBreakHyphen/>
-        <w:t xml:space="preserve">2</w:t>
-        <w:noBreakHyphen/>
-        <w:t xml:space="preserve">2</w:t>
+        <w:t xml:space="preserve">21-⁠2-⁠2</w:t>
       </w:r>
       <w:r>
         <w:t xml:space="preserve">   </w:t>
@@ -4033,19 +4003,7 @@
         <w:t xml:space="preserve"> </w:t>
       </w:r>
       <w:r>
-        <w:t xml:space="preserve">(shortening the runoff time); 21</w:t>
-      </w:r>
-      <w:r>
-        <w:noBreakHyphen/>
-      </w:r>
-      <w:r>
-        <w:t xml:space="preserve">2</w:t>
-      </w:r>
-      <w:r>
-        <w:noBreakHyphen/>
-      </w:r>
-      <w:r>
-        <w:t xml:space="preserve">385(d)⁠(1)</w:t>
+        <w:t xml:space="preserve">(shortening the runoff time); 21-⁠2-⁠385(d)⁠(1)</w:t>
       </w:r>
       <w:r>
         <w:t xml:space="preserve"> </w:t>
@@ -4127,19 +4085,7 @@
         <w:t xml:space="preserve"> </w:t>
       </w:r>
       <w:r>
-        <w:t xml:space="preserve">The guidance further advised that advance voting “cannot occur on … Saturday, November 26th” because it “is prohibited by O.C.G.A. 21</w:t>
-      </w:r>
-      <w:r>
-        <w:noBreakHyphen/>
-      </w:r>
-      <w:r>
-        <w:t xml:space="preserve">2</w:t>
-      </w:r>
-      <w:r>
-        <w:noBreakHyphen/>
-      </w:r>
-      <w:r>
-        <w:t xml:space="preserve">385(d)⁠(1),</w:t>
+        <w:t xml:space="preserve">The guidance further advised that advance voting “cannot occur on … Saturday, November 26th” because it “is prohibited by O.C.G.A. 21-⁠2-⁠385(d)⁠(1),</w:t>
       </w:r>
       <w:r>
         <w:t xml:space="preserve"> </w:t>
@@ -4175,19 +4121,7 @@
         <w:t xml:space="preserve"> </w:t>
       </w:r>
       <w:r>
-        <w:noBreakHyphen/>
-      </w:r>
-      <w:r>
-        <w:t xml:space="preserve">4,</w:t>
-      </w:r>
-      <w:r>
-        <w:t xml:space="preserve"> </w:t>
-      </w:r>
-      <w:r>
-        <w:noBreakHyphen/>
-      </w:r>
-      <w:r>
-        <w:t xml:space="preserve">5), the lawsuit seeks a declaration that counties may hold advance voting on November 26, 2022, and an injunction prohibiting the State from interfering with counties who choose to do so. Plaintiffs also filed separate motions for (1) Temporary Restraining Order and/​or Interlocutory Injunction and (2) Expedited Hearing on the TRO Motion. Despite not being served, the State agreed to appear at a hearing on the TRO Motion, but it did not waive service, nor did it waive sovereign immunity.</w:t>
+        <w:t xml:space="preserve">-⁠4, -⁠5), the lawsuit seeks a declaration that counties may hold advance voting on November 26, 2022, and an injunction prohibiting the State from interfering with counties who choose to do so. Plaintiffs also filed separate motions for (1) Temporary Restraining Order and/​or Interlocutory Injunction and (2) Expedited Hearing on the TRO Motion. Despite not being served, the State agreed to appear at a hearing on the TRO Motion, but it did not waive service, nor did it waive sovereign immunity.</w:t>
       </w:r>
       <w:r>
         <w:rPr>
@@ -5829,9 +5763,7 @@
               <w:t xml:space="preserve"> </w:t>
             </w:r>
             <w:r>
-              <w:t xml:space="preserve">701</w:t>
-              <w:noBreakHyphen/>
-              <w:t xml:space="preserve">9381</w:t>
+              <w:t xml:space="preserve">701-⁠9381</w:t>
             </w:r>
           </w:p>
           <w:p>
@@ -6584,9 +6516,7 @@
               <w:t xml:space="preserve"> </w:t>
             </w:r>
             <w:r>
-              <w:t xml:space="preserve">888</w:t>
-              <w:noBreakHyphen/>
-              <w:t xml:space="preserve">9700</w:t>
+              <w:t xml:space="preserve">888-⁠9700</w:t>
             </w:r>
           </w:p>
           <w:p>
@@ -6847,9 +6777,7 @@
               <w:t xml:space="preserve"> </w:t>
             </w:r>
             <w:r>
-              <w:t xml:space="preserve">968</w:t>
-              <w:noBreakHyphen/>
-              <w:t xml:space="preserve">4490</w:t>
+              <w:t xml:space="preserve">968-⁠4490</w:t>
             </w:r>
           </w:p>
           <w:p>
@@ -7066,9 +6994,7 @@
               <w:t xml:space="preserve"> </w:t>
             </w:r>
             <w:r>
-              <w:t xml:space="preserve">35203</w:t>
-              <w:noBreakHyphen/>
-              <w:t xml:space="preserve">2119</w:t>
+              <w:t xml:space="preserve">35203-⁠2119</w:t>
             </w:r>
           </w:p>
           <w:p>
@@ -7090,9 +7016,7 @@
               <w:t xml:space="preserve"> </w:t>
             </w:r>
             <w:r>
-              <w:t xml:space="preserve">521</w:t>
-              <w:noBreakHyphen/>
-              <w:t xml:space="preserve">8000</w:t>
+              <w:t xml:space="preserve">521-⁠8000</w:t>
             </w:r>
           </w:p>
           <w:p>
@@ -8088,7 +8012,7 @@
     <w:qFormat/>
     <w:pPr>
       <w:keepLines/>
-      <w:spacing w:before="0" w:after="161" w:line="322" w:lineRule="exact"/>
+      <w:spacing w:before="21" w:after="161" w:line="322" w:lineRule="exact"/>
     </w:pPr>
     <w:rPr>
       <w:sz w:val="28"/>
